--- a/Отчетность/Отчет.docx
+++ b/Отчетность/Отчет.docx
@@ -9,7 +9,8 @@
           <w:rFonts w:ascii="Times New Roman" w:hAnsi="Times New Roman"/>
           <w:snapToGrid w:val="0"/>
           <w:color w:val="000000" w:themeColor="text1"/>
-          <w:lang w:val="en-US"/>
+          <w:sz w:val="28"/>
+          <w:szCs w:val="28"/>
         </w:rPr>
       </w:pPr>
       <w:bookmarkStart w:id="0" w:name="_Toc96692011"/>
@@ -19,6 +20,8 @@
           <w:rFonts w:ascii="Times New Roman" w:hAnsi="Times New Roman"/>
           <w:snapToGrid w:val="0"/>
           <w:color w:val="000000" w:themeColor="text1"/>
+          <w:sz w:val="28"/>
+          <w:szCs w:val="28"/>
         </w:rPr>
         <w:t>09.02.07    ПР-24</w:t>
       </w:r>
@@ -30,7 +33,8 @@
           <w:rFonts w:ascii="Times New Roman" w:hAnsi="Times New Roman"/>
           <w:snapToGrid w:val="0"/>
           <w:color w:val="000000" w:themeColor="text1"/>
-          <w:lang w:val="en-US"/>
+          <w:sz w:val="24"/>
+          <w:szCs w:val="24"/>
         </w:rPr>
       </w:pPr>
     </w:p>
@@ -41,7 +45,8 @@
           <w:rFonts w:ascii="Times New Roman" w:hAnsi="Times New Roman"/>
           <w:snapToGrid w:val="0"/>
           <w:color w:val="000000" w:themeColor="text1"/>
-          <w:lang w:val="en-US"/>
+          <w:sz w:val="24"/>
+          <w:szCs w:val="24"/>
         </w:rPr>
       </w:pPr>
     </w:p>
@@ -52,7 +57,8 @@
           <w:rFonts w:ascii="Times New Roman" w:hAnsi="Times New Roman"/>
           <w:snapToGrid w:val="0"/>
           <w:color w:val="000000" w:themeColor="text1"/>
-          <w:lang w:val="en-US"/>
+          <w:sz w:val="24"/>
+          <w:szCs w:val="24"/>
         </w:rPr>
       </w:pPr>
     </w:p>
@@ -63,7 +69,8 @@
           <w:rFonts w:ascii="Times New Roman" w:hAnsi="Times New Roman"/>
           <w:snapToGrid w:val="0"/>
           <w:color w:val="000000" w:themeColor="text1"/>
-          <w:lang w:val="en-US"/>
+          <w:sz w:val="24"/>
+          <w:szCs w:val="24"/>
         </w:rPr>
       </w:pPr>
     </w:p>
@@ -74,7 +81,8 @@
           <w:rFonts w:ascii="Times New Roman" w:hAnsi="Times New Roman"/>
           <w:snapToGrid w:val="0"/>
           <w:color w:val="000000" w:themeColor="text1"/>
-          <w:lang w:val="en-US"/>
+          <w:sz w:val="24"/>
+          <w:szCs w:val="24"/>
         </w:rPr>
       </w:pPr>
     </w:p>
@@ -85,7 +93,8 @@
           <w:rFonts w:ascii="Times New Roman" w:hAnsi="Times New Roman"/>
           <w:snapToGrid w:val="0"/>
           <w:color w:val="000000" w:themeColor="text1"/>
-          <w:lang w:val="en-US"/>
+          <w:sz w:val="24"/>
+          <w:szCs w:val="24"/>
         </w:rPr>
       </w:pPr>
     </w:p>
@@ -96,7 +105,8 @@
           <w:rFonts w:ascii="Times New Roman" w:hAnsi="Times New Roman"/>
           <w:snapToGrid w:val="0"/>
           <w:color w:val="000000" w:themeColor="text1"/>
-          <w:lang w:val="en-US"/>
+          <w:sz w:val="24"/>
+          <w:szCs w:val="24"/>
         </w:rPr>
       </w:pPr>
     </w:p>
@@ -107,7 +117,8 @@
           <w:rFonts w:ascii="Times New Roman" w:hAnsi="Times New Roman"/>
           <w:snapToGrid w:val="0"/>
           <w:color w:val="000000" w:themeColor="text1"/>
-          <w:lang w:val="en-US"/>
+          <w:sz w:val="24"/>
+          <w:szCs w:val="24"/>
         </w:rPr>
       </w:pPr>
     </w:p>
@@ -118,7 +129,8 @@
           <w:rFonts w:ascii="Times New Roman" w:hAnsi="Times New Roman"/>
           <w:snapToGrid w:val="0"/>
           <w:color w:val="000000" w:themeColor="text1"/>
-          <w:lang w:val="en-US"/>
+          <w:sz w:val="24"/>
+          <w:szCs w:val="24"/>
         </w:rPr>
       </w:pPr>
     </w:p>
@@ -129,7 +141,8 @@
           <w:rFonts w:ascii="Times New Roman" w:hAnsi="Times New Roman"/>
           <w:snapToGrid w:val="0"/>
           <w:color w:val="000000" w:themeColor="text1"/>
-          <w:lang w:val="en-US"/>
+          <w:sz w:val="24"/>
+          <w:szCs w:val="24"/>
         </w:rPr>
       </w:pPr>
     </w:p>
@@ -140,7 +153,8 @@
           <w:rFonts w:ascii="Times New Roman" w:hAnsi="Times New Roman"/>
           <w:snapToGrid w:val="0"/>
           <w:color w:val="000000" w:themeColor="text1"/>
-          <w:lang w:val="en-US"/>
+          <w:sz w:val="24"/>
+          <w:szCs w:val="24"/>
         </w:rPr>
       </w:pPr>
     </w:p>
@@ -151,7 +165,8 @@
           <w:rFonts w:ascii="Times New Roman" w:hAnsi="Times New Roman"/>
           <w:snapToGrid w:val="0"/>
           <w:color w:val="000000" w:themeColor="text1"/>
-          <w:lang w:val="en-US"/>
+          <w:sz w:val="24"/>
+          <w:szCs w:val="24"/>
         </w:rPr>
       </w:pPr>
     </w:p>
@@ -162,7 +177,8 @@
           <w:rFonts w:ascii="Times New Roman" w:hAnsi="Times New Roman"/>
           <w:snapToGrid w:val="0"/>
           <w:color w:val="000000" w:themeColor="text1"/>
-          <w:lang w:val="en-US"/>
+          <w:sz w:val="24"/>
+          <w:szCs w:val="24"/>
         </w:rPr>
       </w:pPr>
     </w:p>
@@ -173,7 +189,8 @@
           <w:rFonts w:ascii="Times New Roman" w:hAnsi="Times New Roman"/>
           <w:snapToGrid w:val="0"/>
           <w:color w:val="000000" w:themeColor="text1"/>
-          <w:lang w:val="en-US"/>
+          <w:sz w:val="24"/>
+          <w:szCs w:val="24"/>
         </w:rPr>
       </w:pPr>
     </w:p>
@@ -184,7 +201,8 @@
           <w:rFonts w:ascii="Times New Roman" w:hAnsi="Times New Roman"/>
           <w:snapToGrid w:val="0"/>
           <w:color w:val="000000" w:themeColor="text1"/>
-          <w:lang w:val="en-US"/>
+          <w:sz w:val="24"/>
+          <w:szCs w:val="24"/>
         </w:rPr>
       </w:pPr>
     </w:p>
@@ -195,7 +213,8 @@
           <w:rFonts w:ascii="Times New Roman" w:hAnsi="Times New Roman"/>
           <w:snapToGrid w:val="0"/>
           <w:color w:val="000000" w:themeColor="text1"/>
-          <w:lang w:val="en-US"/>
+          <w:sz w:val="24"/>
+          <w:szCs w:val="24"/>
         </w:rPr>
       </w:pPr>
     </w:p>
@@ -208,8 +227,8 @@
           <w:b/>
           <w:snapToGrid w:val="0"/>
           <w:color w:val="000000" w:themeColor="text1"/>
-          <w:sz w:val="32"/>
-          <w:szCs w:val="32"/>
+          <w:sz w:val="24"/>
+          <w:szCs w:val="24"/>
         </w:rPr>
       </w:pPr>
       <w:r>
@@ -218,8 +237,8 @@
           <w:b/>
           <w:snapToGrid w:val="0"/>
           <w:color w:val="000000" w:themeColor="text1"/>
-          <w:sz w:val="32"/>
-          <w:szCs w:val="32"/>
+          <w:sz w:val="24"/>
+          <w:szCs w:val="24"/>
         </w:rPr>
         <w:t>ОТЧЕТ ПО УЧЕБНОЙ ПРАКТИКЕ</w:t>
       </w:r>
@@ -233,8 +252,8 @@
           <w:b/>
           <w:snapToGrid w:val="0"/>
           <w:color w:val="000000" w:themeColor="text1"/>
-          <w:sz w:val="32"/>
-          <w:szCs w:val="32"/>
+          <w:sz w:val="24"/>
+          <w:szCs w:val="24"/>
         </w:rPr>
       </w:pPr>
       <w:r>
@@ -243,8 +262,8 @@
           <w:b/>
           <w:snapToGrid w:val="0"/>
           <w:color w:val="000000" w:themeColor="text1"/>
-          <w:sz w:val="32"/>
-          <w:szCs w:val="32"/>
+          <w:sz w:val="24"/>
+          <w:szCs w:val="24"/>
         </w:rPr>
         <w:t>УП.02.01 Ролевая игра «Проектная группа»</w:t>
       </w:r>
@@ -258,8 +277,8 @@
           <w:b/>
           <w:snapToGrid w:val="0"/>
           <w:color w:val="000000" w:themeColor="text1"/>
-          <w:sz w:val="32"/>
-          <w:szCs w:val="32"/>
+          <w:sz w:val="24"/>
+          <w:szCs w:val="24"/>
         </w:rPr>
       </w:pPr>
       <w:r>
@@ -268,8 +287,8 @@
           <w:b/>
           <w:snapToGrid w:val="0"/>
           <w:color w:val="000000" w:themeColor="text1"/>
-          <w:sz w:val="32"/>
-          <w:szCs w:val="32"/>
+          <w:sz w:val="24"/>
+          <w:szCs w:val="24"/>
         </w:rPr>
         <w:t>профессионального модуля</w:t>
       </w:r>
@@ -282,8 +301,8 @@
           <w:rFonts w:ascii="Times New Roman" w:hAnsi="Times New Roman"/>
           <w:snapToGrid w:val="0"/>
           <w:color w:val="000000" w:themeColor="text1"/>
-          <w:sz w:val="32"/>
-          <w:szCs w:val="32"/>
+          <w:sz w:val="24"/>
+          <w:szCs w:val="24"/>
         </w:rPr>
       </w:pPr>
       <w:r>
@@ -292,8 +311,8 @@
           <w:b/>
           <w:snapToGrid w:val="0"/>
           <w:color w:val="000000" w:themeColor="text1"/>
-          <w:sz w:val="32"/>
-          <w:szCs w:val="32"/>
+          <w:sz w:val="24"/>
+          <w:szCs w:val="24"/>
         </w:rPr>
         <w:t>ПМ.02 Осуществление интеграции программных модулей</w:t>
       </w:r>
@@ -307,6 +326,8 @@
           <w:b/>
           <w:snapToGrid w:val="0"/>
           <w:color w:val="000000" w:themeColor="text1"/>
+          <w:sz w:val="24"/>
+          <w:szCs w:val="24"/>
         </w:rPr>
       </w:pPr>
     </w:p>
@@ -319,6 +340,8 @@
           <w:b/>
           <w:snapToGrid w:val="0"/>
           <w:color w:val="000000" w:themeColor="text1"/>
+          <w:sz w:val="24"/>
+          <w:szCs w:val="24"/>
         </w:rPr>
       </w:pPr>
     </w:p>
@@ -331,6 +354,8 @@
           <w:b/>
           <w:snapToGrid w:val="0"/>
           <w:color w:val="000000" w:themeColor="text1"/>
+          <w:sz w:val="24"/>
+          <w:szCs w:val="24"/>
         </w:rPr>
       </w:pPr>
     </w:p>
@@ -343,6 +368,8 @@
           <w:b/>
           <w:snapToGrid w:val="0"/>
           <w:color w:val="000000" w:themeColor="text1"/>
+          <w:sz w:val="24"/>
+          <w:szCs w:val="24"/>
         </w:rPr>
       </w:pPr>
     </w:p>
@@ -355,6 +382,8 @@
           <w:b/>
           <w:snapToGrid w:val="0"/>
           <w:color w:val="000000" w:themeColor="text1"/>
+          <w:sz w:val="24"/>
+          <w:szCs w:val="24"/>
         </w:rPr>
       </w:pPr>
     </w:p>
@@ -367,6 +396,8 @@
           <w:b/>
           <w:snapToGrid w:val="0"/>
           <w:color w:val="000000" w:themeColor="text1"/>
+          <w:sz w:val="24"/>
+          <w:szCs w:val="24"/>
         </w:rPr>
       </w:pPr>
     </w:p>
@@ -379,6 +410,8 @@
           <w:b/>
           <w:snapToGrid w:val="0"/>
           <w:color w:val="000000" w:themeColor="text1"/>
+          <w:sz w:val="24"/>
+          <w:szCs w:val="24"/>
         </w:rPr>
       </w:pPr>
     </w:p>
@@ -391,6 +424,8 @@
           <w:b/>
           <w:snapToGrid w:val="0"/>
           <w:color w:val="000000" w:themeColor="text1"/>
+          <w:sz w:val="24"/>
+          <w:szCs w:val="24"/>
         </w:rPr>
       </w:pPr>
     </w:p>
@@ -403,6 +438,8 @@
           <w:b/>
           <w:snapToGrid w:val="0"/>
           <w:color w:val="000000" w:themeColor="text1"/>
+          <w:sz w:val="24"/>
+          <w:szCs w:val="24"/>
         </w:rPr>
       </w:pPr>
     </w:p>
@@ -415,6 +452,8 @@
           <w:b/>
           <w:snapToGrid w:val="0"/>
           <w:color w:val="000000" w:themeColor="text1"/>
+          <w:sz w:val="24"/>
+          <w:szCs w:val="24"/>
         </w:rPr>
       </w:pPr>
     </w:p>
@@ -427,30 +466,29 @@
           <w:b/>
           <w:snapToGrid w:val="0"/>
           <w:color w:val="000000" w:themeColor="text1"/>
-          <w:sz w:val="28"/>
-          <w:szCs w:val="28"/>
+          <w:sz w:val="24"/>
+          <w:szCs w:val="24"/>
         </w:rPr>
       </w:pPr>
     </w:p>
     <w:tbl>
       <w:tblPr>
-        <w:tblW w:w="0" w:type="auto"/>
-        <w:tblInd w:w="-1619" w:type="dxa"/>
+        <w:tblW w:w="9476" w:type="dxa"/>
         <w:tblLook w:val="04A0" w:firstRow="1" w:lastRow="0" w:firstColumn="1" w:lastColumn="0" w:noHBand="0" w:noVBand="1"/>
       </w:tblPr>
       <w:tblGrid>
-        <w:gridCol w:w="2118"/>
-        <w:gridCol w:w="2245"/>
-        <w:gridCol w:w="777"/>
-        <w:gridCol w:w="1907"/>
+        <w:gridCol w:w="2848"/>
+        <w:gridCol w:w="3019"/>
+        <w:gridCol w:w="1045"/>
+        <w:gridCol w:w="2564"/>
       </w:tblGrid>
       <w:tr>
         <w:trPr>
-          <w:trHeight w:val="1650"/>
+          <w:trHeight w:val="1763"/>
         </w:trPr>
         <w:tc>
           <w:tcPr>
-            <w:tcW w:w="2118" w:type="dxa"/>
+            <w:tcW w:w="2848" w:type="dxa"/>
             <w:hideMark/>
           </w:tcPr>
           <w:p>
@@ -462,8 +500,8 @@
                 <w:b/>
                 <w:snapToGrid w:val="0"/>
                 <w:color w:val="000000" w:themeColor="text1"/>
-                <w:sz w:val="28"/>
-                <w:szCs w:val="28"/>
+                <w:sz w:val="24"/>
+                <w:szCs w:val="24"/>
               </w:rPr>
             </w:pPr>
             <w:r>
@@ -472,8 +510,8 @@
                 <w:b/>
                 <w:snapToGrid w:val="0"/>
                 <w:color w:val="000000" w:themeColor="text1"/>
-                <w:sz w:val="28"/>
-                <w:szCs w:val="28"/>
+                <w:sz w:val="24"/>
+                <w:szCs w:val="24"/>
               </w:rPr>
               <w:t>Практиканты</w:t>
             </w:r>
@@ -481,113 +519,26 @@
         </w:tc>
         <w:tc>
           <w:tcPr>
-            <w:tcW w:w="2245" w:type="dxa"/>
+            <w:tcW w:w="3019" w:type="dxa"/>
           </w:tcPr>
           <w:p>
             <w:pPr>
               <w:spacing w:after="0" w:line="240" w:lineRule="auto"/>
-              <w:jc w:val="right"/>
+              <w:jc w:val="center"/>
               <w:rPr>
                 <w:rFonts w:ascii="Times New Roman" w:hAnsi="Times New Roman"/>
                 <w:b/>
                 <w:snapToGrid w:val="0"/>
                 <w:color w:val="000000" w:themeColor="text1"/>
-                <w:sz w:val="28"/>
-                <w:szCs w:val="28"/>
-              </w:rPr>
-            </w:pPr>
-            <w:r>
-              <w:rPr>
-                <w:rFonts w:ascii="Times New Roman" w:hAnsi="Times New Roman"/>
-                <w:b/>
-                <w:snapToGrid w:val="0"/>
-                <w:color w:val="000000" w:themeColor="text1"/>
-                <w:sz w:val="28"/>
-                <w:szCs w:val="28"/>
-              </w:rPr>
-              <w:t>Цуканов В.</w:t>
-            </w:r>
-          </w:p>
-          <w:p>
-            <w:pPr>
-              <w:spacing w:after="0" w:line="240" w:lineRule="auto"/>
-              <w:jc w:val="center"/>
-              <w:rPr>
-                <w:rFonts w:ascii="Times New Roman" w:hAnsi="Times New Roman"/>
-                <w:b/>
-                <w:snapToGrid w:val="0"/>
-                <w:color w:val="000000" w:themeColor="text1"/>
-                <w:sz w:val="28"/>
-                <w:szCs w:val="28"/>
-              </w:rPr>
-            </w:pPr>
-            <w:proofErr w:type="spellStart"/>
-            <w:r>
-              <w:rPr>
-                <w:rFonts w:ascii="Times New Roman" w:hAnsi="Times New Roman"/>
-                <w:b/>
-                <w:snapToGrid w:val="0"/>
-                <w:color w:val="000000" w:themeColor="text1"/>
-                <w:sz w:val="28"/>
-                <w:szCs w:val="28"/>
-              </w:rPr>
-              <w:t>Шелудков</w:t>
-            </w:r>
-            <w:proofErr w:type="spellEnd"/>
-            <w:r>
-              <w:rPr>
-                <w:rFonts w:ascii="Times New Roman" w:hAnsi="Times New Roman"/>
-                <w:b/>
-                <w:snapToGrid w:val="0"/>
-                <w:color w:val="000000" w:themeColor="text1"/>
-                <w:sz w:val="28"/>
-                <w:szCs w:val="28"/>
-              </w:rPr>
-              <w:t xml:space="preserve"> С.С.</w:t>
-            </w:r>
-          </w:p>
-          <w:p>
-            <w:pPr>
-              <w:spacing w:after="0" w:line="240" w:lineRule="auto"/>
-              <w:jc w:val="center"/>
-              <w:rPr>
-                <w:rFonts w:ascii="Times New Roman" w:hAnsi="Times New Roman"/>
-                <w:b/>
-                <w:snapToGrid w:val="0"/>
-                <w:color w:val="000000" w:themeColor="text1"/>
-                <w:sz w:val="28"/>
-                <w:szCs w:val="28"/>
-              </w:rPr>
-            </w:pPr>
-            <w:proofErr w:type="spellStart"/>
-            <w:r>
-              <w:rPr>
-                <w:rFonts w:ascii="Times New Roman" w:hAnsi="Times New Roman"/>
-                <w:b/>
-                <w:snapToGrid w:val="0"/>
-                <w:color w:val="000000" w:themeColor="text1"/>
-                <w:sz w:val="28"/>
-                <w:szCs w:val="28"/>
-              </w:rPr>
-              <w:t>Цибулський</w:t>
-            </w:r>
-            <w:proofErr w:type="spellEnd"/>
-            <w:r>
-              <w:rPr>
-                <w:rFonts w:ascii="Times New Roman" w:hAnsi="Times New Roman"/>
-                <w:b/>
-                <w:snapToGrid w:val="0"/>
-                <w:color w:val="000000" w:themeColor="text1"/>
-                <w:sz w:val="28"/>
-                <w:szCs w:val="28"/>
-              </w:rPr>
-              <w:t xml:space="preserve"> А.А.</w:t>
-            </w:r>
+                <w:sz w:val="24"/>
+                <w:szCs w:val="24"/>
+              </w:rPr>
+            </w:pPr>
           </w:p>
         </w:tc>
         <w:tc>
           <w:tcPr>
-            <w:tcW w:w="777" w:type="dxa"/>
+            <w:tcW w:w="1045" w:type="dxa"/>
           </w:tcPr>
           <w:p>
             <w:pPr>
@@ -598,16 +549,111 @@
                 <w:b/>
                 <w:snapToGrid w:val="0"/>
                 <w:color w:val="000000" w:themeColor="text1"/>
-                <w:sz w:val="28"/>
-                <w:szCs w:val="28"/>
+                <w:sz w:val="24"/>
+                <w:szCs w:val="24"/>
               </w:rPr>
             </w:pPr>
           </w:p>
         </w:tc>
         <w:tc>
           <w:tcPr>
-            <w:tcW w:w="1907" w:type="dxa"/>
+            <w:tcW w:w="2564" w:type="dxa"/>
           </w:tcPr>
+          <w:p>
+            <w:pPr>
+              <w:spacing w:after="0" w:line="240" w:lineRule="auto"/>
+              <w:rPr>
+                <w:rFonts w:ascii="Times New Roman" w:hAnsi="Times New Roman"/>
+                <w:b/>
+                <w:snapToGrid w:val="0"/>
+                <w:color w:val="000000" w:themeColor="text1"/>
+                <w:sz w:val="24"/>
+                <w:szCs w:val="24"/>
+              </w:rPr>
+            </w:pPr>
+            <w:r>
+              <w:rPr>
+                <w:rFonts w:ascii="Times New Roman" w:hAnsi="Times New Roman"/>
+                <w:b/>
+                <w:snapToGrid w:val="0"/>
+                <w:color w:val="000000" w:themeColor="text1"/>
+                <w:sz w:val="24"/>
+                <w:szCs w:val="24"/>
+              </w:rPr>
+              <w:t xml:space="preserve">        </w:t>
+            </w:r>
+            <w:r>
+              <w:rPr>
+                <w:rFonts w:ascii="Times New Roman" w:hAnsi="Times New Roman"/>
+                <w:b/>
+                <w:snapToGrid w:val="0"/>
+                <w:color w:val="000000" w:themeColor="text1"/>
+                <w:sz w:val="24"/>
+                <w:szCs w:val="24"/>
+              </w:rPr>
+              <w:t>Цуканов В.</w:t>
+            </w:r>
+            <w:r>
+              <w:rPr>
+                <w:rFonts w:ascii="Times New Roman" w:hAnsi="Times New Roman"/>
+                <w:b/>
+                <w:snapToGrid w:val="0"/>
+                <w:color w:val="000000" w:themeColor="text1"/>
+                <w:sz w:val="24"/>
+                <w:szCs w:val="24"/>
+              </w:rPr>
+              <w:t>А.</w:t>
+            </w:r>
+          </w:p>
+          <w:p>
+            <w:pPr>
+              <w:spacing w:after="0" w:line="240" w:lineRule="auto"/>
+              <w:jc w:val="center"/>
+              <w:rPr>
+                <w:rFonts w:ascii="Times New Roman" w:hAnsi="Times New Roman"/>
+                <w:b/>
+                <w:snapToGrid w:val="0"/>
+                <w:color w:val="000000" w:themeColor="text1"/>
+                <w:sz w:val="24"/>
+                <w:szCs w:val="24"/>
+              </w:rPr>
+            </w:pPr>
+            <w:r>
+              <w:rPr>
+                <w:rFonts w:ascii="Times New Roman" w:hAnsi="Times New Roman"/>
+                <w:b/>
+                <w:snapToGrid w:val="0"/>
+                <w:color w:val="000000" w:themeColor="text1"/>
+                <w:sz w:val="24"/>
+                <w:szCs w:val="24"/>
+              </w:rPr>
+              <w:t xml:space="preserve">    </w:t>
+            </w:r>
+            <w:proofErr w:type="spellStart"/>
+            <w:r>
+              <w:rPr>
+                <w:rFonts w:ascii="Times New Roman" w:hAnsi="Times New Roman"/>
+                <w:b/>
+                <w:snapToGrid w:val="0"/>
+                <w:color w:val="000000" w:themeColor="text1"/>
+                <w:sz w:val="24"/>
+                <w:szCs w:val="24"/>
+              </w:rPr>
+              <w:t>Шелудков</w:t>
+            </w:r>
+            <w:proofErr w:type="spellEnd"/>
+            <w:r>
+              <w:rPr>
+                <w:rFonts w:ascii="Times New Roman" w:hAnsi="Times New Roman"/>
+                <w:b/>
+                <w:snapToGrid w:val="0"/>
+                <w:color w:val="000000" w:themeColor="text1"/>
+                <w:sz w:val="24"/>
+                <w:szCs w:val="24"/>
+              </w:rPr>
+              <w:t xml:space="preserve"> С.С.</w:t>
+            </w:r>
+          </w:p>
           <w:p>
             <w:pPr>
               <w:spacing w:after="0" w:line="240" w:lineRule="auto"/>
@@ -617,20 +663,44 @@
                 <w:b/>
                 <w:snapToGrid w:val="0"/>
                 <w:color w:val="000000" w:themeColor="text1"/>
-                <w:sz w:val="28"/>
-                <w:szCs w:val="28"/>
-              </w:rPr>
-            </w:pPr>
+                <w:sz w:val="24"/>
+                <w:szCs w:val="24"/>
+              </w:rPr>
+            </w:pPr>
+            <w:proofErr w:type="spellStart"/>
+            <w:r>
+              <w:rPr>
+                <w:rFonts w:ascii="Times New Roman" w:hAnsi="Times New Roman"/>
+                <w:b/>
+                <w:snapToGrid w:val="0"/>
+                <w:color w:val="000000" w:themeColor="text1"/>
+                <w:sz w:val="24"/>
+                <w:szCs w:val="24"/>
+              </w:rPr>
+              <w:t>Цибулський</w:t>
+            </w:r>
+            <w:proofErr w:type="spellEnd"/>
+            <w:r>
+              <w:rPr>
+                <w:rFonts w:ascii="Times New Roman" w:hAnsi="Times New Roman"/>
+                <w:b/>
+                <w:snapToGrid w:val="0"/>
+                <w:color w:val="000000" w:themeColor="text1"/>
+                <w:sz w:val="24"/>
+                <w:szCs w:val="24"/>
+              </w:rPr>
+              <w:t xml:space="preserve"> А.А.</w:t>
+            </w:r>
           </w:p>
         </w:tc>
       </w:tr>
       <w:tr>
         <w:trPr>
-          <w:trHeight w:val="1227"/>
+          <w:trHeight w:val="1311"/>
         </w:trPr>
         <w:tc>
           <w:tcPr>
-            <w:tcW w:w="2118" w:type="dxa"/>
+            <w:tcW w:w="2848" w:type="dxa"/>
             <w:hideMark/>
           </w:tcPr>
           <w:p>
@@ -642,8 +712,8 @@
                 <w:b/>
                 <w:snapToGrid w:val="0"/>
                 <w:color w:val="000000" w:themeColor="text1"/>
-                <w:sz w:val="28"/>
-                <w:szCs w:val="28"/>
+                <w:sz w:val="24"/>
+                <w:szCs w:val="24"/>
               </w:rPr>
             </w:pPr>
             <w:r>
@@ -652,8 +722,8 @@
                 <w:b/>
                 <w:snapToGrid w:val="0"/>
                 <w:color w:val="000000" w:themeColor="text1"/>
-                <w:sz w:val="28"/>
-                <w:szCs w:val="28"/>
+                <w:sz w:val="24"/>
+                <w:szCs w:val="24"/>
               </w:rPr>
               <w:t>Руководители практики</w:t>
             </w:r>
@@ -661,7 +731,7 @@
         </w:tc>
         <w:tc>
           <w:tcPr>
-            <w:tcW w:w="2245" w:type="dxa"/>
+            <w:tcW w:w="3019" w:type="dxa"/>
           </w:tcPr>
           <w:p>
             <w:pPr>
@@ -672,26 +742,15 @@
                 <w:b/>
                 <w:snapToGrid w:val="0"/>
                 <w:color w:val="000000" w:themeColor="text1"/>
-                <w:sz w:val="28"/>
-                <w:szCs w:val="28"/>
-              </w:rPr>
-            </w:pPr>
-            <w:r>
-              <w:rPr>
-                <w:rFonts w:ascii="Times New Roman" w:hAnsi="Times New Roman"/>
-                <w:b/>
-                <w:snapToGrid w:val="0"/>
-                <w:color w:val="000000" w:themeColor="text1"/>
-                <w:sz w:val="28"/>
-                <w:szCs w:val="28"/>
-              </w:rPr>
-              <w:t>Шинкаренко Олеся Александровна</w:t>
-            </w:r>
+                <w:sz w:val="24"/>
+                <w:szCs w:val="24"/>
+              </w:rPr>
+            </w:pPr>
           </w:p>
         </w:tc>
         <w:tc>
           <w:tcPr>
-            <w:tcW w:w="777" w:type="dxa"/>
+            <w:tcW w:w="1045" w:type="dxa"/>
           </w:tcPr>
           <w:p>
             <w:pPr>
@@ -702,15 +761,15 @@
                 <w:b/>
                 <w:snapToGrid w:val="0"/>
                 <w:color w:val="000000" w:themeColor="text1"/>
-                <w:sz w:val="28"/>
-                <w:szCs w:val="28"/>
+                <w:sz w:val="24"/>
+                <w:szCs w:val="24"/>
               </w:rPr>
             </w:pPr>
           </w:p>
         </w:tc>
         <w:tc>
           <w:tcPr>
-            <w:tcW w:w="1907" w:type="dxa"/>
+            <w:tcW w:w="2564" w:type="dxa"/>
           </w:tcPr>
           <w:p>
             <w:pPr>
@@ -721,10 +780,32 @@
                 <w:b/>
                 <w:snapToGrid w:val="0"/>
                 <w:color w:val="000000" w:themeColor="text1"/>
-                <w:sz w:val="28"/>
-                <w:szCs w:val="28"/>
-              </w:rPr>
-            </w:pPr>
+                <w:sz w:val="24"/>
+                <w:szCs w:val="24"/>
+              </w:rPr>
+            </w:pPr>
+            <w:r>
+              <w:rPr>
+                <w:rFonts w:ascii="Times New Roman" w:hAnsi="Times New Roman"/>
+                <w:b/>
+                <w:snapToGrid w:val="0"/>
+                <w:color w:val="000000" w:themeColor="text1"/>
+                <w:sz w:val="24"/>
+                <w:szCs w:val="24"/>
+              </w:rPr>
+              <w:t xml:space="preserve">     </w:t>
+            </w:r>
+            <w:r>
+              <w:rPr>
+                <w:rFonts w:ascii="Times New Roman" w:hAnsi="Times New Roman"/>
+                <w:b/>
+                <w:snapToGrid w:val="0"/>
+                <w:color w:val="000000" w:themeColor="text1"/>
+                <w:sz w:val="24"/>
+                <w:szCs w:val="24"/>
+              </w:rPr>
+              <w:t>Шинкаренко О.А.</w:t>
+            </w:r>
           </w:p>
         </w:tc>
       </w:tr>
@@ -737,6 +818,8 @@
           <w:rFonts w:ascii="Times New Roman" w:hAnsi="Times New Roman"/>
           <w:snapToGrid w:val="0"/>
           <w:color w:val="000000" w:themeColor="text1"/>
+          <w:sz w:val="24"/>
+          <w:szCs w:val="24"/>
         </w:rPr>
       </w:pPr>
     </w:p>
@@ -745,11 +828,11 @@
         <w:spacing w:after="0" w:line="240" w:lineRule="auto"/>
         <w:jc w:val="right"/>
         <w:rPr>
-          <w:rFonts w:ascii="Times New Roman" w:eastAsiaTheme="majorEastAsia" w:hAnsi="Times New Roman" w:cstheme="majorBidi"/>
+          <w:rFonts w:ascii="Times New Roman" w:eastAsiaTheme="majorEastAsia" w:hAnsi="Times New Roman"/>
           <w:snapToGrid w:val="0"/>
           <w:color w:val="000000" w:themeColor="text1"/>
-          <w:sz w:val="40"/>
-          <w:szCs w:val="40"/>
+          <w:sz w:val="24"/>
+          <w:szCs w:val="24"/>
         </w:rPr>
       </w:pPr>
       <w:r>
@@ -757,6 +840,8 @@
           <w:rFonts w:ascii="Times New Roman" w:hAnsi="Times New Roman"/>
           <w:snapToGrid w:val="0"/>
           <w:color w:val="000000" w:themeColor="text1"/>
+          <w:sz w:val="24"/>
+          <w:szCs w:val="24"/>
         </w:rPr>
         <w:br w:type="page"/>
       </w:r>
@@ -764,10 +849,10 @@
     <w:sdt>
       <w:sdtPr>
         <w:rPr>
-          <w:rFonts w:ascii="Calibri" w:eastAsia="Calibri" w:hAnsi="Calibri" w:cs="Times New Roman"/>
-          <w:color w:val="000000" w:themeColor="text1"/>
-          <w:sz w:val="22"/>
-          <w:szCs w:val="22"/>
+          <w:rFonts w:ascii="Times New Roman" w:eastAsia="Calibri" w:hAnsi="Times New Roman" w:cs="Times New Roman"/>
+          <w:color w:val="000000" w:themeColor="text1"/>
+          <w:sz w:val="24"/>
+          <w:szCs w:val="24"/>
           <w:lang w:eastAsia="en-US"/>
         </w:rPr>
         <w:id w:val="-1285807459"/>
@@ -786,23 +871,33 @@
         <w:p>
           <w:pPr>
             <w:pStyle w:val="af0"/>
+            <w:jc w:val="center"/>
             <w:rPr>
               <w:rStyle w:val="10"/>
+              <w:rFonts w:ascii="Times New Roman" w:hAnsi="Times New Roman" w:cs="Times New Roman"/>
               <w:color w:val="000000" w:themeColor="text1"/>
+              <w:sz w:val="28"/>
+              <w:szCs w:val="28"/>
             </w:rPr>
           </w:pPr>
           <w:r>
             <w:rPr>
               <w:rStyle w:val="10"/>
+              <w:rFonts w:ascii="Times New Roman" w:hAnsi="Times New Roman" w:cs="Times New Roman"/>
               <w:color w:val="000000" w:themeColor="text1"/>
+              <w:sz w:val="28"/>
+              <w:szCs w:val="28"/>
             </w:rPr>
-            <w:t>Оглавление</w:t>
+            <w:t>Содержание</w:t>
           </w:r>
         </w:p>
         <w:p>
           <w:pPr>
             <w:rPr>
+              <w:rFonts w:ascii="Times New Roman" w:hAnsi="Times New Roman"/>
               <w:color w:val="000000" w:themeColor="text1"/>
+              <w:sz w:val="24"/>
+              <w:szCs w:val="24"/>
               <w:lang w:eastAsia="ru-RU"/>
             </w:rPr>
           </w:pPr>
@@ -825,23 +920,32 @@
           </w:pPr>
           <w:r>
             <w:rPr>
+              <w:rFonts w:ascii="Times New Roman" w:hAnsi="Times New Roman"/>
               <w:color w:val="000000" w:themeColor="text1"/>
+              <w:sz w:val="24"/>
+              <w:szCs w:val="24"/>
             </w:rPr>
             <w:fldChar w:fldCharType="begin"/>
           </w:r>
           <w:r>
             <w:rPr>
+              <w:rFonts w:ascii="Times New Roman" w:hAnsi="Times New Roman"/>
               <w:color w:val="000000" w:themeColor="text1"/>
+              <w:sz w:val="24"/>
+              <w:szCs w:val="24"/>
             </w:rPr>
             <w:instrText xml:space="preserve"> TOC \o "1-3" \h \z \u </w:instrText>
           </w:r>
           <w:r>
             <w:rPr>
+              <w:rFonts w:ascii="Times New Roman" w:hAnsi="Times New Roman"/>
               <w:color w:val="000000" w:themeColor="text1"/>
+              <w:sz w:val="24"/>
+              <w:szCs w:val="24"/>
             </w:rPr>
             <w:fldChar w:fldCharType="separate"/>
           </w:r>
-          <w:hyperlink w:anchor="_Toc223102357" w:history="1">
+          <w:hyperlink w:anchor="_Toc223176970" w:history="1">
             <w:r>
               <w:rPr>
                 <w:rStyle w:val="af1"/>
@@ -870,7 +974,7 @@
                 <w:noProof/>
                 <w:webHidden/>
               </w:rPr>
-              <w:instrText xml:space="preserve"> PAGEREF _Toc223102357 \h </w:instrText>
+              <w:instrText xml:space="preserve"> PAGEREF _Toc223176970 \h </w:instrText>
             </w:r>
             <w:r>
               <w:rPr>
@@ -917,15 +1021,14 @@
               <w14:ligatures w14:val="standardContextual"/>
             </w:rPr>
           </w:pPr>
-          <w:hyperlink w:anchor="_Toc223102358" w:history="1">
+          <w:hyperlink w:anchor="_Toc223176971" w:history="1">
             <w:r>
               <w:rPr>
                 <w:rStyle w:val="af1"/>
                 <w:rFonts w:ascii="Times New Roman" w:hAnsi="Times New Roman"/>
                 <w:noProof/>
-                <w:snapToGrid w:val="0"/>
-              </w:rPr>
-              <w:t>Дневник практики</w:t>
+              </w:rPr>
+              <w:t>Задание на разработку</w:t>
             </w:r>
             <w:r>
               <w:rPr>
@@ -946,7 +1049,7 @@
                 <w:noProof/>
                 <w:webHidden/>
               </w:rPr>
-              <w:instrText xml:space="preserve"> PAGEREF _Toc223102358 \h </w:instrText>
+              <w:instrText xml:space="preserve"> PAGEREF _Toc223176971 \h </w:instrText>
             </w:r>
             <w:r>
               <w:rPr>
@@ -993,13 +1096,14 @@
               <w14:ligatures w14:val="standardContextual"/>
             </w:rPr>
           </w:pPr>
-          <w:hyperlink w:anchor="_Toc223102359" w:history="1">
+          <w:hyperlink w:anchor="_Toc223176972" w:history="1">
             <w:r>
               <w:rPr>
                 <w:rStyle w:val="af1"/>
+                <w:rFonts w:ascii="Times New Roman" w:hAnsi="Times New Roman"/>
                 <w:noProof/>
               </w:rPr>
-              <w:t>Задание на разработку</w:t>
+              <w:t>Дневник руководителя группы разработки</w:t>
             </w:r>
             <w:r>
               <w:rPr>
@@ -1020,7 +1124,7 @@
                 <w:noProof/>
                 <w:webHidden/>
               </w:rPr>
-              <w:instrText xml:space="preserve"> PAGEREF _Toc223102359 \h </w:instrText>
+              <w:instrText xml:space="preserve"> PAGEREF _Toc223176972 \h </w:instrText>
             </w:r>
             <w:r>
               <w:rPr>
@@ -1067,13 +1171,14 @@
               <w14:ligatures w14:val="standardContextual"/>
             </w:rPr>
           </w:pPr>
-          <w:hyperlink w:anchor="_Toc223102360" w:history="1">
+          <w:hyperlink w:anchor="_Toc223176973" w:history="1">
             <w:r>
               <w:rPr>
                 <w:rStyle w:val="af1"/>
+                <w:rFonts w:ascii="Times New Roman" w:hAnsi="Times New Roman"/>
                 <w:noProof/>
               </w:rPr>
-              <w:t>Дневник руководителя группы разработки</w:t>
+              <w:t>КТУ Группы</w:t>
             </w:r>
             <w:r>
               <w:rPr>
@@ -1094,7 +1199,7 @@
                 <w:noProof/>
                 <w:webHidden/>
               </w:rPr>
-              <w:instrText xml:space="preserve"> PAGEREF _Toc223102360 \h </w:instrText>
+              <w:instrText xml:space="preserve"> PAGEREF _Toc223176973 \h </w:instrText>
             </w:r>
             <w:r>
               <w:rPr>
@@ -1114,7 +1219,7 @@
                 <w:noProof/>
                 <w:webHidden/>
               </w:rPr>
-              <w:t>6</w:t>
+              <w:t>7</w:t>
             </w:r>
             <w:r>
               <w:rPr>
@@ -1141,13 +1246,14 @@
               <w14:ligatures w14:val="standardContextual"/>
             </w:rPr>
           </w:pPr>
-          <w:hyperlink w:anchor="_Toc223102361" w:history="1">
+          <w:hyperlink w:anchor="_Toc223176974" w:history="1">
             <w:r>
               <w:rPr>
                 <w:rStyle w:val="af1"/>
+                <w:rFonts w:ascii="Times New Roman" w:eastAsia="Times New Roman" w:hAnsi="Times New Roman"/>
                 <w:noProof/>
               </w:rPr>
-              <w:t>КТУ Группы</w:t>
+              <w:t>Описание разработки</w:t>
             </w:r>
             <w:r>
               <w:rPr>
@@ -1168,7 +1274,7 @@
                 <w:noProof/>
                 <w:webHidden/>
               </w:rPr>
-              <w:instrText xml:space="preserve"> PAGEREF _Toc223102361 \h </w:instrText>
+              <w:instrText xml:space="preserve"> PAGEREF _Toc223176974 \h </w:instrText>
             </w:r>
             <w:r>
               <w:rPr>
@@ -1188,82 +1294,7 @@
                 <w:noProof/>
                 <w:webHidden/>
               </w:rPr>
-              <w:t>9</w:t>
-            </w:r>
-            <w:r>
-              <w:rPr>
-                <w:noProof/>
-                <w:webHidden/>
-              </w:rPr>
-              <w:fldChar w:fldCharType="end"/>
-            </w:r>
-          </w:hyperlink>
-        </w:p>
-        <w:p>
-          <w:pPr>
-            <w:pStyle w:val="11"/>
-            <w:tabs>
-              <w:tab w:val="right" w:leader="dot" w:pos="9345"/>
-            </w:tabs>
-            <w:rPr>
-              <w:rFonts w:asciiTheme="minorHAnsi" w:eastAsiaTheme="minorEastAsia" w:hAnsiTheme="minorHAnsi" w:cstheme="minorBidi"/>
-              <w:noProof/>
-              <w:kern w:val="2"/>
-              <w:sz w:val="24"/>
-              <w:szCs w:val="24"/>
-              <w:lang w:eastAsia="ru-RU"/>
-              <w14:ligatures w14:val="standardContextual"/>
-            </w:rPr>
-          </w:pPr>
-          <w:hyperlink w:anchor="_Toc223102362" w:history="1">
-            <w:r>
-              <w:rPr>
-                <w:rStyle w:val="af1"/>
-                <w:rFonts w:eastAsia="Times New Roman"/>
-                <w:noProof/>
-              </w:rPr>
-              <w:t>Описание разработки</w:t>
-            </w:r>
-            <w:r>
-              <w:rPr>
-                <w:noProof/>
-                <w:webHidden/>
-              </w:rPr>
-              <w:tab/>
-            </w:r>
-            <w:r>
-              <w:rPr>
-                <w:noProof/>
-                <w:webHidden/>
-              </w:rPr>
-              <w:fldChar w:fldCharType="begin"/>
-            </w:r>
-            <w:r>
-              <w:rPr>
-                <w:noProof/>
-                <w:webHidden/>
-              </w:rPr>
-              <w:instrText xml:space="preserve"> PAGEREF _Toc223102362 \h </w:instrText>
-            </w:r>
-            <w:r>
-              <w:rPr>
-                <w:noProof/>
-                <w:webHidden/>
-              </w:rPr>
-            </w:r>
-            <w:r>
-              <w:rPr>
-                <w:noProof/>
-                <w:webHidden/>
-              </w:rPr>
-              <w:fldChar w:fldCharType="separate"/>
-            </w:r>
-            <w:r>
-              <w:rPr>
-                <w:noProof/>
-                <w:webHidden/>
-              </w:rPr>
-              <w:t>10</w:t>
+              <w:t>8</w:t>
             </w:r>
             <w:r>
               <w:rPr>
@@ -1290,11 +1321,11 @@
               <w14:ligatures w14:val="standardContextual"/>
             </w:rPr>
           </w:pPr>
-          <w:hyperlink w:anchor="_Toc223102363" w:history="1">
+          <w:hyperlink w:anchor="_Toc223176975" w:history="1">
             <w:r>
               <w:rPr>
                 <w:rStyle w:val="af1"/>
-                <w:rFonts w:eastAsia="Times New Roman"/>
+                <w:rFonts w:ascii="Times New Roman" w:eastAsia="Times New Roman" w:hAnsi="Times New Roman"/>
                 <w:noProof/>
               </w:rPr>
               <w:t>Краткое описание задуманной и проделанной работы</w:t>
@@ -1318,7 +1349,7 @@
                 <w:noProof/>
                 <w:webHidden/>
               </w:rPr>
-              <w:instrText xml:space="preserve"> PAGEREF _Toc223102363 \h </w:instrText>
+              <w:instrText xml:space="preserve"> PAGEREF _Toc223176975 \h </w:instrText>
             </w:r>
             <w:r>
               <w:rPr>
@@ -1338,7 +1369,7 @@
                 <w:noProof/>
                 <w:webHidden/>
               </w:rPr>
-              <w:t>10</w:t>
+              <w:t>8</w:t>
             </w:r>
             <w:r>
               <w:rPr>
@@ -1365,10 +1396,11 @@
               <w14:ligatures w14:val="standardContextual"/>
             </w:rPr>
           </w:pPr>
-          <w:hyperlink w:anchor="_Toc223102364" w:history="1">
+          <w:hyperlink w:anchor="_Toc223176976" w:history="1">
             <w:r>
               <w:rPr>
                 <w:rStyle w:val="af1"/>
+                <w:rFonts w:ascii="Times New Roman" w:hAnsi="Times New Roman"/>
                 <w:noProof/>
               </w:rPr>
               <w:t>Диаграммы</w:t>
@@ -1392,7 +1424,7 @@
                 <w:noProof/>
                 <w:webHidden/>
               </w:rPr>
-              <w:instrText xml:space="preserve"> PAGEREF _Toc223102364 \h </w:instrText>
+              <w:instrText xml:space="preserve"> PAGEREF _Toc223176976 \h </w:instrText>
             </w:r>
             <w:r>
               <w:rPr>
@@ -1412,7 +1444,7 @@
                 <w:noProof/>
                 <w:webHidden/>
               </w:rPr>
-              <w:t>11</w:t>
+              <w:t>9</w:t>
             </w:r>
             <w:r>
               <w:rPr>
@@ -1439,10 +1471,11 @@
               <w14:ligatures w14:val="standardContextual"/>
             </w:rPr>
           </w:pPr>
-          <w:hyperlink w:anchor="_Toc223102365" w:history="1">
+          <w:hyperlink w:anchor="_Toc223176977" w:history="1">
             <w:r>
               <w:rPr>
                 <w:rStyle w:val="af1"/>
+                <w:rFonts w:ascii="Times New Roman" w:hAnsi="Times New Roman"/>
                 <w:noProof/>
               </w:rPr>
               <w:t>Результаты работы в системе контроля версий</w:t>
@@ -1466,7 +1499,7 @@
                 <w:noProof/>
                 <w:webHidden/>
               </w:rPr>
-              <w:instrText xml:space="preserve"> PAGEREF _Toc223102365 \h </w:instrText>
+              <w:instrText xml:space="preserve"> PAGEREF _Toc223176977 \h </w:instrText>
             </w:r>
             <w:r>
               <w:rPr>
@@ -1486,7 +1519,7 @@
                 <w:noProof/>
                 <w:webHidden/>
               </w:rPr>
-              <w:t>12</w:t>
+              <w:t>10</w:t>
             </w:r>
             <w:r>
               <w:rPr>
@@ -1513,10 +1546,11 @@
               <w14:ligatures w14:val="standardContextual"/>
             </w:rPr>
           </w:pPr>
-          <w:hyperlink w:anchor="_Toc223102366" w:history="1">
+          <w:hyperlink w:anchor="_Toc223176978" w:history="1">
             <w:r>
               <w:rPr>
                 <w:rStyle w:val="af1"/>
+                <w:rFonts w:ascii="Times New Roman" w:hAnsi="Times New Roman"/>
                 <w:noProof/>
               </w:rPr>
               <w:t>Заключение</w:t>
@@ -1540,7 +1574,7 @@
                 <w:noProof/>
                 <w:webHidden/>
               </w:rPr>
-              <w:instrText xml:space="preserve"> PAGEREF _Toc223102366 \h </w:instrText>
+              <w:instrText xml:space="preserve"> PAGEREF _Toc223176978 \h </w:instrText>
             </w:r>
             <w:r>
               <w:rPr>
@@ -1560,7 +1594,7 @@
                 <w:noProof/>
                 <w:webHidden/>
               </w:rPr>
-              <w:t>13</w:t>
+              <w:t>11</w:t>
             </w:r>
             <w:r>
               <w:rPr>
@@ -1587,10 +1621,11 @@
               <w14:ligatures w14:val="standardContextual"/>
             </w:rPr>
           </w:pPr>
-          <w:hyperlink w:anchor="_Toc223102367" w:history="1">
+          <w:hyperlink w:anchor="_Toc223176979" w:history="1">
             <w:r>
               <w:rPr>
                 <w:rStyle w:val="af1"/>
+                <w:rFonts w:ascii="Times New Roman" w:hAnsi="Times New Roman"/>
                 <w:noProof/>
               </w:rPr>
               <w:t>Список литературы</w:t>
@@ -1614,7 +1649,7 @@
                 <w:noProof/>
                 <w:webHidden/>
               </w:rPr>
-              <w:instrText xml:space="preserve"> PAGEREF _Toc223102367 \h </w:instrText>
+              <w:instrText xml:space="preserve"> PAGEREF _Toc223176979 \h </w:instrText>
             </w:r>
             <w:r>
               <w:rPr>
@@ -1634,7 +1669,7 @@
                 <w:noProof/>
                 <w:webHidden/>
               </w:rPr>
-              <w:t>14</w:t>
+              <w:t>12</w:t>
             </w:r>
             <w:r>
               <w:rPr>
@@ -1648,14 +1683,20 @@
         <w:p>
           <w:pPr>
             <w:rPr>
+              <w:rFonts w:ascii="Times New Roman" w:hAnsi="Times New Roman"/>
               <w:color w:val="000000" w:themeColor="text1"/>
+              <w:sz w:val="24"/>
+              <w:szCs w:val="24"/>
             </w:rPr>
           </w:pPr>
           <w:r>
             <w:rPr>
+              <w:rFonts w:ascii="Times New Roman" w:hAnsi="Times New Roman"/>
               <w:b/>
               <w:bCs/>
               <w:color w:val="000000" w:themeColor="text1"/>
+              <w:sz w:val="24"/>
+              <w:szCs w:val="24"/>
             </w:rPr>
             <w:fldChar w:fldCharType="end"/>
           </w:r>
@@ -1665,35 +1706,50 @@
     <w:p>
       <w:pPr>
         <w:rPr>
-          <w:color w:val="000000" w:themeColor="text1"/>
-        </w:rPr>
-      </w:pPr>
-    </w:p>
-    <w:p>
-      <w:pPr>
-        <w:rPr>
-          <w:color w:val="000000" w:themeColor="text1"/>
-        </w:rPr>
-      </w:pPr>
-    </w:p>
-    <w:p>
-      <w:pPr>
-        <w:rPr>
-          <w:color w:val="000000" w:themeColor="text1"/>
-        </w:rPr>
-      </w:pPr>
-    </w:p>
-    <w:p>
-      <w:pPr>
-        <w:rPr>
-          <w:color w:val="000000" w:themeColor="text1"/>
-        </w:rPr>
-      </w:pPr>
-    </w:p>
-    <w:p>
-      <w:pPr>
-        <w:rPr>
-          <w:color w:val="000000" w:themeColor="text1"/>
+          <w:rFonts w:ascii="Times New Roman" w:hAnsi="Times New Roman"/>
+          <w:color w:val="000000" w:themeColor="text1"/>
+          <w:sz w:val="24"/>
+          <w:szCs w:val="24"/>
+        </w:rPr>
+      </w:pPr>
+    </w:p>
+    <w:p>
+      <w:pPr>
+        <w:rPr>
+          <w:rFonts w:ascii="Times New Roman" w:hAnsi="Times New Roman"/>
+          <w:color w:val="000000" w:themeColor="text1"/>
+          <w:sz w:val="24"/>
+          <w:szCs w:val="24"/>
+        </w:rPr>
+      </w:pPr>
+    </w:p>
+    <w:p>
+      <w:pPr>
+        <w:rPr>
+          <w:rFonts w:ascii="Times New Roman" w:hAnsi="Times New Roman"/>
+          <w:color w:val="000000" w:themeColor="text1"/>
+          <w:sz w:val="24"/>
+          <w:szCs w:val="24"/>
+        </w:rPr>
+      </w:pPr>
+    </w:p>
+    <w:p>
+      <w:pPr>
+        <w:rPr>
+          <w:rFonts w:ascii="Times New Roman" w:hAnsi="Times New Roman"/>
+          <w:color w:val="000000" w:themeColor="text1"/>
+          <w:sz w:val="24"/>
+          <w:szCs w:val="24"/>
+        </w:rPr>
+      </w:pPr>
+    </w:p>
+    <w:p>
+      <w:pPr>
+        <w:rPr>
+          <w:rFonts w:ascii="Times New Roman" w:hAnsi="Times New Roman"/>
+          <w:color w:val="000000" w:themeColor="text1"/>
+          <w:sz w:val="24"/>
+          <w:szCs w:val="24"/>
         </w:rPr>
       </w:pPr>
     </w:p>
@@ -1701,12 +1757,18 @@
       <w:pPr>
         <w:spacing w:after="160" w:line="278" w:lineRule="auto"/>
         <w:rPr>
-          <w:color w:val="000000" w:themeColor="text1"/>
-        </w:rPr>
-      </w:pPr>
-      <w:r>
-        <w:rPr>
-          <w:color w:val="000000" w:themeColor="text1"/>
+          <w:rFonts w:ascii="Times New Roman" w:hAnsi="Times New Roman"/>
+          <w:color w:val="000000" w:themeColor="text1"/>
+          <w:sz w:val="24"/>
+          <w:szCs w:val="24"/>
+        </w:rPr>
+      </w:pPr>
+      <w:r>
+        <w:rPr>
+          <w:rFonts w:ascii="Times New Roman" w:hAnsi="Times New Roman"/>
+          <w:color w:val="000000" w:themeColor="text1"/>
+          <w:sz w:val="24"/>
+          <w:szCs w:val="24"/>
         </w:rPr>
         <w:br w:type="page"/>
       </w:r>
@@ -1717,18 +1779,22 @@
         <w:spacing w:line="360" w:lineRule="auto"/>
         <w:jc w:val="center"/>
         <w:rPr>
-          <w:rFonts w:ascii="Times New Roman" w:hAnsi="Times New Roman"/>
+          <w:rFonts w:ascii="Times New Roman" w:hAnsi="Times New Roman" w:cs="Times New Roman"/>
           <w:bCs/>
           <w:snapToGrid w:val="0"/>
           <w:color w:val="000000" w:themeColor="text1"/>
-        </w:rPr>
-      </w:pPr>
-      <w:bookmarkStart w:id="2" w:name="_Toc223102357"/>
-      <w:r>
-        <w:rPr>
-          <w:rFonts w:ascii="Times New Roman" w:hAnsi="Times New Roman"/>
+          <w:sz w:val="28"/>
+          <w:szCs w:val="28"/>
+        </w:rPr>
+      </w:pPr>
+      <w:bookmarkStart w:id="2" w:name="_Toc223176970"/>
+      <w:r>
+        <w:rPr>
+          <w:rFonts w:ascii="Times New Roman" w:hAnsi="Times New Roman" w:cs="Times New Roman"/>
           <w:snapToGrid w:val="0"/>
           <w:color w:val="000000" w:themeColor="text1"/>
+          <w:sz w:val="28"/>
+          <w:szCs w:val="28"/>
         </w:rPr>
         <w:lastRenderedPageBreak/>
         <w:t>В</w:t>
@@ -1736,9 +1802,11 @@
       <w:bookmarkEnd w:id="0"/>
       <w:r>
         <w:rPr>
-          <w:rFonts w:ascii="Times New Roman" w:hAnsi="Times New Roman"/>
+          <w:rFonts w:ascii="Times New Roman" w:hAnsi="Times New Roman" w:cs="Times New Roman"/>
           <w:snapToGrid w:val="0"/>
           <w:color w:val="000000" w:themeColor="text1"/>
+          <w:sz w:val="28"/>
+          <w:szCs w:val="28"/>
         </w:rPr>
         <w:t>ведение</w:t>
       </w:r>
@@ -1753,16 +1821,16 @@
         <w:rPr>
           <w:rFonts w:ascii="Times New Roman" w:hAnsi="Times New Roman"/>
           <w:color w:val="000000" w:themeColor="text1"/>
-          <w:sz w:val="28"/>
-          <w:szCs w:val="28"/>
-        </w:rPr>
-      </w:pPr>
-      <w:r>
-        <w:rPr>
-          <w:rFonts w:ascii="Times New Roman" w:hAnsi="Times New Roman"/>
-          <w:color w:val="000000" w:themeColor="text1"/>
-          <w:sz w:val="28"/>
-          <w:szCs w:val="28"/>
+          <w:sz w:val="24"/>
+          <w:szCs w:val="24"/>
+        </w:rPr>
+      </w:pPr>
+      <w:r>
+        <w:rPr>
+          <w:rFonts w:ascii="Times New Roman" w:hAnsi="Times New Roman"/>
+          <w:color w:val="000000" w:themeColor="text1"/>
+          <w:sz w:val="24"/>
+          <w:szCs w:val="24"/>
         </w:rPr>
         <w:t>Практика УП.02.01 Ролевая игра «Проектная группа» проводилась в период с 24.02.2026 г. по 28.02.2026 на базе мастерской «Разработка мобильных приложений» в БПОУ ОО «Омский авиационный колледж имени Н.Е. Жуковского»</w:t>
       </w:r>
@@ -1775,16 +1843,16 @@
         <w:rPr>
           <w:rFonts w:ascii="Times New Roman" w:hAnsi="Times New Roman"/>
           <w:color w:val="000000" w:themeColor="text1"/>
-          <w:sz w:val="28"/>
-          <w:szCs w:val="28"/>
-        </w:rPr>
-      </w:pPr>
-      <w:r>
-        <w:rPr>
-          <w:rFonts w:ascii="Times New Roman" w:hAnsi="Times New Roman"/>
-          <w:color w:val="000000" w:themeColor="text1"/>
-          <w:sz w:val="28"/>
-          <w:szCs w:val="28"/>
+          <w:sz w:val="24"/>
+          <w:szCs w:val="24"/>
+        </w:rPr>
+      </w:pPr>
+      <w:r>
+        <w:rPr>
+          <w:rFonts w:ascii="Times New Roman" w:hAnsi="Times New Roman"/>
+          <w:color w:val="000000" w:themeColor="text1"/>
+          <w:sz w:val="24"/>
+          <w:szCs w:val="24"/>
         </w:rPr>
         <w:t>Целью учебной практики УП.02.01 Ролевая игра «Проектная группа» является комплексное освоение студентами вида профессиональной деятельности «Осуществление интеграции программных модулей», формирование общих и профессиональных компетенций, а также приобретение необходимых умений и опыта практической работы в будущей профессиональной деятельности студентами по специальности 09.02.07 «Информационные системы и программирование».</w:t>
       </w:r>
@@ -1797,16 +1865,16 @@
         <w:rPr>
           <w:rFonts w:ascii="Times New Roman" w:hAnsi="Times New Roman"/>
           <w:color w:val="000000" w:themeColor="text1"/>
-          <w:sz w:val="28"/>
-          <w:szCs w:val="28"/>
-        </w:rPr>
-      </w:pPr>
-      <w:r>
-        <w:rPr>
-          <w:rFonts w:ascii="Times New Roman" w:hAnsi="Times New Roman"/>
-          <w:color w:val="000000" w:themeColor="text1"/>
-          <w:sz w:val="28"/>
-          <w:szCs w:val="28"/>
+          <w:sz w:val="24"/>
+          <w:szCs w:val="24"/>
+        </w:rPr>
+      </w:pPr>
+      <w:r>
+        <w:rPr>
+          <w:rFonts w:ascii="Times New Roman" w:hAnsi="Times New Roman"/>
+          <w:color w:val="000000" w:themeColor="text1"/>
+          <w:sz w:val="24"/>
+          <w:szCs w:val="24"/>
         </w:rPr>
         <w:t xml:space="preserve">В период выполнения УП.02.01 необходимо разработать приложение для работы на устройствах под управлением ОС </w:t>
       </w:r>
@@ -1814,8 +1882,8 @@
         <w:rPr>
           <w:rFonts w:ascii="Times New Roman" w:hAnsi="Times New Roman"/>
           <w:color w:val="000000" w:themeColor="text1"/>
-          <w:sz w:val="28"/>
-          <w:szCs w:val="28"/>
+          <w:sz w:val="24"/>
+          <w:szCs w:val="24"/>
           <w:lang w:val="en-US"/>
         </w:rPr>
         <w:t>Android</w:t>
@@ -1824,8 +1892,8 @@
         <w:rPr>
           <w:rFonts w:ascii="Times New Roman" w:hAnsi="Times New Roman"/>
           <w:color w:val="000000" w:themeColor="text1"/>
-          <w:sz w:val="28"/>
-          <w:szCs w:val="28"/>
+          <w:sz w:val="24"/>
+          <w:szCs w:val="24"/>
         </w:rPr>
         <w:t xml:space="preserve"> с возможностью обработки запрошенных данных с </w:t>
       </w:r>
@@ -1833,8 +1901,8 @@
         <w:rPr>
           <w:rFonts w:ascii="Times New Roman" w:hAnsi="Times New Roman"/>
           <w:color w:val="000000" w:themeColor="text1"/>
-          <w:sz w:val="28"/>
-          <w:szCs w:val="28"/>
+          <w:sz w:val="24"/>
+          <w:szCs w:val="24"/>
           <w:lang w:val="en-US"/>
         </w:rPr>
         <w:t>API</w:t>
@@ -1843,8 +1911,8 @@
         <w:rPr>
           <w:rFonts w:ascii="Times New Roman" w:hAnsi="Times New Roman"/>
           <w:color w:val="000000" w:themeColor="text1"/>
-          <w:sz w:val="28"/>
-          <w:szCs w:val="28"/>
+          <w:sz w:val="24"/>
+          <w:szCs w:val="24"/>
         </w:rPr>
         <w:t xml:space="preserve"> на основании технического задания и макета экранов. </w:t>
       </w:r>
@@ -1857,16 +1925,16 @@
         <w:rPr>
           <w:rFonts w:ascii="Times New Roman" w:hAnsi="Times New Roman"/>
           <w:color w:val="000000" w:themeColor="text1"/>
-          <w:sz w:val="28"/>
-          <w:szCs w:val="28"/>
-        </w:rPr>
-      </w:pPr>
-      <w:r>
-        <w:rPr>
-          <w:rFonts w:ascii="Times New Roman" w:hAnsi="Times New Roman"/>
-          <w:color w:val="000000" w:themeColor="text1"/>
-          <w:sz w:val="28"/>
-          <w:szCs w:val="28"/>
+          <w:sz w:val="24"/>
+          <w:szCs w:val="24"/>
+        </w:rPr>
+      </w:pPr>
+      <w:r>
+        <w:rPr>
+          <w:rFonts w:ascii="Times New Roman" w:hAnsi="Times New Roman"/>
+          <w:color w:val="000000" w:themeColor="text1"/>
+          <w:sz w:val="24"/>
+          <w:szCs w:val="24"/>
         </w:rPr>
         <w:t>За время практики должны быть выполнены следующие виды работ:</w:t>
       </w:r>
@@ -1881,24 +1949,27 @@
         <w:spacing w:after="0" w:line="360" w:lineRule="auto"/>
         <w:jc w:val="both"/>
         <w:rPr>
-          <w:color w:val="000000" w:themeColor="text1"/>
-          <w:sz w:val="28"/>
-          <w:szCs w:val="28"/>
-        </w:rPr>
-      </w:pPr>
-      <w:r>
-        <w:rPr>
-          <w:color w:val="000000" w:themeColor="text1"/>
-          <w:sz w:val="28"/>
-          <w:szCs w:val="28"/>
+          <w:rFonts w:ascii="Times New Roman" w:hAnsi="Times New Roman"/>
+          <w:color w:val="000000" w:themeColor="text1"/>
+          <w:sz w:val="24"/>
+          <w:szCs w:val="24"/>
+        </w:rPr>
+      </w:pPr>
+      <w:r>
+        <w:rPr>
+          <w:rFonts w:ascii="Times New Roman" w:hAnsi="Times New Roman"/>
+          <w:color w:val="000000" w:themeColor="text1"/>
+          <w:sz w:val="24"/>
+          <w:szCs w:val="24"/>
         </w:rPr>
         <w:t>создание проектной группы</w:t>
       </w:r>
       <w:r>
         <w:rPr>
-          <w:color w:val="000000" w:themeColor="text1"/>
-          <w:sz w:val="28"/>
-          <w:szCs w:val="28"/>
+          <w:rFonts w:ascii="Times New Roman" w:hAnsi="Times New Roman"/>
+          <w:color w:val="000000" w:themeColor="text1"/>
+          <w:sz w:val="24"/>
+          <w:szCs w:val="24"/>
           <w:lang w:val="en-US"/>
         </w:rPr>
         <w:t>;</w:t>
@@ -1914,16 +1985,18 @@
         <w:spacing w:after="0" w:line="360" w:lineRule="auto"/>
         <w:jc w:val="both"/>
         <w:rPr>
-          <w:color w:val="000000" w:themeColor="text1"/>
-          <w:sz w:val="28"/>
-          <w:szCs w:val="28"/>
-        </w:rPr>
-      </w:pPr>
-      <w:r>
-        <w:rPr>
-          <w:color w:val="000000" w:themeColor="text1"/>
-          <w:sz w:val="28"/>
-          <w:szCs w:val="28"/>
+          <w:rFonts w:ascii="Times New Roman" w:hAnsi="Times New Roman"/>
+          <w:color w:val="000000" w:themeColor="text1"/>
+          <w:sz w:val="24"/>
+          <w:szCs w:val="24"/>
+        </w:rPr>
+      </w:pPr>
+      <w:r>
+        <w:rPr>
+          <w:rFonts w:ascii="Times New Roman" w:hAnsi="Times New Roman"/>
+          <w:color w:val="000000" w:themeColor="text1"/>
+          <w:sz w:val="24"/>
+          <w:szCs w:val="24"/>
         </w:rPr>
         <w:t>системный анализ и проектирование;</w:t>
       </w:r>
@@ -1938,16 +2011,18 @@
         <w:spacing w:after="0" w:line="360" w:lineRule="auto"/>
         <w:jc w:val="both"/>
         <w:rPr>
-          <w:color w:val="000000" w:themeColor="text1"/>
-          <w:sz w:val="28"/>
-          <w:szCs w:val="28"/>
-        </w:rPr>
-      </w:pPr>
-      <w:r>
-        <w:rPr>
-          <w:color w:val="000000" w:themeColor="text1"/>
-          <w:sz w:val="28"/>
-          <w:szCs w:val="28"/>
+          <w:rFonts w:ascii="Times New Roman" w:hAnsi="Times New Roman"/>
+          <w:color w:val="000000" w:themeColor="text1"/>
+          <w:sz w:val="24"/>
+          <w:szCs w:val="24"/>
+        </w:rPr>
+      </w:pPr>
+      <w:r>
+        <w:rPr>
+          <w:rFonts w:ascii="Times New Roman" w:hAnsi="Times New Roman"/>
+          <w:color w:val="000000" w:themeColor="text1"/>
+          <w:sz w:val="24"/>
+          <w:szCs w:val="24"/>
         </w:rPr>
         <w:t>интеграция программных модулей;</w:t>
       </w:r>
@@ -1962,16 +2037,18 @@
         <w:spacing w:after="0" w:line="360" w:lineRule="auto"/>
         <w:jc w:val="both"/>
         <w:rPr>
-          <w:color w:val="000000" w:themeColor="text1"/>
-          <w:sz w:val="28"/>
-          <w:szCs w:val="28"/>
-        </w:rPr>
-      </w:pPr>
-      <w:r>
-        <w:rPr>
-          <w:color w:val="000000" w:themeColor="text1"/>
-          <w:sz w:val="28"/>
-          <w:szCs w:val="28"/>
+          <w:rFonts w:ascii="Times New Roman" w:hAnsi="Times New Roman"/>
+          <w:color w:val="000000" w:themeColor="text1"/>
+          <w:sz w:val="24"/>
+          <w:szCs w:val="24"/>
+        </w:rPr>
+      </w:pPr>
+      <w:r>
+        <w:rPr>
+          <w:rFonts w:ascii="Times New Roman" w:hAnsi="Times New Roman"/>
+          <w:color w:val="000000" w:themeColor="text1"/>
+          <w:sz w:val="24"/>
+          <w:szCs w:val="24"/>
         </w:rPr>
         <w:t>тестирование разработки базы данных и приложения;</w:t>
       </w:r>
@@ -1986,28 +2063,31 @@
         <w:spacing w:after="0" w:line="360" w:lineRule="auto"/>
         <w:jc w:val="both"/>
         <w:rPr>
+          <w:rFonts w:ascii="Times New Roman" w:hAnsi="Times New Roman"/>
           <w:bCs/>
           <w:snapToGrid w:val="0"/>
           <w:color w:val="000000" w:themeColor="text1"/>
-          <w:sz w:val="28"/>
-          <w:szCs w:val="28"/>
-        </w:rPr>
-      </w:pPr>
-      <w:r>
-        <w:rPr>
-          <w:color w:val="000000" w:themeColor="text1"/>
-          <w:sz w:val="28"/>
-          <w:szCs w:val="28"/>
+          <w:sz w:val="24"/>
+          <w:szCs w:val="24"/>
+        </w:rPr>
+      </w:pPr>
+      <w:r>
+        <w:rPr>
+          <w:rFonts w:ascii="Times New Roman" w:hAnsi="Times New Roman"/>
+          <w:color w:val="000000" w:themeColor="text1"/>
+          <w:sz w:val="24"/>
+          <w:szCs w:val="24"/>
         </w:rPr>
         <w:t>подготовка и защита проекта</w:t>
       </w:r>
       <w:r>
         <w:rPr>
+          <w:rFonts w:ascii="Times New Roman" w:hAnsi="Times New Roman"/>
           <w:bCs/>
           <w:snapToGrid w:val="0"/>
           <w:color w:val="000000" w:themeColor="text1"/>
-          <w:sz w:val="28"/>
-          <w:szCs w:val="28"/>
+          <w:sz w:val="24"/>
+          <w:szCs w:val="24"/>
         </w:rPr>
         <w:t>.</w:t>
       </w:r>
@@ -2022,20 +2102,178 @@
           <w:bCs/>
           <w:snapToGrid w:val="0"/>
           <w:color w:val="000000" w:themeColor="text1"/>
+          <w:sz w:val="24"/>
+          <w:szCs w:val="24"/>
+        </w:rPr>
+      </w:pPr>
+      <w:r>
+        <w:rPr>
+          <w:rFonts w:ascii="Times New Roman" w:hAnsi="Times New Roman"/>
+          <w:bCs/>
+          <w:snapToGrid w:val="0"/>
+          <w:color w:val="000000" w:themeColor="text1"/>
+          <w:sz w:val="24"/>
+          <w:szCs w:val="24"/>
+        </w:rPr>
+        <w:t>Результатом практики является готовое приложение, а также презентационный материал, демонстрирующий процесс создания и функциональные возможности приложения.</w:t>
+      </w:r>
+    </w:p>
+    <w:p>
+      <w:pPr>
+        <w:spacing w:after="160" w:line="278" w:lineRule="auto"/>
+        <w:jc w:val="both"/>
+        <w:rPr>
+          <w:rFonts w:ascii="Times New Roman" w:hAnsi="Times New Roman"/>
+          <w:bCs/>
+          <w:snapToGrid w:val="0"/>
+          <w:color w:val="000000" w:themeColor="text1"/>
+          <w:sz w:val="24"/>
+          <w:szCs w:val="24"/>
+        </w:rPr>
+      </w:pPr>
+      <w:r>
+        <w:rPr>
+          <w:rFonts w:ascii="Times New Roman" w:hAnsi="Times New Roman"/>
+          <w:bCs/>
+          <w:snapToGrid w:val="0"/>
+          <w:color w:val="000000" w:themeColor="text1"/>
+          <w:sz w:val="24"/>
+          <w:szCs w:val="24"/>
+        </w:rPr>
+        <w:br w:type="page"/>
+      </w:r>
+    </w:p>
+    <w:p>
+      <w:pPr>
+        <w:pStyle w:val="1"/>
+        <w:jc w:val="center"/>
+        <w:rPr>
+          <w:rFonts w:ascii="Times New Roman" w:hAnsi="Times New Roman" w:cs="Times New Roman"/>
+          <w:color w:val="000000" w:themeColor="text1"/>
           <w:sz w:val="28"/>
           <w:szCs w:val="28"/>
         </w:rPr>
       </w:pPr>
-      <w:r>
-        <w:rPr>
-          <w:rFonts w:ascii="Times New Roman" w:hAnsi="Times New Roman"/>
-          <w:bCs/>
-          <w:snapToGrid w:val="0"/>
+      <w:bookmarkStart w:id="3" w:name="_Toc223176971"/>
+      <w:r>
+        <w:rPr>
+          <w:rFonts w:ascii="Times New Roman" w:hAnsi="Times New Roman" w:cs="Times New Roman"/>
           <w:color w:val="000000" w:themeColor="text1"/>
           <w:sz w:val="28"/>
           <w:szCs w:val="28"/>
         </w:rPr>
-        <w:t>Результатом практики является готовое приложение, а также презентационный материал, демонстрирующий процесс создания и функциональные возможности приложения.</w:t>
+        <w:lastRenderedPageBreak/>
+        <w:t>Задание на разработку</w:t>
+      </w:r>
+      <w:bookmarkEnd w:id="3"/>
+    </w:p>
+    <w:p>
+      <w:pPr>
+        <w:jc w:val="both"/>
+        <w:rPr>
+          <w:rFonts w:ascii="Times New Roman" w:hAnsi="Times New Roman"/>
+          <w:color w:val="000000" w:themeColor="text1"/>
+          <w:sz w:val="24"/>
+          <w:szCs w:val="24"/>
+        </w:rPr>
+      </w:pPr>
+      <w:r>
+        <w:rPr>
+          <w:rFonts w:ascii="Times New Roman" w:hAnsi="Times New Roman"/>
+          <w:color w:val="000000" w:themeColor="text1"/>
+          <w:sz w:val="24"/>
+          <w:szCs w:val="24"/>
+        </w:rPr>
+        <w:tab/>
+        <w:t xml:space="preserve">Нами было придуманно и реализовано мобильно приложение для кафе кофе. Основной задачей было переделать </w:t>
+      </w:r>
+      <w:r>
+        <w:rPr>
+          <w:rFonts w:ascii="Times New Roman" w:hAnsi="Times New Roman"/>
+          <w:color w:val="000000" w:themeColor="text1"/>
+          <w:sz w:val="24"/>
+          <w:szCs w:val="24"/>
+          <w:lang w:val="en-US"/>
+        </w:rPr>
+        <w:t xml:space="preserve">backend </w:t>
+      </w:r>
+      <w:r>
+        <w:rPr>
+          <w:rFonts w:ascii="Times New Roman" w:hAnsi="Times New Roman"/>
+          <w:color w:val="000000" w:themeColor="text1"/>
+          <w:sz w:val="24"/>
+          <w:szCs w:val="24"/>
+        </w:rPr>
+        <w:t>часть приложения.</w:t>
+      </w:r>
+    </w:p>
+    <w:p>
+      <w:pPr>
+        <w:jc w:val="both"/>
+        <w:rPr>
+          <w:rFonts w:ascii="Times New Roman" w:hAnsi="Times New Roman"/>
+          <w:color w:val="000000" w:themeColor="text1"/>
+          <w:sz w:val="24"/>
+          <w:szCs w:val="24"/>
+        </w:rPr>
+      </w:pPr>
+      <w:r>
+        <w:rPr>
+          <w:rFonts w:ascii="Times New Roman" w:hAnsi="Times New Roman"/>
+          <w:color w:val="000000" w:themeColor="text1"/>
+          <w:sz w:val="24"/>
+          <w:szCs w:val="24"/>
+        </w:rPr>
+        <w:t xml:space="preserve">  Разработать </w:t>
+      </w:r>
+      <w:proofErr w:type="gramStart"/>
+      <w:r>
+        <w:rPr>
+          <w:rFonts w:ascii="Times New Roman" w:hAnsi="Times New Roman"/>
+          <w:color w:val="000000" w:themeColor="text1"/>
+          <w:sz w:val="24"/>
+          <w:szCs w:val="24"/>
+          <w:lang w:val="en-US"/>
+        </w:rPr>
+        <w:t>API</w:t>
+      </w:r>
+      <w:r>
+        <w:rPr>
+          <w:rFonts w:ascii="Times New Roman" w:hAnsi="Times New Roman"/>
+          <w:color w:val="000000" w:themeColor="text1"/>
+          <w:sz w:val="24"/>
+          <w:szCs w:val="24"/>
+        </w:rPr>
+        <w:t>-часть</w:t>
+      </w:r>
+      <w:proofErr w:type="gramEnd"/>
+      <w:r>
+        <w:rPr>
+          <w:rFonts w:ascii="Times New Roman" w:hAnsi="Times New Roman"/>
+          <w:color w:val="000000" w:themeColor="text1"/>
+          <w:sz w:val="24"/>
+          <w:szCs w:val="24"/>
+        </w:rPr>
+        <w:t xml:space="preserve"> реализующую функционал мобильного приложения (далее МП). Создать базу-данных принимающую и отдающую информацию в МП через </w:t>
+      </w:r>
+      <w:r>
+        <w:rPr>
+          <w:rFonts w:ascii="Times New Roman" w:hAnsi="Times New Roman"/>
+          <w:color w:val="000000" w:themeColor="text1"/>
+          <w:sz w:val="24"/>
+          <w:szCs w:val="24"/>
+          <w:lang w:val="en-US"/>
+        </w:rPr>
+        <w:t>API</w:t>
+      </w:r>
+      <w:r>
+        <w:rPr>
+          <w:rFonts w:ascii="Times New Roman" w:hAnsi="Times New Roman"/>
+          <w:color w:val="000000" w:themeColor="text1"/>
+          <w:sz w:val="24"/>
+          <w:szCs w:val="24"/>
+        </w:rPr>
+        <w:t>.</w:t>
       </w:r>
     </w:p>
     <w:p>
@@ -2043,1064 +2281,44 @@
         <w:spacing w:after="160" w:line="278" w:lineRule="auto"/>
         <w:rPr>
           <w:rFonts w:ascii="Times New Roman" w:hAnsi="Times New Roman"/>
-          <w:bCs/>
-          <w:snapToGrid w:val="0"/>
+          <w:color w:val="000000" w:themeColor="text1"/>
+          <w:sz w:val="24"/>
+          <w:szCs w:val="24"/>
+        </w:rPr>
+      </w:pPr>
+      <w:r>
+        <w:rPr>
+          <w:rFonts w:ascii="Times New Roman" w:hAnsi="Times New Roman"/>
+          <w:color w:val="000000" w:themeColor="text1"/>
+          <w:sz w:val="24"/>
+          <w:szCs w:val="24"/>
+        </w:rPr>
+        <w:br w:type="page"/>
+      </w:r>
+    </w:p>
+    <w:p>
+      <w:pPr>
+        <w:pStyle w:val="1"/>
+        <w:jc w:val="center"/>
+        <w:rPr>
+          <w:rFonts w:ascii="Times New Roman" w:hAnsi="Times New Roman" w:cs="Times New Roman"/>
           <w:color w:val="000000" w:themeColor="text1"/>
           <w:sz w:val="28"/>
           <w:szCs w:val="28"/>
         </w:rPr>
       </w:pPr>
-      <w:r>
-        <w:rPr>
-          <w:rFonts w:ascii="Times New Roman" w:hAnsi="Times New Roman"/>
-          <w:bCs/>
-          <w:snapToGrid w:val="0"/>
+      <w:bookmarkStart w:id="4" w:name="_Toc223176972"/>
+      <w:r>
+        <w:rPr>
+          <w:rFonts w:ascii="Times New Roman" w:hAnsi="Times New Roman" w:cs="Times New Roman"/>
           <w:color w:val="000000" w:themeColor="text1"/>
           <w:sz w:val="28"/>
           <w:szCs w:val="28"/>
         </w:rPr>
-        <w:br w:type="page"/>
-      </w:r>
-    </w:p>
-    <w:p>
-      <w:pPr>
-        <w:pStyle w:val="1"/>
-        <w:spacing w:line="360" w:lineRule="auto"/>
-        <w:jc w:val="center"/>
-        <w:rPr>
-          <w:rFonts w:ascii="Times New Roman" w:hAnsi="Times New Roman"/>
-          <w:bCs/>
-          <w:snapToGrid w:val="0"/>
-          <w:color w:val="000000" w:themeColor="text1"/>
-        </w:rPr>
-      </w:pPr>
-      <w:bookmarkStart w:id="3" w:name="_Toc96692012"/>
-      <w:bookmarkStart w:id="4" w:name="_Toc223102358"/>
-      <w:r>
-        <w:rPr>
-          <w:rFonts w:ascii="Times New Roman" w:hAnsi="Times New Roman"/>
-          <w:snapToGrid w:val="0"/>
-          <w:color w:val="000000" w:themeColor="text1"/>
-        </w:rPr>
-        <w:lastRenderedPageBreak/>
-        <w:t>Д</w:t>
-      </w:r>
-      <w:bookmarkEnd w:id="3"/>
-      <w:r>
-        <w:rPr>
-          <w:rFonts w:ascii="Times New Roman" w:hAnsi="Times New Roman"/>
-          <w:snapToGrid w:val="0"/>
-          <w:color w:val="000000" w:themeColor="text1"/>
-        </w:rPr>
-        <w:t>невник практики</w:t>
-      </w:r>
-      <w:bookmarkEnd w:id="4"/>
-    </w:p>
-    <w:p>
-      <w:pPr>
-        <w:spacing w:line="240" w:lineRule="auto"/>
-        <w:jc w:val="center"/>
-        <w:rPr>
-          <w:rFonts w:ascii="Calibri Light" w:hAnsi="Calibri Light"/>
-          <w:color w:val="000000" w:themeColor="text1"/>
-          <w:sz w:val="28"/>
-          <w:szCs w:val="28"/>
-        </w:rPr>
-      </w:pPr>
-    </w:p>
-    <w:tbl>
-      <w:tblPr>
-        <w:tblW w:w="9634" w:type="dxa"/>
-        <w:tblBorders>
-          <w:top w:val="single" w:sz="4" w:space="0" w:color="auto"/>
-          <w:left w:val="single" w:sz="4" w:space="0" w:color="auto"/>
-          <w:bottom w:val="single" w:sz="4" w:space="0" w:color="auto"/>
-          <w:right w:val="single" w:sz="4" w:space="0" w:color="auto"/>
-          <w:insideH w:val="single" w:sz="4" w:space="0" w:color="auto"/>
-          <w:insideV w:val="single" w:sz="4" w:space="0" w:color="auto"/>
-        </w:tblBorders>
-        <w:tblLook w:val="04A0" w:firstRow="1" w:lastRow="0" w:firstColumn="1" w:lastColumn="0" w:noHBand="0" w:noVBand="1"/>
-      </w:tblPr>
-      <w:tblGrid>
-        <w:gridCol w:w="1196"/>
-        <w:gridCol w:w="6486"/>
-        <w:gridCol w:w="1952"/>
-      </w:tblGrid>
-      <w:tr>
-        <w:tc>
-          <w:tcPr>
-            <w:tcW w:w="1056" w:type="dxa"/>
-            <w:shd w:val="clear" w:color="auto" w:fill="auto"/>
-            <w:vAlign w:val="center"/>
-          </w:tcPr>
-          <w:p>
-            <w:pPr>
-              <w:jc w:val="center"/>
-              <w:rPr>
-                <w:rFonts w:ascii="Times New Roman" w:hAnsi="Times New Roman"/>
-                <w:b/>
-                <w:i/>
-                <w:color w:val="000000" w:themeColor="text1"/>
-                <w:sz w:val="28"/>
-                <w:szCs w:val="28"/>
-              </w:rPr>
-            </w:pPr>
-            <w:r>
-              <w:rPr>
-                <w:rFonts w:ascii="Times New Roman" w:hAnsi="Times New Roman"/>
-                <w:b/>
-                <w:i/>
-                <w:color w:val="000000" w:themeColor="text1"/>
-                <w:sz w:val="28"/>
-                <w:szCs w:val="28"/>
-              </w:rPr>
-              <w:t>Дата</w:t>
-            </w:r>
-          </w:p>
-        </w:tc>
-        <w:tc>
-          <w:tcPr>
-            <w:tcW w:w="6874" w:type="dxa"/>
-            <w:shd w:val="clear" w:color="auto" w:fill="auto"/>
-            <w:vAlign w:val="center"/>
-          </w:tcPr>
-          <w:p>
-            <w:pPr>
-              <w:jc w:val="center"/>
-              <w:rPr>
-                <w:rFonts w:ascii="Times New Roman" w:hAnsi="Times New Roman"/>
-                <w:b/>
-                <w:i/>
-                <w:color w:val="000000" w:themeColor="text1"/>
-                <w:sz w:val="28"/>
-                <w:szCs w:val="28"/>
-              </w:rPr>
-            </w:pPr>
-            <w:r>
-              <w:rPr>
-                <w:rFonts w:ascii="Times New Roman" w:eastAsia="Times New Roman" w:hAnsi="Times New Roman"/>
-                <w:b/>
-                <w:bCs/>
-                <w:i/>
-                <w:color w:val="000000" w:themeColor="text1"/>
-                <w:sz w:val="28"/>
-                <w:szCs w:val="28"/>
-              </w:rPr>
-              <w:t>Виды выполненных работ</w:t>
-            </w:r>
-          </w:p>
-        </w:tc>
-        <w:tc>
-          <w:tcPr>
-            <w:tcW w:w="1704" w:type="dxa"/>
-            <w:shd w:val="clear" w:color="auto" w:fill="auto"/>
-            <w:vAlign w:val="center"/>
-          </w:tcPr>
-          <w:p>
-            <w:pPr>
-              <w:jc w:val="center"/>
-              <w:rPr>
-                <w:rFonts w:ascii="Times New Roman" w:hAnsi="Times New Roman"/>
-                <w:b/>
-                <w:i/>
-                <w:color w:val="000000" w:themeColor="text1"/>
-                <w:sz w:val="28"/>
-                <w:szCs w:val="28"/>
-              </w:rPr>
-            </w:pPr>
-            <w:r>
-              <w:rPr>
-                <w:rFonts w:ascii="Times New Roman" w:hAnsi="Times New Roman"/>
-                <w:b/>
-                <w:i/>
-                <w:color w:val="000000" w:themeColor="text1"/>
-                <w:sz w:val="28"/>
-                <w:szCs w:val="28"/>
-              </w:rPr>
-              <w:t>Подпись руководителя практики</w:t>
-            </w:r>
-          </w:p>
-        </w:tc>
-      </w:tr>
-      <w:tr>
-        <w:trPr>
-          <w:trHeight w:val="851"/>
-        </w:trPr>
-        <w:tc>
-          <w:tcPr>
-            <w:tcW w:w="1056" w:type="dxa"/>
-            <w:shd w:val="clear" w:color="auto" w:fill="auto"/>
-            <w:vAlign w:val="center"/>
-          </w:tcPr>
-          <w:p>
-            <w:pPr>
-              <w:rPr>
-                <w:rFonts w:ascii="Times New Roman" w:hAnsi="Times New Roman"/>
-                <w:color w:val="000000" w:themeColor="text1"/>
-                <w:sz w:val="28"/>
-                <w:szCs w:val="28"/>
-              </w:rPr>
-            </w:pPr>
-            <w:r>
-              <w:rPr>
-                <w:rFonts w:ascii="Times New Roman" w:hAnsi="Times New Roman"/>
-                <w:color w:val="000000" w:themeColor="text1"/>
-                <w:sz w:val="28"/>
-                <w:szCs w:val="28"/>
-              </w:rPr>
-              <w:t>24</w:t>
-            </w:r>
-            <w:r>
-              <w:rPr>
-                <w:rFonts w:ascii="Times New Roman" w:hAnsi="Times New Roman"/>
-                <w:color w:val="000000" w:themeColor="text1"/>
-                <w:sz w:val="28"/>
-                <w:szCs w:val="28"/>
-                <w:lang w:val="en-US"/>
-              </w:rPr>
-              <w:t>.0</w:t>
-            </w:r>
-            <w:r>
-              <w:rPr>
-                <w:rFonts w:ascii="Times New Roman" w:hAnsi="Times New Roman"/>
-                <w:color w:val="000000" w:themeColor="text1"/>
-                <w:sz w:val="28"/>
-                <w:szCs w:val="28"/>
-              </w:rPr>
-              <w:t>2</w:t>
-            </w:r>
-            <w:r>
-              <w:rPr>
-                <w:rFonts w:ascii="Times New Roman" w:hAnsi="Times New Roman"/>
-                <w:color w:val="000000" w:themeColor="text1"/>
-                <w:sz w:val="28"/>
-                <w:szCs w:val="28"/>
-                <w:lang w:val="en-US"/>
-              </w:rPr>
-              <w:t>.2</w:t>
-            </w:r>
-            <w:r>
-              <w:rPr>
-                <w:rFonts w:ascii="Times New Roman" w:hAnsi="Times New Roman"/>
-                <w:color w:val="000000" w:themeColor="text1"/>
-                <w:sz w:val="28"/>
-                <w:szCs w:val="28"/>
-              </w:rPr>
-              <w:t>6</w:t>
-            </w:r>
-          </w:p>
-        </w:tc>
-        <w:tc>
-          <w:tcPr>
-            <w:tcW w:w="6874" w:type="dxa"/>
-            <w:shd w:val="clear" w:color="auto" w:fill="auto"/>
-            <w:vAlign w:val="center"/>
-          </w:tcPr>
-          <w:p>
-            <w:pPr>
-              <w:rPr>
-                <w:rFonts w:ascii="Times New Roman" w:hAnsi="Times New Roman"/>
-                <w:color w:val="000000" w:themeColor="text1"/>
-                <w:sz w:val="28"/>
-                <w:szCs w:val="28"/>
-              </w:rPr>
-            </w:pPr>
-            <w:r>
-              <w:rPr>
-                <w:rFonts w:ascii="Times New Roman" w:hAnsi="Times New Roman"/>
-                <w:color w:val="000000" w:themeColor="text1"/>
-                <w:sz w:val="28"/>
-                <w:szCs w:val="28"/>
-              </w:rPr>
-              <w:t>Вводный инструктаж. Распределение ролей. Планирование разработки.</w:t>
-            </w:r>
-          </w:p>
-        </w:tc>
-        <w:tc>
-          <w:tcPr>
-            <w:tcW w:w="1704" w:type="dxa"/>
-            <w:shd w:val="clear" w:color="auto" w:fill="auto"/>
-            <w:vAlign w:val="center"/>
-          </w:tcPr>
-          <w:p>
-            <w:pPr>
-              <w:rPr>
-                <w:rFonts w:ascii="Times New Roman" w:hAnsi="Times New Roman"/>
-                <w:color w:val="000000" w:themeColor="text1"/>
-                <w:sz w:val="28"/>
-                <w:szCs w:val="28"/>
-              </w:rPr>
-            </w:pPr>
-          </w:p>
-        </w:tc>
-      </w:tr>
-      <w:tr>
-        <w:trPr>
-          <w:trHeight w:val="851"/>
-        </w:trPr>
-        <w:tc>
-          <w:tcPr>
-            <w:tcW w:w="1056" w:type="dxa"/>
-            <w:shd w:val="clear" w:color="auto" w:fill="auto"/>
-            <w:vAlign w:val="center"/>
-          </w:tcPr>
-          <w:p>
-            <w:pPr>
-              <w:rPr>
-                <w:rFonts w:ascii="Times New Roman" w:hAnsi="Times New Roman"/>
-                <w:color w:val="000000" w:themeColor="text1"/>
-                <w:sz w:val="28"/>
-                <w:szCs w:val="28"/>
-              </w:rPr>
-            </w:pPr>
-            <w:r>
-              <w:rPr>
-                <w:rFonts w:ascii="Times New Roman" w:hAnsi="Times New Roman"/>
-                <w:color w:val="000000" w:themeColor="text1"/>
-                <w:sz w:val="28"/>
-                <w:szCs w:val="28"/>
-              </w:rPr>
-              <w:t>24</w:t>
-            </w:r>
-            <w:r>
-              <w:rPr>
-                <w:rFonts w:ascii="Times New Roman" w:hAnsi="Times New Roman"/>
-                <w:color w:val="000000" w:themeColor="text1"/>
-                <w:sz w:val="28"/>
-                <w:szCs w:val="28"/>
-                <w:lang w:val="en-US"/>
-              </w:rPr>
-              <w:t>.0</w:t>
-            </w:r>
-            <w:r>
-              <w:rPr>
-                <w:rFonts w:ascii="Times New Roman" w:hAnsi="Times New Roman"/>
-                <w:color w:val="000000" w:themeColor="text1"/>
-                <w:sz w:val="28"/>
-                <w:szCs w:val="28"/>
-              </w:rPr>
-              <w:t>2</w:t>
-            </w:r>
-            <w:r>
-              <w:rPr>
-                <w:rFonts w:ascii="Times New Roman" w:hAnsi="Times New Roman"/>
-                <w:color w:val="000000" w:themeColor="text1"/>
-                <w:sz w:val="28"/>
-                <w:szCs w:val="28"/>
-                <w:lang w:val="en-US"/>
-              </w:rPr>
-              <w:t>.2</w:t>
-            </w:r>
-            <w:r>
-              <w:rPr>
-                <w:rFonts w:ascii="Times New Roman" w:hAnsi="Times New Roman"/>
-                <w:color w:val="000000" w:themeColor="text1"/>
-                <w:sz w:val="28"/>
-                <w:szCs w:val="28"/>
-              </w:rPr>
-              <w:t>6</w:t>
-            </w:r>
-          </w:p>
-        </w:tc>
-        <w:tc>
-          <w:tcPr>
-            <w:tcW w:w="6874" w:type="dxa"/>
-            <w:shd w:val="clear" w:color="auto" w:fill="auto"/>
-            <w:vAlign w:val="center"/>
-          </w:tcPr>
-          <w:p>
-            <w:pPr>
-              <w:rPr>
-                <w:rFonts w:ascii="Times New Roman" w:hAnsi="Times New Roman"/>
-                <w:color w:val="000000" w:themeColor="text1"/>
-                <w:sz w:val="28"/>
-                <w:szCs w:val="28"/>
-              </w:rPr>
-            </w:pPr>
-            <w:r>
-              <w:rPr>
-                <w:rFonts w:ascii="Times New Roman" w:hAnsi="Times New Roman"/>
-                <w:color w:val="000000" w:themeColor="text1"/>
-                <w:sz w:val="28"/>
-                <w:szCs w:val="28"/>
-              </w:rPr>
-              <w:t>Декомпозиция системы и поведения. Моделирование бизнес-логики.  Моделирование интерфейса.</w:t>
-            </w:r>
-          </w:p>
-        </w:tc>
-        <w:tc>
-          <w:tcPr>
-            <w:tcW w:w="1704" w:type="dxa"/>
-            <w:shd w:val="clear" w:color="auto" w:fill="auto"/>
-            <w:vAlign w:val="center"/>
-          </w:tcPr>
-          <w:p>
-            <w:pPr>
-              <w:rPr>
-                <w:rFonts w:ascii="Times New Roman" w:hAnsi="Times New Roman"/>
-                <w:color w:val="000000" w:themeColor="text1"/>
-                <w:sz w:val="28"/>
-                <w:szCs w:val="28"/>
-              </w:rPr>
-            </w:pPr>
-          </w:p>
-        </w:tc>
-      </w:tr>
-      <w:tr>
-        <w:trPr>
-          <w:trHeight w:val="851"/>
-        </w:trPr>
-        <w:tc>
-          <w:tcPr>
-            <w:tcW w:w="1056" w:type="dxa"/>
-            <w:shd w:val="clear" w:color="auto" w:fill="auto"/>
-            <w:vAlign w:val="center"/>
-          </w:tcPr>
-          <w:p>
-            <w:pPr>
-              <w:rPr>
-                <w:rFonts w:ascii="Times New Roman" w:hAnsi="Times New Roman"/>
-                <w:color w:val="000000" w:themeColor="text1"/>
-                <w:sz w:val="28"/>
-                <w:szCs w:val="28"/>
-              </w:rPr>
-            </w:pPr>
-            <w:r>
-              <w:rPr>
-                <w:rFonts w:ascii="Times New Roman" w:hAnsi="Times New Roman"/>
-                <w:color w:val="000000" w:themeColor="text1"/>
-                <w:sz w:val="28"/>
-                <w:szCs w:val="28"/>
-              </w:rPr>
-              <w:t>25</w:t>
-            </w:r>
-            <w:r>
-              <w:rPr>
-                <w:rFonts w:ascii="Times New Roman" w:hAnsi="Times New Roman"/>
-                <w:color w:val="000000" w:themeColor="text1"/>
-                <w:sz w:val="28"/>
-                <w:szCs w:val="28"/>
-                <w:lang w:val="en-US"/>
-              </w:rPr>
-              <w:t>.0</w:t>
-            </w:r>
-            <w:r>
-              <w:rPr>
-                <w:rFonts w:ascii="Times New Roman" w:hAnsi="Times New Roman"/>
-                <w:color w:val="000000" w:themeColor="text1"/>
-                <w:sz w:val="28"/>
-                <w:szCs w:val="28"/>
-              </w:rPr>
-              <w:t>2</w:t>
-            </w:r>
-            <w:r>
-              <w:rPr>
-                <w:rFonts w:ascii="Times New Roman" w:hAnsi="Times New Roman"/>
-                <w:color w:val="000000" w:themeColor="text1"/>
-                <w:sz w:val="28"/>
-                <w:szCs w:val="28"/>
-                <w:lang w:val="en-US"/>
-              </w:rPr>
-              <w:t>.2</w:t>
-            </w:r>
-            <w:r>
-              <w:rPr>
-                <w:rFonts w:ascii="Times New Roman" w:hAnsi="Times New Roman"/>
-                <w:color w:val="000000" w:themeColor="text1"/>
-                <w:sz w:val="28"/>
-                <w:szCs w:val="28"/>
-              </w:rPr>
-              <w:t>6</w:t>
-            </w:r>
-          </w:p>
-        </w:tc>
-        <w:tc>
-          <w:tcPr>
-            <w:tcW w:w="6874" w:type="dxa"/>
-            <w:shd w:val="clear" w:color="auto" w:fill="auto"/>
-            <w:vAlign w:val="center"/>
-          </w:tcPr>
-          <w:p>
-            <w:pPr>
-              <w:rPr>
-                <w:rFonts w:ascii="Times New Roman" w:hAnsi="Times New Roman"/>
-                <w:color w:val="000000" w:themeColor="text1"/>
-                <w:sz w:val="28"/>
-                <w:szCs w:val="28"/>
-              </w:rPr>
-            </w:pPr>
-            <w:r>
-              <w:rPr>
-                <w:rFonts w:ascii="Times New Roman" w:hAnsi="Times New Roman"/>
-                <w:color w:val="000000" w:themeColor="text1"/>
-                <w:sz w:val="28"/>
-                <w:szCs w:val="28"/>
-              </w:rPr>
-              <w:t>Реализация логики приложения для работы с веб-сервисом. Документирование результатов проекта.</w:t>
-            </w:r>
-          </w:p>
-        </w:tc>
-        <w:tc>
-          <w:tcPr>
-            <w:tcW w:w="1704" w:type="dxa"/>
-            <w:shd w:val="clear" w:color="auto" w:fill="auto"/>
-            <w:vAlign w:val="center"/>
-          </w:tcPr>
-          <w:p>
-            <w:pPr>
-              <w:rPr>
-                <w:rFonts w:ascii="Times New Roman" w:hAnsi="Times New Roman"/>
-                <w:color w:val="000000" w:themeColor="text1"/>
-                <w:sz w:val="28"/>
-                <w:szCs w:val="28"/>
-              </w:rPr>
-            </w:pPr>
-          </w:p>
-        </w:tc>
-      </w:tr>
-      <w:tr>
-        <w:trPr>
-          <w:trHeight w:val="851"/>
-        </w:trPr>
-        <w:tc>
-          <w:tcPr>
-            <w:tcW w:w="1056" w:type="dxa"/>
-            <w:shd w:val="clear" w:color="auto" w:fill="auto"/>
-            <w:vAlign w:val="center"/>
-          </w:tcPr>
-          <w:p>
-            <w:pPr>
-              <w:rPr>
-                <w:rFonts w:ascii="Times New Roman" w:hAnsi="Times New Roman"/>
-                <w:color w:val="000000" w:themeColor="text1"/>
-                <w:sz w:val="28"/>
-                <w:szCs w:val="28"/>
-              </w:rPr>
-            </w:pPr>
-            <w:r>
-              <w:rPr>
-                <w:rFonts w:ascii="Times New Roman" w:hAnsi="Times New Roman"/>
-                <w:color w:val="000000" w:themeColor="text1"/>
-                <w:sz w:val="28"/>
-                <w:szCs w:val="28"/>
-              </w:rPr>
-              <w:t>26</w:t>
-            </w:r>
-            <w:r>
-              <w:rPr>
-                <w:rFonts w:ascii="Times New Roman" w:hAnsi="Times New Roman"/>
-                <w:color w:val="000000" w:themeColor="text1"/>
-                <w:sz w:val="28"/>
-                <w:szCs w:val="28"/>
-                <w:lang w:val="en-US"/>
-              </w:rPr>
-              <w:t>.0</w:t>
-            </w:r>
-            <w:r>
-              <w:rPr>
-                <w:rFonts w:ascii="Times New Roman" w:hAnsi="Times New Roman"/>
-                <w:color w:val="000000" w:themeColor="text1"/>
-                <w:sz w:val="28"/>
-                <w:szCs w:val="28"/>
-              </w:rPr>
-              <w:t>2</w:t>
-            </w:r>
-            <w:r>
-              <w:rPr>
-                <w:rFonts w:ascii="Times New Roman" w:hAnsi="Times New Roman"/>
-                <w:color w:val="000000" w:themeColor="text1"/>
-                <w:sz w:val="28"/>
-                <w:szCs w:val="28"/>
-                <w:lang w:val="en-US"/>
-              </w:rPr>
-              <w:t>.2</w:t>
-            </w:r>
-            <w:r>
-              <w:rPr>
-                <w:rFonts w:ascii="Times New Roman" w:hAnsi="Times New Roman"/>
-                <w:color w:val="000000" w:themeColor="text1"/>
-                <w:sz w:val="28"/>
-                <w:szCs w:val="28"/>
-              </w:rPr>
-              <w:t>6</w:t>
-            </w:r>
-          </w:p>
-        </w:tc>
-        <w:tc>
-          <w:tcPr>
-            <w:tcW w:w="6874" w:type="dxa"/>
-            <w:shd w:val="clear" w:color="auto" w:fill="auto"/>
-            <w:vAlign w:val="center"/>
-          </w:tcPr>
-          <w:p>
-            <w:pPr>
-              <w:rPr>
-                <w:rFonts w:ascii="Times New Roman" w:hAnsi="Times New Roman"/>
-                <w:color w:val="000000" w:themeColor="text1"/>
-                <w:sz w:val="28"/>
-                <w:szCs w:val="28"/>
-              </w:rPr>
-            </w:pPr>
-            <w:r>
-              <w:rPr>
-                <w:rFonts w:ascii="Times New Roman" w:hAnsi="Times New Roman"/>
-                <w:color w:val="000000" w:themeColor="text1"/>
-                <w:sz w:val="28"/>
-                <w:szCs w:val="28"/>
-              </w:rPr>
-              <w:t xml:space="preserve">Обработка сетевых запросов. </w:t>
-            </w:r>
-            <w:proofErr w:type="spellStart"/>
-            <w:r>
-              <w:rPr>
-                <w:rFonts w:ascii="Times New Roman" w:hAnsi="Times New Roman"/>
-                <w:color w:val="000000" w:themeColor="text1"/>
-                <w:sz w:val="28"/>
-                <w:szCs w:val="28"/>
-              </w:rPr>
-              <w:t>Парсинг</w:t>
-            </w:r>
-            <w:proofErr w:type="spellEnd"/>
-            <w:r>
-              <w:rPr>
-                <w:rFonts w:ascii="Times New Roman" w:hAnsi="Times New Roman"/>
-                <w:color w:val="000000" w:themeColor="text1"/>
-                <w:sz w:val="28"/>
-                <w:szCs w:val="28"/>
-              </w:rPr>
-              <w:t xml:space="preserve"> данных.</w:t>
-            </w:r>
-          </w:p>
-        </w:tc>
-        <w:tc>
-          <w:tcPr>
-            <w:tcW w:w="1704" w:type="dxa"/>
-            <w:shd w:val="clear" w:color="auto" w:fill="auto"/>
-            <w:vAlign w:val="center"/>
-          </w:tcPr>
-          <w:p>
-            <w:pPr>
-              <w:rPr>
-                <w:rFonts w:ascii="Times New Roman" w:hAnsi="Times New Roman"/>
-                <w:color w:val="000000" w:themeColor="text1"/>
-                <w:sz w:val="28"/>
-                <w:szCs w:val="28"/>
-              </w:rPr>
-            </w:pPr>
-          </w:p>
-        </w:tc>
-      </w:tr>
-      <w:tr>
-        <w:trPr>
-          <w:trHeight w:val="851"/>
-        </w:trPr>
-        <w:tc>
-          <w:tcPr>
-            <w:tcW w:w="1056" w:type="dxa"/>
-            <w:shd w:val="clear" w:color="auto" w:fill="auto"/>
-            <w:vAlign w:val="center"/>
-          </w:tcPr>
-          <w:p>
-            <w:pPr>
-              <w:rPr>
-                <w:rFonts w:ascii="Times New Roman" w:hAnsi="Times New Roman"/>
-                <w:color w:val="000000" w:themeColor="text1"/>
-                <w:sz w:val="28"/>
-                <w:szCs w:val="28"/>
-              </w:rPr>
-            </w:pPr>
-            <w:r>
-              <w:rPr>
-                <w:rFonts w:ascii="Times New Roman" w:hAnsi="Times New Roman"/>
-                <w:color w:val="000000" w:themeColor="text1"/>
-                <w:sz w:val="28"/>
-                <w:szCs w:val="28"/>
-              </w:rPr>
-              <w:t>27</w:t>
-            </w:r>
-            <w:r>
-              <w:rPr>
-                <w:rFonts w:ascii="Times New Roman" w:hAnsi="Times New Roman"/>
-                <w:color w:val="000000" w:themeColor="text1"/>
-                <w:sz w:val="28"/>
-                <w:szCs w:val="28"/>
-                <w:lang w:val="en-US"/>
-              </w:rPr>
-              <w:t>.0</w:t>
-            </w:r>
-            <w:r>
-              <w:rPr>
-                <w:rFonts w:ascii="Times New Roman" w:hAnsi="Times New Roman"/>
-                <w:color w:val="000000" w:themeColor="text1"/>
-                <w:sz w:val="28"/>
-                <w:szCs w:val="28"/>
-              </w:rPr>
-              <w:t>2</w:t>
-            </w:r>
-            <w:r>
-              <w:rPr>
-                <w:rFonts w:ascii="Times New Roman" w:hAnsi="Times New Roman"/>
-                <w:color w:val="000000" w:themeColor="text1"/>
-                <w:sz w:val="28"/>
-                <w:szCs w:val="28"/>
-                <w:lang w:val="en-US"/>
-              </w:rPr>
-              <w:t>.2</w:t>
-            </w:r>
-            <w:r>
-              <w:rPr>
-                <w:rFonts w:ascii="Times New Roman" w:hAnsi="Times New Roman"/>
-                <w:color w:val="000000" w:themeColor="text1"/>
-                <w:sz w:val="28"/>
-                <w:szCs w:val="28"/>
-              </w:rPr>
-              <w:t>6</w:t>
-            </w:r>
-          </w:p>
-        </w:tc>
-        <w:tc>
-          <w:tcPr>
-            <w:tcW w:w="6874" w:type="dxa"/>
-            <w:shd w:val="clear" w:color="auto" w:fill="auto"/>
-            <w:vAlign w:val="center"/>
-          </w:tcPr>
-          <w:p>
-            <w:pPr>
-              <w:rPr>
-                <w:rFonts w:ascii="Times New Roman" w:hAnsi="Times New Roman"/>
-                <w:color w:val="000000" w:themeColor="text1"/>
-                <w:sz w:val="28"/>
-                <w:szCs w:val="28"/>
-              </w:rPr>
-            </w:pPr>
-            <w:r>
-              <w:rPr>
-                <w:rFonts w:ascii="Times New Roman" w:hAnsi="Times New Roman"/>
-                <w:color w:val="000000" w:themeColor="text1"/>
-                <w:sz w:val="28"/>
-                <w:szCs w:val="28"/>
-              </w:rPr>
-              <w:t>Тестирование разработки базы данных и приложения</w:t>
-            </w:r>
-          </w:p>
-        </w:tc>
-        <w:tc>
-          <w:tcPr>
-            <w:tcW w:w="1704" w:type="dxa"/>
-            <w:shd w:val="clear" w:color="auto" w:fill="auto"/>
-            <w:vAlign w:val="center"/>
-          </w:tcPr>
-          <w:p>
-            <w:pPr>
-              <w:rPr>
-                <w:rFonts w:ascii="Times New Roman" w:hAnsi="Times New Roman"/>
-                <w:color w:val="000000" w:themeColor="text1"/>
-                <w:sz w:val="28"/>
-                <w:szCs w:val="28"/>
-              </w:rPr>
-            </w:pPr>
-          </w:p>
-        </w:tc>
-      </w:tr>
-      <w:tr>
-        <w:trPr>
-          <w:trHeight w:val="851"/>
-        </w:trPr>
-        <w:tc>
-          <w:tcPr>
-            <w:tcW w:w="1056" w:type="dxa"/>
-            <w:shd w:val="clear" w:color="auto" w:fill="auto"/>
-            <w:vAlign w:val="center"/>
-          </w:tcPr>
-          <w:p>
-            <w:pPr>
-              <w:rPr>
-                <w:rFonts w:ascii="Times New Roman" w:hAnsi="Times New Roman"/>
-                <w:color w:val="000000" w:themeColor="text1"/>
-                <w:sz w:val="28"/>
-                <w:szCs w:val="28"/>
-                <w:lang w:val="en-US"/>
-              </w:rPr>
-            </w:pPr>
-            <w:r>
-              <w:rPr>
-                <w:rFonts w:ascii="Times New Roman" w:hAnsi="Times New Roman"/>
-                <w:color w:val="000000" w:themeColor="text1"/>
-                <w:sz w:val="28"/>
-                <w:szCs w:val="28"/>
-              </w:rPr>
-              <w:t>28</w:t>
-            </w:r>
-            <w:r>
-              <w:rPr>
-                <w:rFonts w:ascii="Times New Roman" w:hAnsi="Times New Roman"/>
-                <w:color w:val="000000" w:themeColor="text1"/>
-                <w:sz w:val="28"/>
-                <w:szCs w:val="28"/>
-                <w:lang w:val="en-US"/>
-              </w:rPr>
-              <w:t>.0</w:t>
-            </w:r>
-            <w:r>
-              <w:rPr>
-                <w:rFonts w:ascii="Times New Roman" w:hAnsi="Times New Roman"/>
-                <w:color w:val="000000" w:themeColor="text1"/>
-                <w:sz w:val="28"/>
-                <w:szCs w:val="28"/>
-              </w:rPr>
-              <w:t>2</w:t>
-            </w:r>
-            <w:r>
-              <w:rPr>
-                <w:rFonts w:ascii="Times New Roman" w:hAnsi="Times New Roman"/>
-                <w:color w:val="000000" w:themeColor="text1"/>
-                <w:sz w:val="28"/>
-                <w:szCs w:val="28"/>
-                <w:lang w:val="en-US"/>
-              </w:rPr>
-              <w:t>.2</w:t>
-            </w:r>
-            <w:r>
-              <w:rPr>
-                <w:rFonts w:ascii="Times New Roman" w:hAnsi="Times New Roman"/>
-                <w:color w:val="000000" w:themeColor="text1"/>
-                <w:sz w:val="28"/>
-                <w:szCs w:val="28"/>
-              </w:rPr>
-              <w:t>6</w:t>
-            </w:r>
-          </w:p>
-        </w:tc>
-        <w:tc>
-          <w:tcPr>
-            <w:tcW w:w="6874" w:type="dxa"/>
-            <w:shd w:val="clear" w:color="auto" w:fill="auto"/>
-            <w:vAlign w:val="center"/>
-          </w:tcPr>
-          <w:p>
-            <w:pPr>
-              <w:rPr>
-                <w:rFonts w:ascii="Times New Roman" w:hAnsi="Times New Roman"/>
-                <w:color w:val="000000" w:themeColor="text1"/>
-                <w:sz w:val="28"/>
-                <w:szCs w:val="28"/>
-              </w:rPr>
-            </w:pPr>
-            <w:r>
-              <w:rPr>
-                <w:rFonts w:ascii="Times New Roman" w:hAnsi="Times New Roman"/>
-                <w:color w:val="000000" w:themeColor="text1"/>
-                <w:sz w:val="28"/>
-                <w:szCs w:val="28"/>
-              </w:rPr>
-              <w:t>Подготовка и защита портфолио, дневника и отчета по учебной практике.</w:t>
-            </w:r>
-          </w:p>
-        </w:tc>
-        <w:tc>
-          <w:tcPr>
-            <w:tcW w:w="1704" w:type="dxa"/>
-            <w:shd w:val="clear" w:color="auto" w:fill="auto"/>
-            <w:vAlign w:val="center"/>
-          </w:tcPr>
-          <w:p>
-            <w:pPr>
-              <w:rPr>
-                <w:rFonts w:ascii="Times New Roman" w:hAnsi="Times New Roman"/>
-                <w:color w:val="000000" w:themeColor="text1"/>
-                <w:sz w:val="28"/>
-                <w:szCs w:val="28"/>
-              </w:rPr>
-            </w:pPr>
-          </w:p>
-        </w:tc>
-      </w:tr>
-    </w:tbl>
-    <w:p>
-      <w:pPr>
-        <w:rPr>
-          <w:color w:val="000000" w:themeColor="text1"/>
-          <w:sz w:val="28"/>
-          <w:szCs w:val="28"/>
-        </w:rPr>
-      </w:pPr>
-    </w:p>
-    <w:p>
-      <w:pPr>
-        <w:spacing w:after="160" w:line="278" w:lineRule="auto"/>
-        <w:rPr>
-          <w:color w:val="000000" w:themeColor="text1"/>
-        </w:rPr>
-      </w:pPr>
-      <w:r>
-        <w:rPr>
-          <w:color w:val="000000" w:themeColor="text1"/>
-        </w:rPr>
-        <w:br w:type="page"/>
-      </w:r>
-    </w:p>
-    <w:p>
-      <w:pPr>
-        <w:pStyle w:val="1"/>
-        <w:jc w:val="center"/>
-        <w:rPr>
-          <w:color w:val="000000" w:themeColor="text1"/>
-        </w:rPr>
-      </w:pPr>
-      <w:bookmarkStart w:id="5" w:name="_Toc223102359"/>
-      <w:r>
-        <w:rPr>
-          <w:color w:val="000000" w:themeColor="text1"/>
-        </w:rPr>
-        <w:lastRenderedPageBreak/>
-        <w:t>Задание на разработку</w:t>
-      </w:r>
-      <w:bookmarkEnd w:id="5"/>
-    </w:p>
-    <w:p>
-      <w:pPr>
-        <w:rPr>
-          <w:rFonts w:ascii="Times New Roman" w:hAnsi="Times New Roman"/>
-          <w:color w:val="000000" w:themeColor="text1"/>
-          <w:sz w:val="28"/>
-          <w:szCs w:val="28"/>
-        </w:rPr>
-      </w:pPr>
-      <w:r>
-        <w:rPr>
-          <w:rFonts w:ascii="Times New Roman" w:hAnsi="Times New Roman"/>
-          <w:color w:val="000000" w:themeColor="text1"/>
-          <w:sz w:val="28"/>
-          <w:szCs w:val="28"/>
-        </w:rPr>
-        <w:tab/>
-        <w:t xml:space="preserve">Нами было придуманно и реализовано мобильно приложение для кафе кофе. Основной задачей было переделать </w:t>
-      </w:r>
-      <w:r>
-        <w:rPr>
-          <w:rFonts w:ascii="Times New Roman" w:hAnsi="Times New Roman"/>
-          <w:color w:val="000000" w:themeColor="text1"/>
-          <w:sz w:val="28"/>
-          <w:szCs w:val="28"/>
-          <w:lang w:val="en-US"/>
-        </w:rPr>
-        <w:t xml:space="preserve">backend </w:t>
-      </w:r>
-      <w:r>
-        <w:rPr>
-          <w:rFonts w:ascii="Times New Roman" w:hAnsi="Times New Roman"/>
-          <w:color w:val="000000" w:themeColor="text1"/>
-          <w:sz w:val="28"/>
-          <w:szCs w:val="28"/>
-        </w:rPr>
-        <w:t>часть приложения.</w:t>
-      </w:r>
-    </w:p>
-    <w:p>
-      <w:pPr>
-        <w:rPr>
-          <w:rFonts w:ascii="Times New Roman" w:hAnsi="Times New Roman"/>
-          <w:color w:val="000000" w:themeColor="text1"/>
-          <w:sz w:val="28"/>
-          <w:szCs w:val="28"/>
-        </w:rPr>
-      </w:pPr>
-      <w:r>
-        <w:rPr>
-          <w:rFonts w:ascii="Times New Roman" w:hAnsi="Times New Roman"/>
-          <w:color w:val="000000" w:themeColor="text1"/>
-          <w:sz w:val="28"/>
-          <w:szCs w:val="28"/>
-        </w:rPr>
-        <w:t xml:space="preserve">  Разработать </w:t>
-      </w:r>
-      <w:proofErr w:type="gramStart"/>
-      <w:r>
-        <w:rPr>
-          <w:rFonts w:ascii="Times New Roman" w:hAnsi="Times New Roman"/>
-          <w:color w:val="000000" w:themeColor="text1"/>
-          <w:sz w:val="28"/>
-          <w:szCs w:val="28"/>
-          <w:lang w:val="en-US"/>
-        </w:rPr>
-        <w:t>API</w:t>
-      </w:r>
-      <w:r>
-        <w:rPr>
-          <w:rFonts w:ascii="Times New Roman" w:hAnsi="Times New Roman"/>
-          <w:color w:val="000000" w:themeColor="text1"/>
-          <w:sz w:val="28"/>
-          <w:szCs w:val="28"/>
-        </w:rPr>
-        <w:t>-часть</w:t>
-      </w:r>
-      <w:proofErr w:type="gramEnd"/>
-      <w:r>
-        <w:rPr>
-          <w:rFonts w:ascii="Times New Roman" w:hAnsi="Times New Roman"/>
-          <w:color w:val="000000" w:themeColor="text1"/>
-          <w:sz w:val="28"/>
-          <w:szCs w:val="28"/>
-        </w:rPr>
-        <w:t xml:space="preserve"> реализующую функционал мобильного приложения (далее МП). Создать базу-данных принимающую и отдающую информацию в МП через </w:t>
-      </w:r>
-      <w:r>
-        <w:rPr>
-          <w:rFonts w:ascii="Times New Roman" w:hAnsi="Times New Roman"/>
-          <w:color w:val="000000" w:themeColor="text1"/>
-          <w:sz w:val="28"/>
-          <w:szCs w:val="28"/>
-          <w:lang w:val="en-US"/>
-        </w:rPr>
-        <w:t>API</w:t>
-      </w:r>
-      <w:r>
-        <w:rPr>
-          <w:rFonts w:ascii="Times New Roman" w:hAnsi="Times New Roman"/>
-          <w:color w:val="000000" w:themeColor="text1"/>
-          <w:sz w:val="28"/>
-          <w:szCs w:val="28"/>
-        </w:rPr>
-        <w:t>.</w:t>
-      </w:r>
-    </w:p>
-    <w:p>
-      <w:pPr>
-        <w:spacing w:after="160" w:line="278" w:lineRule="auto"/>
-        <w:rPr>
-          <w:rFonts w:ascii="Times New Roman" w:hAnsi="Times New Roman"/>
-          <w:color w:val="000000" w:themeColor="text1"/>
-          <w:sz w:val="28"/>
-          <w:szCs w:val="28"/>
-        </w:rPr>
-      </w:pPr>
-      <w:r>
-        <w:rPr>
-          <w:rFonts w:ascii="Times New Roman" w:hAnsi="Times New Roman"/>
-          <w:color w:val="000000" w:themeColor="text1"/>
-          <w:sz w:val="28"/>
-          <w:szCs w:val="28"/>
-        </w:rPr>
-        <w:br w:type="page"/>
-      </w:r>
-    </w:p>
-    <w:p>
-      <w:pPr>
-        <w:pStyle w:val="1"/>
-        <w:jc w:val="center"/>
-        <w:rPr>
-          <w:color w:val="000000" w:themeColor="text1"/>
-        </w:rPr>
-      </w:pPr>
-      <w:bookmarkStart w:id="6" w:name="_Toc223102360"/>
-      <w:r>
-        <w:rPr>
-          <w:color w:val="000000" w:themeColor="text1"/>
-        </w:rPr>
         <w:lastRenderedPageBreak/>
         <w:t>Дневник руководителя группы разработки</w:t>
       </w:r>
-      <w:bookmarkEnd w:id="6"/>
+      <w:bookmarkEnd w:id="4"/>
     </w:p>
     <w:p>
       <w:pPr>
@@ -3109,16 +2327,16 @@
         <w:rPr>
           <w:rFonts w:ascii="Times New Roman" w:hAnsi="Times New Roman"/>
           <w:color w:val="000000" w:themeColor="text1"/>
-          <w:sz w:val="28"/>
-          <w:szCs w:val="28"/>
-        </w:rPr>
-      </w:pPr>
-      <w:r>
-        <w:rPr>
-          <w:rFonts w:ascii="Times New Roman" w:hAnsi="Times New Roman"/>
-          <w:color w:val="000000" w:themeColor="text1"/>
-          <w:sz w:val="28"/>
-          <w:szCs w:val="28"/>
+          <w:sz w:val="24"/>
+          <w:szCs w:val="24"/>
+        </w:rPr>
+      </w:pPr>
+      <w:r>
+        <w:rPr>
+          <w:rFonts w:ascii="Times New Roman" w:hAnsi="Times New Roman"/>
+          <w:color w:val="000000" w:themeColor="text1"/>
+          <w:sz w:val="24"/>
+          <w:szCs w:val="24"/>
         </w:rPr>
         <w:t xml:space="preserve">При выполнении роли менеджера я проводил ежедневные совещания с членами проектной группы для подведения промежуточных итогов и постановки задач на день, перераспределял обязанности между членами группы, ежедневно отчитывался о ходе проекта на совещании с руководителями практики, консультировал сотрудников, принимал участие в проектировании, разработке и презентации. </w:t>
       </w:r>
@@ -3130,8 +2348,8 @@
         <w:rPr>
           <w:rFonts w:ascii="Times New Roman" w:hAnsi="Times New Roman"/>
           <w:color w:val="000000" w:themeColor="text1"/>
-          <w:sz w:val="28"/>
-          <w:szCs w:val="28"/>
+          <w:sz w:val="24"/>
+          <w:szCs w:val="24"/>
         </w:rPr>
       </w:pPr>
     </w:p>
@@ -3142,9 +2360,9 @@
         <w:tblLook w:val="04A0" w:firstRow="1" w:lastRow="0" w:firstColumn="1" w:lastColumn="0" w:noHBand="0" w:noVBand="1"/>
       </w:tblPr>
       <w:tblGrid>
-        <w:gridCol w:w="1215"/>
-        <w:gridCol w:w="6415"/>
-        <w:gridCol w:w="1715"/>
+        <w:gridCol w:w="1211"/>
+        <w:gridCol w:w="6408"/>
+        <w:gridCol w:w="1726"/>
       </w:tblGrid>
       <w:tr>
         <w:tc>
@@ -3160,8 +2378,8 @@
                 <w:rFonts w:ascii="Times New Roman" w:hAnsi="Times New Roman"/>
                 <w:b/>
                 <w:color w:val="000000" w:themeColor="text1"/>
-                <w:sz w:val="28"/>
-                <w:szCs w:val="28"/>
+                <w:sz w:val="24"/>
+                <w:szCs w:val="24"/>
               </w:rPr>
             </w:pPr>
             <w:r>
@@ -3169,8 +2387,8 @@
                 <w:rFonts w:ascii="Times New Roman" w:hAnsi="Times New Roman"/>
                 <w:b/>
                 <w:color w:val="000000" w:themeColor="text1"/>
-                <w:sz w:val="28"/>
-                <w:szCs w:val="28"/>
+                <w:sz w:val="24"/>
+                <w:szCs w:val="24"/>
               </w:rPr>
               <w:t>Дата</w:t>
             </w:r>
@@ -3189,8 +2407,8 @@
                 <w:rFonts w:ascii="Times New Roman" w:hAnsi="Times New Roman"/>
                 <w:b/>
                 <w:color w:val="000000" w:themeColor="text1"/>
-                <w:sz w:val="28"/>
-                <w:szCs w:val="28"/>
+                <w:sz w:val="24"/>
+                <w:szCs w:val="24"/>
               </w:rPr>
             </w:pPr>
             <w:r>
@@ -3198,8 +2416,8 @@
                 <w:rFonts w:ascii="Times New Roman" w:hAnsi="Times New Roman"/>
                 <w:b/>
                 <w:color w:val="000000" w:themeColor="text1"/>
-                <w:sz w:val="28"/>
-                <w:szCs w:val="28"/>
+                <w:sz w:val="24"/>
+                <w:szCs w:val="24"/>
               </w:rPr>
               <w:t>Выполненная работа</w:t>
             </w:r>
@@ -3215,14 +2433,20 @@
               <w:spacing w:before="60" w:after="60" w:line="240" w:lineRule="auto"/>
               <w:jc w:val="center"/>
               <w:rPr>
+                <w:rFonts w:ascii="Times New Roman" w:hAnsi="Times New Roman"/>
                 <w:b/>
                 <w:color w:val="000000" w:themeColor="text1"/>
-              </w:rPr>
-            </w:pPr>
-            <w:r>
-              <w:rPr>
+                <w:sz w:val="24"/>
+                <w:szCs w:val="24"/>
+              </w:rPr>
+            </w:pPr>
+            <w:r>
+              <w:rPr>
+                <w:rFonts w:ascii="Times New Roman" w:hAnsi="Times New Roman"/>
                 <w:b/>
                 <w:color w:val="000000" w:themeColor="text1"/>
+                <w:sz w:val="24"/>
+                <w:szCs w:val="24"/>
               </w:rPr>
               <w:t>Подпись руководителя</w:t>
             </w:r>
@@ -3240,16 +2464,16 @@
               <w:rPr>
                 <w:rFonts w:ascii="Times New Roman" w:hAnsi="Times New Roman"/>
                 <w:color w:val="000000" w:themeColor="text1"/>
-                <w:sz w:val="28"/>
-                <w:szCs w:val="28"/>
-              </w:rPr>
-            </w:pPr>
-            <w:r>
-              <w:rPr>
-                <w:rFonts w:ascii="Times New Roman" w:hAnsi="Times New Roman"/>
-                <w:color w:val="000000" w:themeColor="text1"/>
-                <w:sz w:val="28"/>
-                <w:szCs w:val="28"/>
+                <w:sz w:val="24"/>
+                <w:szCs w:val="24"/>
+              </w:rPr>
+            </w:pPr>
+            <w:r>
+              <w:rPr>
+                <w:rFonts w:ascii="Times New Roman" w:hAnsi="Times New Roman"/>
+                <w:color w:val="000000" w:themeColor="text1"/>
+                <w:sz w:val="24"/>
+                <w:szCs w:val="24"/>
               </w:rPr>
               <w:t>1-й день</w:t>
             </w:r>
@@ -3265,16 +2489,16 @@
               <w:rPr>
                 <w:rFonts w:ascii="Times New Roman" w:hAnsi="Times New Roman"/>
                 <w:color w:val="000000" w:themeColor="text1"/>
-                <w:sz w:val="28"/>
-                <w:szCs w:val="28"/>
-              </w:rPr>
-            </w:pPr>
-            <w:r>
-              <w:rPr>
-                <w:rFonts w:ascii="Times New Roman" w:hAnsi="Times New Roman"/>
-                <w:color w:val="000000" w:themeColor="text1"/>
-                <w:sz w:val="28"/>
-                <w:szCs w:val="28"/>
+                <w:sz w:val="24"/>
+                <w:szCs w:val="24"/>
+              </w:rPr>
+            </w:pPr>
+            <w:r>
+              <w:rPr>
+                <w:rFonts w:ascii="Times New Roman" w:hAnsi="Times New Roman"/>
+                <w:color w:val="000000" w:themeColor="text1"/>
+                <w:sz w:val="24"/>
+                <w:szCs w:val="24"/>
               </w:rPr>
               <w:t>Изучение профессиональных стандартов</w:t>
             </w:r>
@@ -3285,16 +2509,16 @@
               <w:rPr>
                 <w:rFonts w:ascii="Times New Roman" w:hAnsi="Times New Roman"/>
                 <w:color w:val="000000" w:themeColor="text1"/>
-                <w:sz w:val="28"/>
-                <w:szCs w:val="28"/>
-              </w:rPr>
-            </w:pPr>
-            <w:r>
-              <w:rPr>
-                <w:rFonts w:ascii="Times New Roman" w:hAnsi="Times New Roman"/>
-                <w:color w:val="000000" w:themeColor="text1"/>
-                <w:sz w:val="28"/>
-                <w:szCs w:val="28"/>
+                <w:sz w:val="24"/>
+                <w:szCs w:val="24"/>
+              </w:rPr>
+            </w:pPr>
+            <w:r>
+              <w:rPr>
+                <w:rFonts w:ascii="Times New Roman" w:hAnsi="Times New Roman"/>
+                <w:color w:val="000000" w:themeColor="text1"/>
+                <w:sz w:val="24"/>
+                <w:szCs w:val="24"/>
               </w:rPr>
               <w:t>Изучение задания на проектирование</w:t>
             </w:r>
@@ -3305,16 +2529,16 @@
               <w:rPr>
                 <w:rFonts w:ascii="Times New Roman" w:hAnsi="Times New Roman"/>
                 <w:color w:val="000000" w:themeColor="text1"/>
-                <w:sz w:val="28"/>
-                <w:szCs w:val="28"/>
-              </w:rPr>
-            </w:pPr>
-            <w:r>
-              <w:rPr>
-                <w:rFonts w:ascii="Times New Roman" w:hAnsi="Times New Roman"/>
-                <w:color w:val="000000" w:themeColor="text1"/>
-                <w:sz w:val="28"/>
-                <w:szCs w:val="28"/>
+                <w:sz w:val="24"/>
+                <w:szCs w:val="24"/>
+              </w:rPr>
+            </w:pPr>
+            <w:r>
+              <w:rPr>
+                <w:rFonts w:ascii="Times New Roman" w:hAnsi="Times New Roman"/>
+                <w:color w:val="000000" w:themeColor="text1"/>
+                <w:sz w:val="24"/>
+                <w:szCs w:val="24"/>
               </w:rPr>
               <w:t>Определение структуры группы</w:t>
             </w:r>
@@ -3325,16 +2549,16 @@
               <w:rPr>
                 <w:rFonts w:ascii="Times New Roman" w:hAnsi="Times New Roman"/>
                 <w:color w:val="000000" w:themeColor="text1"/>
-                <w:sz w:val="28"/>
-                <w:szCs w:val="28"/>
-              </w:rPr>
-            </w:pPr>
-            <w:r>
-              <w:rPr>
-                <w:rFonts w:ascii="Times New Roman" w:hAnsi="Times New Roman"/>
-                <w:color w:val="000000" w:themeColor="text1"/>
-                <w:sz w:val="28"/>
-                <w:szCs w:val="28"/>
+                <w:sz w:val="24"/>
+                <w:szCs w:val="24"/>
+              </w:rPr>
+            </w:pPr>
+            <w:r>
+              <w:rPr>
+                <w:rFonts w:ascii="Times New Roman" w:hAnsi="Times New Roman"/>
+                <w:color w:val="000000" w:themeColor="text1"/>
+                <w:sz w:val="24"/>
+                <w:szCs w:val="24"/>
               </w:rPr>
               <w:t>Распределение обязанностей в группе</w:t>
             </w:r>
@@ -3345,16 +2569,16 @@
               <w:rPr>
                 <w:rFonts w:ascii="Times New Roman" w:hAnsi="Times New Roman"/>
                 <w:color w:val="000000" w:themeColor="text1"/>
-                <w:sz w:val="28"/>
-                <w:szCs w:val="28"/>
-              </w:rPr>
-            </w:pPr>
-            <w:r>
-              <w:rPr>
-                <w:rFonts w:ascii="Times New Roman" w:hAnsi="Times New Roman"/>
-                <w:color w:val="000000" w:themeColor="text1"/>
-                <w:sz w:val="28"/>
-                <w:szCs w:val="28"/>
+                <w:sz w:val="24"/>
+                <w:szCs w:val="24"/>
+              </w:rPr>
+            </w:pPr>
+            <w:r>
+              <w:rPr>
+                <w:rFonts w:ascii="Times New Roman" w:hAnsi="Times New Roman"/>
+                <w:color w:val="000000" w:themeColor="text1"/>
+                <w:sz w:val="24"/>
+                <w:szCs w:val="24"/>
               </w:rPr>
               <w:t>Создание технологической документации</w:t>
             </w:r>
@@ -3365,16 +2589,16 @@
               <w:rPr>
                 <w:rFonts w:ascii="Times New Roman" w:hAnsi="Times New Roman"/>
                 <w:color w:val="000000" w:themeColor="text1"/>
-                <w:sz w:val="28"/>
-                <w:szCs w:val="28"/>
-              </w:rPr>
-            </w:pPr>
-            <w:r>
-              <w:rPr>
-                <w:rFonts w:ascii="Times New Roman" w:hAnsi="Times New Roman"/>
-                <w:color w:val="000000" w:themeColor="text1"/>
-                <w:sz w:val="28"/>
-                <w:szCs w:val="28"/>
+                <w:sz w:val="24"/>
+                <w:szCs w:val="24"/>
+              </w:rPr>
+            </w:pPr>
+            <w:r>
+              <w:rPr>
+                <w:rFonts w:ascii="Times New Roman" w:hAnsi="Times New Roman"/>
+                <w:color w:val="000000" w:themeColor="text1"/>
+                <w:sz w:val="24"/>
+                <w:szCs w:val="24"/>
               </w:rPr>
               <w:t>Создание проектной документации</w:t>
             </w:r>
@@ -3385,16 +2609,16 @@
               <w:rPr>
                 <w:rFonts w:ascii="Times New Roman" w:hAnsi="Times New Roman"/>
                 <w:color w:val="000000" w:themeColor="text1"/>
-                <w:sz w:val="28"/>
-                <w:szCs w:val="28"/>
-              </w:rPr>
-            </w:pPr>
-            <w:r>
-              <w:rPr>
-                <w:rFonts w:ascii="Times New Roman" w:hAnsi="Times New Roman"/>
-                <w:color w:val="000000" w:themeColor="text1"/>
-                <w:sz w:val="28"/>
-                <w:szCs w:val="28"/>
+                <w:sz w:val="24"/>
+                <w:szCs w:val="24"/>
+              </w:rPr>
+            </w:pPr>
+            <w:r>
+              <w:rPr>
+                <w:rFonts w:ascii="Times New Roman" w:hAnsi="Times New Roman"/>
+                <w:color w:val="000000" w:themeColor="text1"/>
+                <w:sz w:val="24"/>
+                <w:szCs w:val="24"/>
               </w:rPr>
               <w:t>Определились с архитектурой приложения</w:t>
             </w:r>
@@ -3405,16 +2629,16 @@
               <w:rPr>
                 <w:rFonts w:ascii="Times New Roman" w:hAnsi="Times New Roman"/>
                 <w:color w:val="000000" w:themeColor="text1"/>
-                <w:sz w:val="28"/>
-                <w:szCs w:val="28"/>
-              </w:rPr>
-            </w:pPr>
-            <w:r>
-              <w:rPr>
-                <w:rFonts w:ascii="Times New Roman" w:hAnsi="Times New Roman"/>
-                <w:color w:val="000000" w:themeColor="text1"/>
-                <w:sz w:val="28"/>
-                <w:szCs w:val="28"/>
+                <w:sz w:val="24"/>
+                <w:szCs w:val="24"/>
+              </w:rPr>
+            </w:pPr>
+            <w:r>
+              <w:rPr>
+                <w:rFonts w:ascii="Times New Roman" w:hAnsi="Times New Roman"/>
+                <w:color w:val="000000" w:themeColor="text1"/>
+                <w:sz w:val="24"/>
+                <w:szCs w:val="24"/>
               </w:rPr>
               <w:t xml:space="preserve">Организовал мозговой штурм для выполнения декомпозиции системы </w:t>
             </w:r>
@@ -3425,16 +2649,16 @@
               <w:rPr>
                 <w:rFonts w:ascii="Times New Roman" w:hAnsi="Times New Roman"/>
                 <w:color w:val="000000" w:themeColor="text1"/>
-                <w:sz w:val="28"/>
-                <w:szCs w:val="28"/>
-              </w:rPr>
-            </w:pPr>
-            <w:r>
-              <w:rPr>
-                <w:rFonts w:ascii="Times New Roman" w:hAnsi="Times New Roman"/>
-                <w:color w:val="000000" w:themeColor="text1"/>
-                <w:sz w:val="28"/>
-                <w:szCs w:val="28"/>
+                <w:sz w:val="24"/>
+                <w:szCs w:val="24"/>
+              </w:rPr>
+            </w:pPr>
+            <w:r>
+              <w:rPr>
+                <w:rFonts w:ascii="Times New Roman" w:hAnsi="Times New Roman"/>
+                <w:color w:val="000000" w:themeColor="text1"/>
+                <w:sz w:val="24"/>
+                <w:szCs w:val="24"/>
               </w:rPr>
               <w:t>Определил коэффициенты трудового участия членов группы и заполнил таблицу КТУ</w:t>
             </w:r>
@@ -3448,7 +2672,10 @@
             <w:pPr>
               <w:spacing w:before="60" w:after="60" w:line="240" w:lineRule="auto"/>
               <w:rPr>
-                <w:color w:val="000000" w:themeColor="text1"/>
+                <w:rFonts w:ascii="Times New Roman" w:hAnsi="Times New Roman"/>
+                <w:color w:val="000000" w:themeColor="text1"/>
+                <w:sz w:val="24"/>
+                <w:szCs w:val="24"/>
               </w:rPr>
             </w:pPr>
           </w:p>
@@ -3465,16 +2692,16 @@
               <w:rPr>
                 <w:rFonts w:ascii="Times New Roman" w:hAnsi="Times New Roman"/>
                 <w:color w:val="000000" w:themeColor="text1"/>
-                <w:sz w:val="28"/>
-                <w:szCs w:val="28"/>
-              </w:rPr>
-            </w:pPr>
-            <w:r>
-              <w:rPr>
-                <w:rFonts w:ascii="Times New Roman" w:hAnsi="Times New Roman"/>
-                <w:color w:val="000000" w:themeColor="text1"/>
-                <w:sz w:val="28"/>
-                <w:szCs w:val="28"/>
+                <w:sz w:val="24"/>
+                <w:szCs w:val="24"/>
+              </w:rPr>
+            </w:pPr>
+            <w:r>
+              <w:rPr>
+                <w:rFonts w:ascii="Times New Roman" w:hAnsi="Times New Roman"/>
+                <w:color w:val="000000" w:themeColor="text1"/>
+                <w:sz w:val="24"/>
+                <w:szCs w:val="24"/>
               </w:rPr>
               <w:t>1-й день</w:t>
             </w:r>
@@ -3490,16 +2717,16 @@
               <w:rPr>
                 <w:rFonts w:ascii="Times New Roman" w:hAnsi="Times New Roman"/>
                 <w:color w:val="000000" w:themeColor="text1"/>
-                <w:sz w:val="28"/>
-                <w:szCs w:val="28"/>
-              </w:rPr>
-            </w:pPr>
-            <w:r>
-              <w:rPr>
-                <w:rFonts w:ascii="Times New Roman" w:hAnsi="Times New Roman"/>
-                <w:color w:val="000000" w:themeColor="text1"/>
-                <w:sz w:val="28"/>
-                <w:szCs w:val="28"/>
+                <w:sz w:val="24"/>
+                <w:szCs w:val="24"/>
+              </w:rPr>
+            </w:pPr>
+            <w:r>
+              <w:rPr>
+                <w:rFonts w:ascii="Times New Roman" w:hAnsi="Times New Roman"/>
+                <w:color w:val="000000" w:themeColor="text1"/>
+                <w:sz w:val="24"/>
+                <w:szCs w:val="24"/>
               </w:rPr>
               <w:t xml:space="preserve">Создали проект в системе контроля версий </w:t>
             </w:r>
@@ -3510,16 +2737,16 @@
               <w:rPr>
                 <w:rFonts w:ascii="Times New Roman" w:hAnsi="Times New Roman"/>
                 <w:color w:val="000000" w:themeColor="text1"/>
-                <w:sz w:val="28"/>
-                <w:szCs w:val="28"/>
-              </w:rPr>
-            </w:pPr>
-            <w:r>
-              <w:rPr>
-                <w:rFonts w:ascii="Times New Roman" w:hAnsi="Times New Roman"/>
-                <w:color w:val="000000" w:themeColor="text1"/>
-                <w:sz w:val="28"/>
-                <w:szCs w:val="28"/>
+                <w:sz w:val="24"/>
+                <w:szCs w:val="24"/>
+              </w:rPr>
+            </w:pPr>
+            <w:r>
+              <w:rPr>
+                <w:rFonts w:ascii="Times New Roman" w:hAnsi="Times New Roman"/>
+                <w:color w:val="000000" w:themeColor="text1"/>
+                <w:sz w:val="24"/>
+                <w:szCs w:val="24"/>
               </w:rPr>
               <w:t xml:space="preserve">Создали роли в проекте </w:t>
             </w:r>
@@ -3530,16 +2757,16 @@
               <w:rPr>
                 <w:rFonts w:ascii="Times New Roman" w:hAnsi="Times New Roman"/>
                 <w:color w:val="000000" w:themeColor="text1"/>
-                <w:sz w:val="28"/>
-                <w:szCs w:val="28"/>
-              </w:rPr>
-            </w:pPr>
-            <w:r>
-              <w:rPr>
-                <w:rFonts w:ascii="Times New Roman" w:hAnsi="Times New Roman"/>
-                <w:color w:val="000000" w:themeColor="text1"/>
-                <w:sz w:val="28"/>
-                <w:szCs w:val="28"/>
+                <w:sz w:val="24"/>
+                <w:szCs w:val="24"/>
+              </w:rPr>
+            </w:pPr>
+            <w:r>
+              <w:rPr>
+                <w:rFonts w:ascii="Times New Roman" w:hAnsi="Times New Roman"/>
+                <w:color w:val="000000" w:themeColor="text1"/>
+                <w:sz w:val="24"/>
+                <w:szCs w:val="24"/>
               </w:rPr>
               <w:t xml:space="preserve">Участвовал в мозговом штурме для выполнения декомпозиции поведения </w:t>
             </w:r>
@@ -3550,16 +2777,16 @@
               <w:rPr>
                 <w:rFonts w:ascii="Times New Roman" w:hAnsi="Times New Roman"/>
                 <w:color w:val="000000" w:themeColor="text1"/>
-                <w:sz w:val="28"/>
-                <w:szCs w:val="28"/>
-              </w:rPr>
-            </w:pPr>
-            <w:r>
-              <w:rPr>
-                <w:rFonts w:ascii="Times New Roman" w:hAnsi="Times New Roman"/>
-                <w:color w:val="000000" w:themeColor="text1"/>
-                <w:sz w:val="28"/>
-                <w:szCs w:val="28"/>
+                <w:sz w:val="24"/>
+                <w:szCs w:val="24"/>
+              </w:rPr>
+            </w:pPr>
+            <w:r>
+              <w:rPr>
+                <w:rFonts w:ascii="Times New Roman" w:hAnsi="Times New Roman"/>
+                <w:color w:val="000000" w:themeColor="text1"/>
+                <w:sz w:val="24"/>
+                <w:szCs w:val="24"/>
               </w:rPr>
               <w:t xml:space="preserve">Консультировал сотрудников при выполнении проектных работ – </w:t>
             </w:r>
@@ -3570,16 +2797,16 @@
               <w:rPr>
                 <w:rFonts w:ascii="Times New Roman" w:hAnsi="Times New Roman"/>
                 <w:color w:val="000000" w:themeColor="text1"/>
-                <w:sz w:val="28"/>
-                <w:szCs w:val="28"/>
-              </w:rPr>
-            </w:pPr>
-            <w:r>
-              <w:rPr>
-                <w:rFonts w:ascii="Times New Roman" w:hAnsi="Times New Roman"/>
-                <w:color w:val="000000" w:themeColor="text1"/>
-                <w:sz w:val="28"/>
-                <w:szCs w:val="28"/>
+                <w:sz w:val="24"/>
+                <w:szCs w:val="24"/>
+              </w:rPr>
+            </w:pPr>
+            <w:r>
+              <w:rPr>
+                <w:rFonts w:ascii="Times New Roman" w:hAnsi="Times New Roman"/>
+                <w:color w:val="000000" w:themeColor="text1"/>
+                <w:sz w:val="24"/>
+                <w:szCs w:val="24"/>
               </w:rPr>
               <w:t>построили модели среде проектирования (по ролям): программист - модель бизнес-логики, разработчик БД - модель данных, дизайнер - модель интерфейса</w:t>
             </w:r>
@@ -3590,16 +2817,16 @@
               <w:rPr>
                 <w:rFonts w:ascii="Times New Roman" w:hAnsi="Times New Roman"/>
                 <w:color w:val="000000" w:themeColor="text1"/>
-                <w:sz w:val="28"/>
-                <w:szCs w:val="28"/>
-              </w:rPr>
-            </w:pPr>
-            <w:r>
-              <w:rPr>
-                <w:rFonts w:ascii="Times New Roman" w:hAnsi="Times New Roman"/>
-                <w:color w:val="000000" w:themeColor="text1"/>
-                <w:sz w:val="28"/>
-                <w:szCs w:val="28"/>
+                <w:sz w:val="24"/>
+                <w:szCs w:val="24"/>
+              </w:rPr>
+            </w:pPr>
+            <w:r>
+              <w:rPr>
+                <w:rFonts w:ascii="Times New Roman" w:hAnsi="Times New Roman"/>
+                <w:color w:val="000000" w:themeColor="text1"/>
+                <w:sz w:val="24"/>
+                <w:szCs w:val="24"/>
               </w:rPr>
               <w:t>Тестировщик проектировал 1-й тестовый вариант</w:t>
             </w:r>
@@ -3610,16 +2837,16 @@
               <w:rPr>
                 <w:rFonts w:ascii="Times New Roman" w:hAnsi="Times New Roman"/>
                 <w:color w:val="000000" w:themeColor="text1"/>
-                <w:sz w:val="28"/>
-                <w:szCs w:val="28"/>
-              </w:rPr>
-            </w:pPr>
-            <w:r>
-              <w:rPr>
-                <w:rFonts w:ascii="Times New Roman" w:hAnsi="Times New Roman"/>
-                <w:color w:val="000000" w:themeColor="text1"/>
-                <w:sz w:val="28"/>
-                <w:szCs w:val="28"/>
+                <w:sz w:val="24"/>
+                <w:szCs w:val="24"/>
+              </w:rPr>
+            </w:pPr>
+            <w:r>
+              <w:rPr>
+                <w:rFonts w:ascii="Times New Roman" w:hAnsi="Times New Roman"/>
+                <w:color w:val="000000" w:themeColor="text1"/>
+                <w:sz w:val="24"/>
+                <w:szCs w:val="24"/>
               </w:rPr>
               <w:t>Технический писатель составлял проектную документацию</w:t>
             </w:r>
@@ -3630,16 +2857,16 @@
               <w:rPr>
                 <w:rFonts w:ascii="Times New Roman" w:hAnsi="Times New Roman"/>
                 <w:color w:val="000000" w:themeColor="text1"/>
-                <w:sz w:val="28"/>
-                <w:szCs w:val="28"/>
-              </w:rPr>
-            </w:pPr>
-            <w:r>
-              <w:rPr>
-                <w:rFonts w:ascii="Times New Roman" w:hAnsi="Times New Roman"/>
-                <w:color w:val="000000" w:themeColor="text1"/>
-                <w:sz w:val="28"/>
-                <w:szCs w:val="28"/>
+                <w:sz w:val="24"/>
+                <w:szCs w:val="24"/>
+              </w:rPr>
+            </w:pPr>
+            <w:r>
+              <w:rPr>
+                <w:rFonts w:ascii="Times New Roman" w:hAnsi="Times New Roman"/>
+                <w:color w:val="000000" w:themeColor="text1"/>
+                <w:sz w:val="24"/>
+                <w:szCs w:val="24"/>
               </w:rPr>
               <w:t>Определил коэффициенты трудового участия членов группы и заполнил таблицу КТУ</w:t>
             </w:r>
@@ -3650,18 +2877,17 @@
               <w:rPr>
                 <w:rFonts w:ascii="Times New Roman" w:hAnsi="Times New Roman"/>
                 <w:color w:val="000000" w:themeColor="text1"/>
-                <w:sz w:val="28"/>
-                <w:szCs w:val="28"/>
-              </w:rPr>
-            </w:pPr>
-            <w:r>
-              <w:rPr>
-                <w:rFonts w:ascii="Times New Roman" w:hAnsi="Times New Roman"/>
-                <w:color w:val="000000" w:themeColor="text1"/>
-                <w:sz w:val="28"/>
-                <w:szCs w:val="28"/>
-              </w:rPr>
-              <w:lastRenderedPageBreak/>
+                <w:sz w:val="24"/>
+                <w:szCs w:val="24"/>
+              </w:rPr>
+            </w:pPr>
+            <w:r>
+              <w:rPr>
+                <w:rFonts w:ascii="Times New Roman" w:hAnsi="Times New Roman"/>
+                <w:color w:val="000000" w:themeColor="text1"/>
+                <w:sz w:val="24"/>
+                <w:szCs w:val="24"/>
+              </w:rPr>
               <w:t>Определил личный рейтинг членов группы и представил предложения руководителю</w:t>
             </w:r>
           </w:p>
@@ -3674,7 +2900,10 @@
             <w:pPr>
               <w:spacing w:before="60" w:after="60" w:line="240" w:lineRule="auto"/>
               <w:rPr>
-                <w:color w:val="000000" w:themeColor="text1"/>
+                <w:rFonts w:ascii="Times New Roman" w:hAnsi="Times New Roman"/>
+                <w:color w:val="000000" w:themeColor="text1"/>
+                <w:sz w:val="24"/>
+                <w:szCs w:val="24"/>
               </w:rPr>
             </w:pPr>
           </w:p>
@@ -3691,16 +2920,16 @@
               <w:rPr>
                 <w:rFonts w:ascii="Times New Roman" w:hAnsi="Times New Roman"/>
                 <w:color w:val="000000" w:themeColor="text1"/>
-                <w:sz w:val="28"/>
-                <w:szCs w:val="28"/>
-              </w:rPr>
-            </w:pPr>
-            <w:r>
-              <w:rPr>
-                <w:rFonts w:ascii="Times New Roman" w:hAnsi="Times New Roman"/>
-                <w:color w:val="000000" w:themeColor="text1"/>
-                <w:sz w:val="28"/>
-                <w:szCs w:val="28"/>
+                <w:sz w:val="24"/>
+                <w:szCs w:val="24"/>
+              </w:rPr>
+            </w:pPr>
+            <w:r>
+              <w:rPr>
+                <w:rFonts w:ascii="Times New Roman" w:hAnsi="Times New Roman"/>
+                <w:color w:val="000000" w:themeColor="text1"/>
+                <w:sz w:val="24"/>
+                <w:szCs w:val="24"/>
               </w:rPr>
               <w:t>2-й день</w:t>
             </w:r>
@@ -3716,16 +2945,16 @@
               <w:rPr>
                 <w:rFonts w:ascii="Times New Roman" w:hAnsi="Times New Roman"/>
                 <w:color w:val="000000" w:themeColor="text1"/>
-                <w:sz w:val="28"/>
-                <w:szCs w:val="28"/>
-              </w:rPr>
-            </w:pPr>
-            <w:r>
-              <w:rPr>
-                <w:rFonts w:ascii="Times New Roman" w:hAnsi="Times New Roman"/>
-                <w:color w:val="000000" w:themeColor="text1"/>
-                <w:sz w:val="28"/>
-                <w:szCs w:val="28"/>
+                <w:sz w:val="24"/>
+                <w:szCs w:val="24"/>
+              </w:rPr>
+            </w:pPr>
+            <w:r>
+              <w:rPr>
+                <w:rFonts w:ascii="Times New Roman" w:hAnsi="Times New Roman"/>
+                <w:color w:val="000000" w:themeColor="text1"/>
+                <w:sz w:val="24"/>
+                <w:szCs w:val="24"/>
               </w:rPr>
               <w:t xml:space="preserve">Перераспределил роли.  </w:t>
             </w:r>
@@ -3736,16 +2965,16 @@
               <w:rPr>
                 <w:rFonts w:ascii="Times New Roman" w:hAnsi="Times New Roman"/>
                 <w:color w:val="000000" w:themeColor="text1"/>
-                <w:sz w:val="28"/>
-                <w:szCs w:val="28"/>
-              </w:rPr>
-            </w:pPr>
-            <w:r>
-              <w:rPr>
-                <w:rFonts w:ascii="Times New Roman" w:hAnsi="Times New Roman"/>
-                <w:color w:val="000000" w:themeColor="text1"/>
-                <w:sz w:val="28"/>
-                <w:szCs w:val="28"/>
+                <w:sz w:val="24"/>
+                <w:szCs w:val="24"/>
+              </w:rPr>
+            </w:pPr>
+            <w:r>
+              <w:rPr>
+                <w:rFonts w:ascii="Times New Roman" w:hAnsi="Times New Roman"/>
+                <w:color w:val="000000" w:themeColor="text1"/>
+                <w:sz w:val="24"/>
+                <w:szCs w:val="24"/>
               </w:rPr>
               <w:t>Организовал разработку программного обеспечения по ролям: разработка БД, разработка настольной версии, разработка мобильной версии, настройка безопасности системы.</w:t>
             </w:r>
@@ -3756,16 +2985,16 @@
               <w:rPr>
                 <w:rFonts w:ascii="Times New Roman" w:hAnsi="Times New Roman"/>
                 <w:color w:val="000000" w:themeColor="text1"/>
-                <w:sz w:val="28"/>
-                <w:szCs w:val="28"/>
-              </w:rPr>
-            </w:pPr>
-            <w:r>
-              <w:rPr>
-                <w:rFonts w:ascii="Times New Roman" w:hAnsi="Times New Roman"/>
-                <w:color w:val="000000" w:themeColor="text1"/>
-                <w:sz w:val="28"/>
-                <w:szCs w:val="28"/>
+                <w:sz w:val="24"/>
+                <w:szCs w:val="24"/>
+              </w:rPr>
+            </w:pPr>
+            <w:r>
+              <w:rPr>
+                <w:rFonts w:ascii="Times New Roman" w:hAnsi="Times New Roman"/>
+                <w:color w:val="000000" w:themeColor="text1"/>
+                <w:sz w:val="24"/>
+                <w:szCs w:val="24"/>
               </w:rPr>
               <w:t>Организовал тестирование модулей по разработанным сценариям и оформление протоколов тестирования.</w:t>
             </w:r>
@@ -3776,17 +3005,18 @@
               <w:rPr>
                 <w:rFonts w:ascii="Times New Roman" w:hAnsi="Times New Roman"/>
                 <w:color w:val="000000" w:themeColor="text1"/>
-                <w:sz w:val="28"/>
-                <w:szCs w:val="28"/>
-              </w:rPr>
-            </w:pPr>
-            <w:r>
-              <w:rPr>
-                <w:rFonts w:ascii="Times New Roman" w:hAnsi="Times New Roman"/>
-                <w:color w:val="000000" w:themeColor="text1"/>
-                <w:sz w:val="28"/>
-                <w:szCs w:val="28"/>
-              </w:rPr>
+                <w:sz w:val="24"/>
+                <w:szCs w:val="24"/>
+              </w:rPr>
+            </w:pPr>
+            <w:r>
+              <w:rPr>
+                <w:rFonts w:ascii="Times New Roman" w:hAnsi="Times New Roman"/>
+                <w:color w:val="000000" w:themeColor="text1"/>
+                <w:sz w:val="24"/>
+                <w:szCs w:val="24"/>
+              </w:rPr>
+              <w:lastRenderedPageBreak/>
               <w:t>Определил коэффициенты трудового участия членов группы и заполнил таблицу КТУ</w:t>
             </w:r>
           </w:p>
@@ -3796,16 +3026,16 @@
               <w:rPr>
                 <w:rFonts w:ascii="Times New Roman" w:hAnsi="Times New Roman"/>
                 <w:color w:val="000000" w:themeColor="text1"/>
-                <w:sz w:val="28"/>
-                <w:szCs w:val="28"/>
-              </w:rPr>
-            </w:pPr>
-            <w:r>
-              <w:rPr>
-                <w:rFonts w:ascii="Times New Roman" w:hAnsi="Times New Roman"/>
-                <w:color w:val="000000" w:themeColor="text1"/>
-                <w:sz w:val="28"/>
-                <w:szCs w:val="28"/>
+                <w:sz w:val="24"/>
+                <w:szCs w:val="24"/>
+              </w:rPr>
+            </w:pPr>
+            <w:r>
+              <w:rPr>
+                <w:rFonts w:ascii="Times New Roman" w:hAnsi="Times New Roman"/>
+                <w:color w:val="000000" w:themeColor="text1"/>
+                <w:sz w:val="24"/>
+                <w:szCs w:val="24"/>
               </w:rPr>
               <w:t>Определил личный рейтинг членов группы и представил предложения руководителю</w:t>
             </w:r>
@@ -3819,7 +3049,10 @@
             <w:pPr>
               <w:spacing w:before="60" w:after="60" w:line="240" w:lineRule="auto"/>
               <w:rPr>
-                <w:color w:val="000000" w:themeColor="text1"/>
+                <w:rFonts w:ascii="Times New Roman" w:hAnsi="Times New Roman"/>
+                <w:color w:val="000000" w:themeColor="text1"/>
+                <w:sz w:val="24"/>
+                <w:szCs w:val="24"/>
               </w:rPr>
             </w:pPr>
           </w:p>
@@ -3836,16 +3069,16 @@
               <w:rPr>
                 <w:rFonts w:ascii="Times New Roman" w:hAnsi="Times New Roman"/>
                 <w:color w:val="000000" w:themeColor="text1"/>
-                <w:sz w:val="28"/>
-                <w:szCs w:val="28"/>
-              </w:rPr>
-            </w:pPr>
-            <w:r>
-              <w:rPr>
-                <w:rFonts w:ascii="Times New Roman" w:hAnsi="Times New Roman"/>
-                <w:color w:val="000000" w:themeColor="text1"/>
-                <w:sz w:val="28"/>
-                <w:szCs w:val="28"/>
+                <w:sz w:val="24"/>
+                <w:szCs w:val="24"/>
+              </w:rPr>
+            </w:pPr>
+            <w:r>
+              <w:rPr>
+                <w:rFonts w:ascii="Times New Roman" w:hAnsi="Times New Roman"/>
+                <w:color w:val="000000" w:themeColor="text1"/>
+                <w:sz w:val="24"/>
+                <w:szCs w:val="24"/>
               </w:rPr>
               <w:t>3-й день</w:t>
             </w:r>
@@ -3861,16 +3094,16 @@
               <w:rPr>
                 <w:rFonts w:ascii="Times New Roman" w:hAnsi="Times New Roman"/>
                 <w:color w:val="000000" w:themeColor="text1"/>
-                <w:sz w:val="28"/>
-                <w:szCs w:val="28"/>
-              </w:rPr>
-            </w:pPr>
-            <w:r>
-              <w:rPr>
-                <w:rFonts w:ascii="Times New Roman" w:hAnsi="Times New Roman"/>
-                <w:color w:val="000000" w:themeColor="text1"/>
-                <w:sz w:val="28"/>
-                <w:szCs w:val="28"/>
+                <w:sz w:val="24"/>
+                <w:szCs w:val="24"/>
+              </w:rPr>
+            </w:pPr>
+            <w:r>
+              <w:rPr>
+                <w:rFonts w:ascii="Times New Roman" w:hAnsi="Times New Roman"/>
+                <w:color w:val="000000" w:themeColor="text1"/>
+                <w:sz w:val="24"/>
+                <w:szCs w:val="24"/>
               </w:rPr>
               <w:t xml:space="preserve">Выполнили интеграцию программных модулей с использованием системы контроля версий </w:t>
             </w:r>
@@ -3878,8 +3111,8 @@
               <w:rPr>
                 <w:rFonts w:ascii="Times New Roman" w:hAnsi="Times New Roman"/>
                 <w:color w:val="000000" w:themeColor="text1"/>
-                <w:sz w:val="28"/>
-                <w:szCs w:val="28"/>
+                <w:sz w:val="24"/>
+                <w:szCs w:val="24"/>
                 <w:lang w:val="en-US"/>
               </w:rPr>
               <w:t>TFS</w:t>
@@ -3891,16 +3124,16 @@
               <w:rPr>
                 <w:rFonts w:ascii="Times New Roman" w:hAnsi="Times New Roman"/>
                 <w:color w:val="000000" w:themeColor="text1"/>
-                <w:sz w:val="28"/>
-                <w:szCs w:val="28"/>
-              </w:rPr>
-            </w:pPr>
-            <w:r>
-              <w:rPr>
-                <w:rFonts w:ascii="Times New Roman" w:hAnsi="Times New Roman"/>
-                <w:color w:val="000000" w:themeColor="text1"/>
-                <w:sz w:val="28"/>
-                <w:szCs w:val="28"/>
+                <w:sz w:val="24"/>
+                <w:szCs w:val="24"/>
+              </w:rPr>
+            </w:pPr>
+            <w:r>
+              <w:rPr>
+                <w:rFonts w:ascii="Times New Roman" w:hAnsi="Times New Roman"/>
+                <w:color w:val="000000" w:themeColor="text1"/>
+                <w:sz w:val="24"/>
+                <w:szCs w:val="24"/>
               </w:rPr>
               <w:t>Выполнили тестирование и отладку интеграции</w:t>
             </w:r>
@@ -3911,16 +3144,16 @@
               <w:rPr>
                 <w:rFonts w:ascii="Times New Roman" w:hAnsi="Times New Roman"/>
                 <w:color w:val="000000" w:themeColor="text1"/>
-                <w:sz w:val="28"/>
-                <w:szCs w:val="28"/>
-              </w:rPr>
-            </w:pPr>
-            <w:r>
-              <w:rPr>
-                <w:rFonts w:ascii="Times New Roman" w:hAnsi="Times New Roman"/>
-                <w:color w:val="000000" w:themeColor="text1"/>
-                <w:sz w:val="28"/>
-                <w:szCs w:val="28"/>
+                <w:sz w:val="24"/>
+                <w:szCs w:val="24"/>
+              </w:rPr>
+            </w:pPr>
+            <w:r>
+              <w:rPr>
+                <w:rFonts w:ascii="Times New Roman" w:hAnsi="Times New Roman"/>
+                <w:color w:val="000000" w:themeColor="text1"/>
+                <w:sz w:val="24"/>
+                <w:szCs w:val="24"/>
               </w:rPr>
               <w:t>Продолжили создание технологической документации и проектной документации</w:t>
             </w:r>
@@ -3931,16 +3164,16 @@
               <w:rPr>
                 <w:rFonts w:ascii="Times New Roman" w:hAnsi="Times New Roman"/>
                 <w:color w:val="000000" w:themeColor="text1"/>
-                <w:sz w:val="28"/>
-                <w:szCs w:val="28"/>
-              </w:rPr>
-            </w:pPr>
-            <w:r>
-              <w:rPr>
-                <w:rFonts w:ascii="Times New Roman" w:hAnsi="Times New Roman"/>
-                <w:color w:val="000000" w:themeColor="text1"/>
-                <w:sz w:val="28"/>
-                <w:szCs w:val="28"/>
+                <w:sz w:val="24"/>
+                <w:szCs w:val="24"/>
+              </w:rPr>
+            </w:pPr>
+            <w:r>
+              <w:rPr>
+                <w:rFonts w:ascii="Times New Roman" w:hAnsi="Times New Roman"/>
+                <w:color w:val="000000" w:themeColor="text1"/>
+                <w:sz w:val="24"/>
+                <w:szCs w:val="24"/>
               </w:rPr>
               <w:t>Определил коэффициенты трудового участия членов группы и заполнил таблицу КТУ</w:t>
             </w:r>
@@ -3951,16 +3184,16 @@
               <w:rPr>
                 <w:rFonts w:ascii="Times New Roman" w:hAnsi="Times New Roman"/>
                 <w:color w:val="000000" w:themeColor="text1"/>
-                <w:sz w:val="28"/>
-                <w:szCs w:val="28"/>
-              </w:rPr>
-            </w:pPr>
-            <w:r>
-              <w:rPr>
-                <w:rFonts w:ascii="Times New Roman" w:hAnsi="Times New Roman"/>
-                <w:color w:val="000000" w:themeColor="text1"/>
-                <w:sz w:val="28"/>
-                <w:szCs w:val="28"/>
+                <w:sz w:val="24"/>
+                <w:szCs w:val="24"/>
+              </w:rPr>
+            </w:pPr>
+            <w:r>
+              <w:rPr>
+                <w:rFonts w:ascii="Times New Roman" w:hAnsi="Times New Roman"/>
+                <w:color w:val="000000" w:themeColor="text1"/>
+                <w:sz w:val="24"/>
+                <w:szCs w:val="24"/>
               </w:rPr>
               <w:t xml:space="preserve">Определил личный рейтинг членов группы и </w:t>
             </w:r>
@@ -3969,8 +3202,8 @@
               <w:rPr>
                 <w:rFonts w:ascii="Times New Roman" w:hAnsi="Times New Roman"/>
                 <w:color w:val="000000" w:themeColor="text1"/>
-                <w:sz w:val="28"/>
-                <w:szCs w:val="28"/>
+                <w:sz w:val="24"/>
+                <w:szCs w:val="24"/>
               </w:rPr>
               <w:t>и</w:t>
             </w:r>
@@ -3979,8 +3212,8 @@
               <w:rPr>
                 <w:rFonts w:ascii="Times New Roman" w:hAnsi="Times New Roman"/>
                 <w:color w:val="000000" w:themeColor="text1"/>
-                <w:sz w:val="28"/>
-                <w:szCs w:val="28"/>
+                <w:sz w:val="24"/>
+                <w:szCs w:val="24"/>
               </w:rPr>
               <w:t xml:space="preserve"> представил предложения руководителю</w:t>
             </w:r>
@@ -3991,8 +3224,8 @@
               <w:rPr>
                 <w:rFonts w:ascii="Times New Roman" w:hAnsi="Times New Roman"/>
                 <w:color w:val="000000" w:themeColor="text1"/>
-                <w:sz w:val="28"/>
-                <w:szCs w:val="28"/>
+                <w:sz w:val="24"/>
+                <w:szCs w:val="24"/>
               </w:rPr>
             </w:pPr>
           </w:p>
@@ -4005,7 +3238,10 @@
             <w:pPr>
               <w:spacing w:before="60" w:after="60" w:line="240" w:lineRule="auto"/>
               <w:rPr>
-                <w:color w:val="000000" w:themeColor="text1"/>
+                <w:rFonts w:ascii="Times New Roman" w:hAnsi="Times New Roman"/>
+                <w:color w:val="000000" w:themeColor="text1"/>
+                <w:sz w:val="24"/>
+                <w:szCs w:val="24"/>
               </w:rPr>
             </w:pPr>
           </w:p>
@@ -4022,16 +3258,16 @@
               <w:rPr>
                 <w:rFonts w:ascii="Times New Roman" w:hAnsi="Times New Roman"/>
                 <w:color w:val="000000" w:themeColor="text1"/>
-                <w:sz w:val="28"/>
-                <w:szCs w:val="28"/>
-              </w:rPr>
-            </w:pPr>
-            <w:r>
-              <w:rPr>
-                <w:rFonts w:ascii="Times New Roman" w:hAnsi="Times New Roman"/>
-                <w:color w:val="000000" w:themeColor="text1"/>
-                <w:sz w:val="28"/>
-                <w:szCs w:val="28"/>
+                <w:sz w:val="24"/>
+                <w:szCs w:val="24"/>
+              </w:rPr>
+            </w:pPr>
+            <w:r>
+              <w:rPr>
+                <w:rFonts w:ascii="Times New Roman" w:hAnsi="Times New Roman"/>
+                <w:color w:val="000000" w:themeColor="text1"/>
+                <w:sz w:val="24"/>
+                <w:szCs w:val="24"/>
               </w:rPr>
               <w:t>4-й день</w:t>
             </w:r>
@@ -4047,16 +3283,16 @@
               <w:rPr>
                 <w:rFonts w:ascii="Times New Roman" w:hAnsi="Times New Roman"/>
                 <w:color w:val="000000" w:themeColor="text1"/>
-                <w:sz w:val="28"/>
-                <w:szCs w:val="28"/>
-              </w:rPr>
-            </w:pPr>
-            <w:r>
-              <w:rPr>
-                <w:rFonts w:ascii="Times New Roman" w:hAnsi="Times New Roman"/>
-                <w:color w:val="000000" w:themeColor="text1"/>
-                <w:sz w:val="28"/>
-                <w:szCs w:val="28"/>
+                <w:sz w:val="24"/>
+                <w:szCs w:val="24"/>
+              </w:rPr>
+            </w:pPr>
+            <w:r>
+              <w:rPr>
+                <w:rFonts w:ascii="Times New Roman" w:hAnsi="Times New Roman"/>
+                <w:color w:val="000000" w:themeColor="text1"/>
+                <w:sz w:val="24"/>
+                <w:szCs w:val="24"/>
               </w:rPr>
               <w:t xml:space="preserve">Перераспределил роли.  </w:t>
             </w:r>
@@ -4067,16 +3303,16 @@
               <w:rPr>
                 <w:rFonts w:ascii="Times New Roman" w:hAnsi="Times New Roman"/>
                 <w:color w:val="000000" w:themeColor="text1"/>
-                <w:sz w:val="28"/>
-                <w:szCs w:val="28"/>
-              </w:rPr>
-            </w:pPr>
-            <w:r>
-              <w:rPr>
-                <w:rFonts w:ascii="Times New Roman" w:hAnsi="Times New Roman"/>
-                <w:color w:val="000000" w:themeColor="text1"/>
-                <w:sz w:val="28"/>
-                <w:szCs w:val="28"/>
+                <w:sz w:val="24"/>
+                <w:szCs w:val="24"/>
+              </w:rPr>
+            </w:pPr>
+            <w:r>
+              <w:rPr>
+                <w:rFonts w:ascii="Times New Roman" w:hAnsi="Times New Roman"/>
+                <w:color w:val="000000" w:themeColor="text1"/>
+                <w:sz w:val="24"/>
+                <w:szCs w:val="24"/>
               </w:rPr>
               <w:t>Отладка интеграции</w:t>
             </w:r>
@@ -4087,16 +3323,16 @@
               <w:rPr>
                 <w:rFonts w:ascii="Times New Roman" w:hAnsi="Times New Roman"/>
                 <w:color w:val="000000" w:themeColor="text1"/>
-                <w:sz w:val="28"/>
-                <w:szCs w:val="28"/>
-              </w:rPr>
-            </w:pPr>
-            <w:r>
-              <w:rPr>
-                <w:rFonts w:ascii="Times New Roman" w:hAnsi="Times New Roman"/>
-                <w:color w:val="000000" w:themeColor="text1"/>
-                <w:sz w:val="28"/>
-                <w:szCs w:val="28"/>
+                <w:sz w:val="24"/>
+                <w:szCs w:val="24"/>
+              </w:rPr>
+            </w:pPr>
+            <w:r>
+              <w:rPr>
+                <w:rFonts w:ascii="Times New Roman" w:hAnsi="Times New Roman"/>
+                <w:color w:val="000000" w:themeColor="text1"/>
+                <w:sz w:val="24"/>
+                <w:szCs w:val="24"/>
               </w:rPr>
               <w:t>Составили рецензию на предложенный по жребию проект</w:t>
             </w:r>
@@ -4107,16 +3343,16 @@
               <w:rPr>
                 <w:rFonts w:ascii="Times New Roman" w:hAnsi="Times New Roman"/>
                 <w:color w:val="000000" w:themeColor="text1"/>
-                <w:sz w:val="28"/>
-                <w:szCs w:val="28"/>
-              </w:rPr>
-            </w:pPr>
-            <w:r>
-              <w:rPr>
-                <w:rFonts w:ascii="Times New Roman" w:hAnsi="Times New Roman"/>
-                <w:color w:val="000000" w:themeColor="text1"/>
-                <w:sz w:val="28"/>
-                <w:szCs w:val="28"/>
+                <w:sz w:val="24"/>
+                <w:szCs w:val="24"/>
+              </w:rPr>
+            </w:pPr>
+            <w:r>
+              <w:rPr>
+                <w:rFonts w:ascii="Times New Roman" w:hAnsi="Times New Roman"/>
+                <w:color w:val="000000" w:themeColor="text1"/>
+                <w:sz w:val="24"/>
+                <w:szCs w:val="24"/>
               </w:rPr>
               <w:t>Разработали мультимедийную презентацию</w:t>
             </w:r>
@@ -4127,16 +3363,16 @@
               <w:rPr>
                 <w:rFonts w:ascii="Times New Roman" w:hAnsi="Times New Roman"/>
                 <w:color w:val="000000" w:themeColor="text1"/>
-                <w:sz w:val="28"/>
-                <w:szCs w:val="28"/>
-              </w:rPr>
-            </w:pPr>
-            <w:r>
-              <w:rPr>
-                <w:rFonts w:ascii="Times New Roman" w:hAnsi="Times New Roman"/>
-                <w:color w:val="000000" w:themeColor="text1"/>
-                <w:sz w:val="28"/>
-                <w:szCs w:val="28"/>
+                <w:sz w:val="24"/>
+                <w:szCs w:val="24"/>
+              </w:rPr>
+            </w:pPr>
+            <w:r>
+              <w:rPr>
+                <w:rFonts w:ascii="Times New Roman" w:hAnsi="Times New Roman"/>
+                <w:color w:val="000000" w:themeColor="text1"/>
+                <w:sz w:val="24"/>
+                <w:szCs w:val="24"/>
               </w:rPr>
               <w:t>Доработали технологическую документацию и проектную документацию</w:t>
             </w:r>
@@ -4147,16 +3383,16 @@
               <w:rPr>
                 <w:rFonts w:ascii="Times New Roman" w:hAnsi="Times New Roman"/>
                 <w:color w:val="000000" w:themeColor="text1"/>
-                <w:sz w:val="28"/>
-                <w:szCs w:val="28"/>
-              </w:rPr>
-            </w:pPr>
-            <w:r>
-              <w:rPr>
-                <w:rFonts w:ascii="Times New Roman" w:hAnsi="Times New Roman"/>
-                <w:color w:val="000000" w:themeColor="text1"/>
-                <w:sz w:val="28"/>
-                <w:szCs w:val="28"/>
+                <w:sz w:val="24"/>
+                <w:szCs w:val="24"/>
+              </w:rPr>
+            </w:pPr>
+            <w:r>
+              <w:rPr>
+                <w:rFonts w:ascii="Times New Roman" w:hAnsi="Times New Roman"/>
+                <w:color w:val="000000" w:themeColor="text1"/>
+                <w:sz w:val="24"/>
+                <w:szCs w:val="24"/>
               </w:rPr>
               <w:t>Определил коэффициенты трудового участия членов группы и заполнил таблицу КТУ</w:t>
             </w:r>
@@ -4167,16 +3403,16 @@
               <w:rPr>
                 <w:rFonts w:ascii="Times New Roman" w:hAnsi="Times New Roman"/>
                 <w:color w:val="000000" w:themeColor="text1"/>
-                <w:sz w:val="28"/>
-                <w:szCs w:val="28"/>
-              </w:rPr>
-            </w:pPr>
-            <w:r>
-              <w:rPr>
-                <w:rFonts w:ascii="Times New Roman" w:hAnsi="Times New Roman"/>
-                <w:color w:val="000000" w:themeColor="text1"/>
-                <w:sz w:val="28"/>
-                <w:szCs w:val="28"/>
+                <w:sz w:val="24"/>
+                <w:szCs w:val="24"/>
+              </w:rPr>
+            </w:pPr>
+            <w:r>
+              <w:rPr>
+                <w:rFonts w:ascii="Times New Roman" w:hAnsi="Times New Roman"/>
+                <w:color w:val="000000" w:themeColor="text1"/>
+                <w:sz w:val="24"/>
+                <w:szCs w:val="24"/>
               </w:rPr>
               <w:t xml:space="preserve">Определил личный рейтинг членов группы и </w:t>
             </w:r>
@@ -4185,8 +3421,8 @@
               <w:rPr>
                 <w:rFonts w:ascii="Times New Roman" w:hAnsi="Times New Roman"/>
                 <w:color w:val="000000" w:themeColor="text1"/>
-                <w:sz w:val="28"/>
-                <w:szCs w:val="28"/>
+                <w:sz w:val="24"/>
+                <w:szCs w:val="24"/>
               </w:rPr>
               <w:t>и</w:t>
             </w:r>
@@ -4195,8 +3431,8 @@
               <w:rPr>
                 <w:rFonts w:ascii="Times New Roman" w:hAnsi="Times New Roman"/>
                 <w:color w:val="000000" w:themeColor="text1"/>
-                <w:sz w:val="28"/>
-                <w:szCs w:val="28"/>
+                <w:sz w:val="24"/>
+                <w:szCs w:val="24"/>
               </w:rPr>
               <w:t xml:space="preserve"> представил предложения руководителю</w:t>
             </w:r>
@@ -4207,8 +3443,8 @@
               <w:rPr>
                 <w:rFonts w:ascii="Times New Roman" w:hAnsi="Times New Roman"/>
                 <w:color w:val="000000" w:themeColor="text1"/>
-                <w:sz w:val="28"/>
-                <w:szCs w:val="28"/>
+                <w:sz w:val="24"/>
+                <w:szCs w:val="24"/>
               </w:rPr>
             </w:pPr>
           </w:p>
@@ -4218,8 +3454,8 @@
               <w:rPr>
                 <w:rFonts w:ascii="Times New Roman" w:hAnsi="Times New Roman"/>
                 <w:color w:val="000000" w:themeColor="text1"/>
-                <w:sz w:val="28"/>
-                <w:szCs w:val="28"/>
+                <w:sz w:val="24"/>
+                <w:szCs w:val="24"/>
               </w:rPr>
             </w:pPr>
           </w:p>
@@ -4229,8 +3465,8 @@
               <w:rPr>
                 <w:rFonts w:ascii="Times New Roman" w:hAnsi="Times New Roman"/>
                 <w:color w:val="000000" w:themeColor="text1"/>
-                <w:sz w:val="28"/>
-                <w:szCs w:val="28"/>
+                <w:sz w:val="24"/>
+                <w:szCs w:val="24"/>
               </w:rPr>
             </w:pPr>
           </w:p>
@@ -4243,7 +3479,10 @@
             <w:pPr>
               <w:spacing w:before="60" w:after="60" w:line="240" w:lineRule="auto"/>
               <w:rPr>
-                <w:color w:val="000000" w:themeColor="text1"/>
+                <w:rFonts w:ascii="Times New Roman" w:hAnsi="Times New Roman"/>
+                <w:color w:val="000000" w:themeColor="text1"/>
+                <w:sz w:val="24"/>
+                <w:szCs w:val="24"/>
               </w:rPr>
             </w:pPr>
           </w:p>
@@ -4260,18 +3499,17 @@
               <w:rPr>
                 <w:rFonts w:ascii="Times New Roman" w:hAnsi="Times New Roman"/>
                 <w:color w:val="000000" w:themeColor="text1"/>
-                <w:sz w:val="28"/>
-                <w:szCs w:val="28"/>
-              </w:rPr>
-            </w:pPr>
-            <w:r>
-              <w:rPr>
-                <w:rFonts w:ascii="Times New Roman" w:hAnsi="Times New Roman"/>
-                <w:color w:val="000000" w:themeColor="text1"/>
-                <w:sz w:val="28"/>
-                <w:szCs w:val="28"/>
-              </w:rPr>
-              <w:lastRenderedPageBreak/>
+                <w:sz w:val="24"/>
+                <w:szCs w:val="24"/>
+              </w:rPr>
+            </w:pPr>
+            <w:r>
+              <w:rPr>
+                <w:rFonts w:ascii="Times New Roman" w:hAnsi="Times New Roman"/>
+                <w:color w:val="000000" w:themeColor="text1"/>
+                <w:sz w:val="24"/>
+                <w:szCs w:val="24"/>
+              </w:rPr>
               <w:t>5-й день</w:t>
             </w:r>
           </w:p>
@@ -4286,16 +3524,16 @@
               <w:rPr>
                 <w:rFonts w:ascii="Times New Roman" w:hAnsi="Times New Roman"/>
                 <w:color w:val="000000" w:themeColor="text1"/>
-                <w:sz w:val="28"/>
-                <w:szCs w:val="28"/>
-              </w:rPr>
-            </w:pPr>
-            <w:r>
-              <w:rPr>
-                <w:rFonts w:ascii="Times New Roman" w:hAnsi="Times New Roman"/>
-                <w:color w:val="000000" w:themeColor="text1"/>
-                <w:sz w:val="28"/>
-                <w:szCs w:val="28"/>
+                <w:sz w:val="24"/>
+                <w:szCs w:val="24"/>
+              </w:rPr>
+            </w:pPr>
+            <w:r>
+              <w:rPr>
+                <w:rFonts w:ascii="Times New Roman" w:hAnsi="Times New Roman"/>
+                <w:color w:val="000000" w:themeColor="text1"/>
+                <w:sz w:val="24"/>
+                <w:szCs w:val="24"/>
               </w:rPr>
               <w:t>Подготовили доклад</w:t>
             </w:r>
@@ -4306,16 +3544,16 @@
               <w:rPr>
                 <w:rFonts w:ascii="Times New Roman" w:hAnsi="Times New Roman"/>
                 <w:color w:val="000000" w:themeColor="text1"/>
-                <w:sz w:val="28"/>
-                <w:szCs w:val="28"/>
-              </w:rPr>
-            </w:pPr>
-            <w:r>
-              <w:rPr>
-                <w:rFonts w:ascii="Times New Roman" w:hAnsi="Times New Roman"/>
-                <w:color w:val="000000" w:themeColor="text1"/>
-                <w:sz w:val="28"/>
-                <w:szCs w:val="28"/>
+                <w:sz w:val="24"/>
+                <w:szCs w:val="24"/>
+              </w:rPr>
+            </w:pPr>
+            <w:r>
+              <w:rPr>
+                <w:rFonts w:ascii="Times New Roman" w:hAnsi="Times New Roman"/>
+                <w:color w:val="000000" w:themeColor="text1"/>
+                <w:sz w:val="24"/>
+                <w:szCs w:val="24"/>
               </w:rPr>
               <w:t>Выступили с презентацией проектной группы и программного продукта</w:t>
             </w:r>
@@ -4326,16 +3564,16 @@
               <w:rPr>
                 <w:rFonts w:ascii="Times New Roman" w:hAnsi="Times New Roman"/>
                 <w:color w:val="000000" w:themeColor="text1"/>
-                <w:sz w:val="28"/>
-                <w:szCs w:val="28"/>
-              </w:rPr>
-            </w:pPr>
-            <w:r>
-              <w:rPr>
-                <w:rFonts w:ascii="Times New Roman" w:hAnsi="Times New Roman"/>
-                <w:color w:val="000000" w:themeColor="text1"/>
-                <w:sz w:val="28"/>
-                <w:szCs w:val="28"/>
+                <w:sz w:val="24"/>
+                <w:szCs w:val="24"/>
+              </w:rPr>
+            </w:pPr>
+            <w:r>
+              <w:rPr>
+                <w:rFonts w:ascii="Times New Roman" w:hAnsi="Times New Roman"/>
+                <w:color w:val="000000" w:themeColor="text1"/>
+                <w:sz w:val="24"/>
+                <w:szCs w:val="24"/>
               </w:rPr>
               <w:t>Оформление отчета о практики</w:t>
             </w:r>
@@ -4346,16 +3584,16 @@
               <w:rPr>
                 <w:rFonts w:ascii="Times New Roman" w:hAnsi="Times New Roman"/>
                 <w:color w:val="000000" w:themeColor="text1"/>
-                <w:sz w:val="28"/>
-                <w:szCs w:val="28"/>
-              </w:rPr>
-            </w:pPr>
-            <w:r>
-              <w:rPr>
-                <w:rFonts w:ascii="Times New Roman" w:hAnsi="Times New Roman"/>
-                <w:color w:val="000000" w:themeColor="text1"/>
-                <w:sz w:val="28"/>
-                <w:szCs w:val="28"/>
+                <w:sz w:val="24"/>
+                <w:szCs w:val="24"/>
+              </w:rPr>
+            </w:pPr>
+            <w:r>
+              <w:rPr>
+                <w:rFonts w:ascii="Times New Roman" w:hAnsi="Times New Roman"/>
+                <w:color w:val="000000" w:themeColor="text1"/>
+                <w:sz w:val="24"/>
+                <w:szCs w:val="24"/>
               </w:rPr>
               <w:t>Определил коэффициенты трудового участия членов группы и заполнил таблицу КТУ</w:t>
             </w:r>
@@ -4366,16 +3604,16 @@
               <w:rPr>
                 <w:rFonts w:ascii="Times New Roman" w:hAnsi="Times New Roman"/>
                 <w:color w:val="000000" w:themeColor="text1"/>
-                <w:sz w:val="28"/>
-                <w:szCs w:val="28"/>
-              </w:rPr>
-            </w:pPr>
-            <w:r>
-              <w:rPr>
-                <w:rFonts w:ascii="Times New Roman" w:hAnsi="Times New Roman"/>
-                <w:color w:val="000000" w:themeColor="text1"/>
-                <w:sz w:val="28"/>
-                <w:szCs w:val="28"/>
+                <w:sz w:val="24"/>
+                <w:szCs w:val="24"/>
+              </w:rPr>
+            </w:pPr>
+            <w:r>
+              <w:rPr>
+                <w:rFonts w:ascii="Times New Roman" w:hAnsi="Times New Roman"/>
+                <w:color w:val="000000" w:themeColor="text1"/>
+                <w:sz w:val="24"/>
+                <w:szCs w:val="24"/>
               </w:rPr>
               <w:t xml:space="preserve">Определил личный рейтинг членов группы и </w:t>
             </w:r>
@@ -4384,8 +3622,8 @@
               <w:rPr>
                 <w:rFonts w:ascii="Times New Roman" w:hAnsi="Times New Roman"/>
                 <w:color w:val="000000" w:themeColor="text1"/>
-                <w:sz w:val="28"/>
-                <w:szCs w:val="28"/>
+                <w:sz w:val="24"/>
+                <w:szCs w:val="24"/>
               </w:rPr>
               <w:t>и</w:t>
             </w:r>
@@ -4394,8 +3632,8 @@
               <w:rPr>
                 <w:rFonts w:ascii="Times New Roman" w:hAnsi="Times New Roman"/>
                 <w:color w:val="000000" w:themeColor="text1"/>
-                <w:sz w:val="28"/>
-                <w:szCs w:val="28"/>
+                <w:sz w:val="24"/>
+                <w:szCs w:val="24"/>
               </w:rPr>
               <w:t xml:space="preserve"> представил предложения руководителю</w:t>
             </w:r>
@@ -4406,8 +3644,8 @@
               <w:rPr>
                 <w:rFonts w:ascii="Times New Roman" w:hAnsi="Times New Roman"/>
                 <w:color w:val="000000" w:themeColor="text1"/>
-                <w:sz w:val="28"/>
-                <w:szCs w:val="28"/>
+                <w:sz w:val="24"/>
+                <w:szCs w:val="24"/>
               </w:rPr>
             </w:pPr>
           </w:p>
@@ -4417,8 +3655,8 @@
               <w:rPr>
                 <w:rFonts w:ascii="Times New Roman" w:hAnsi="Times New Roman"/>
                 <w:color w:val="000000" w:themeColor="text1"/>
-                <w:sz w:val="28"/>
-                <w:szCs w:val="28"/>
+                <w:sz w:val="24"/>
+                <w:szCs w:val="24"/>
               </w:rPr>
             </w:pPr>
           </w:p>
@@ -4431,7 +3669,10 @@
             <w:pPr>
               <w:spacing w:before="60" w:after="60" w:line="240" w:lineRule="auto"/>
               <w:rPr>
-                <w:color w:val="000000" w:themeColor="text1"/>
+                <w:rFonts w:ascii="Times New Roman" w:hAnsi="Times New Roman"/>
+                <w:color w:val="000000" w:themeColor="text1"/>
+                <w:sz w:val="24"/>
+                <w:szCs w:val="24"/>
               </w:rPr>
             </w:pPr>
           </w:p>
@@ -4441,7 +3682,10 @@
     <w:p>
       <w:pPr>
         <w:rPr>
-          <w:color w:val="000000" w:themeColor="text1"/>
+          <w:rFonts w:ascii="Times New Roman" w:hAnsi="Times New Roman"/>
+          <w:color w:val="000000" w:themeColor="text1"/>
+          <w:sz w:val="24"/>
+          <w:szCs w:val="24"/>
         </w:rPr>
       </w:pPr>
     </w:p>
@@ -4449,12 +3693,18 @@
       <w:pPr>
         <w:spacing w:after="160" w:line="278" w:lineRule="auto"/>
         <w:rPr>
-          <w:color w:val="000000" w:themeColor="text1"/>
-        </w:rPr>
-      </w:pPr>
-      <w:r>
-        <w:rPr>
-          <w:color w:val="000000" w:themeColor="text1"/>
+          <w:rFonts w:ascii="Times New Roman" w:hAnsi="Times New Roman"/>
+          <w:color w:val="000000" w:themeColor="text1"/>
+          <w:sz w:val="24"/>
+          <w:szCs w:val="24"/>
+        </w:rPr>
+      </w:pPr>
+      <w:r>
+        <w:rPr>
+          <w:rFonts w:ascii="Times New Roman" w:hAnsi="Times New Roman"/>
+          <w:color w:val="000000" w:themeColor="text1"/>
+          <w:sz w:val="24"/>
+          <w:szCs w:val="24"/>
         </w:rPr>
         <w:br w:type="page"/>
       </w:r>
@@ -4464,23 +3714,32 @@
         <w:pStyle w:val="1"/>
         <w:jc w:val="center"/>
         <w:rPr>
-          <w:color w:val="000000" w:themeColor="text1"/>
-        </w:rPr>
-      </w:pPr>
-      <w:bookmarkStart w:id="7" w:name="_Toc223102361"/>
-      <w:r>
-        <w:rPr>
-          <w:color w:val="000000" w:themeColor="text1"/>
+          <w:rFonts w:ascii="Times New Roman" w:hAnsi="Times New Roman" w:cs="Times New Roman"/>
+          <w:color w:val="000000" w:themeColor="text1"/>
+          <w:sz w:val="24"/>
+          <w:szCs w:val="24"/>
+        </w:rPr>
+      </w:pPr>
+      <w:bookmarkStart w:id="5" w:name="_Toc223176973"/>
+      <w:r>
+        <w:rPr>
+          <w:rFonts w:ascii="Times New Roman" w:hAnsi="Times New Roman" w:cs="Times New Roman"/>
+          <w:color w:val="000000" w:themeColor="text1"/>
+          <w:sz w:val="24"/>
+          <w:szCs w:val="24"/>
         </w:rPr>
         <w:lastRenderedPageBreak/>
         <w:t>КТУ Группы</w:t>
       </w:r>
-      <w:bookmarkEnd w:id="7"/>
-    </w:p>
-    <w:p>
-      <w:pPr>
-        <w:rPr>
-          <w:color w:val="000000" w:themeColor="text1"/>
+      <w:bookmarkEnd w:id="5"/>
+    </w:p>
+    <w:p>
+      <w:pPr>
+        <w:rPr>
+          <w:rFonts w:ascii="Times New Roman" w:hAnsi="Times New Roman"/>
+          <w:color w:val="000000" w:themeColor="text1"/>
+          <w:sz w:val="24"/>
+          <w:szCs w:val="24"/>
         </w:rPr>
       </w:pPr>
     </w:p>
@@ -4524,8 +3783,8 @@
               <w:rPr>
                 <w:rFonts w:ascii="Times New Roman" w:eastAsia="Times New Roman" w:hAnsi="Times New Roman"/>
                 <w:color w:val="000000" w:themeColor="text1"/>
-                <w:sz w:val="20"/>
-                <w:szCs w:val="20"/>
+                <w:sz w:val="24"/>
+                <w:szCs w:val="24"/>
                 <w:lang w:eastAsia="ru-RU"/>
               </w:rPr>
             </w:pPr>
@@ -4533,8 +3792,8 @@
               <w:rPr>
                 <w:rFonts w:ascii="Times New Roman" w:eastAsia="Times New Roman" w:hAnsi="Times New Roman"/>
                 <w:color w:val="000000" w:themeColor="text1"/>
-                <w:sz w:val="20"/>
-                <w:szCs w:val="20"/>
+                <w:sz w:val="24"/>
+                <w:szCs w:val="24"/>
                 <w:lang w:eastAsia="ru-RU"/>
               </w:rPr>
               <w:t>КТУ при работе в группе</w:t>
@@ -4569,8 +3828,8 @@
                 <w:b/>
                 <w:bCs/>
                 <w:color w:val="000000" w:themeColor="text1"/>
-                <w:sz w:val="20"/>
-                <w:szCs w:val="20"/>
+                <w:sz w:val="24"/>
+                <w:szCs w:val="24"/>
                 <w:lang w:eastAsia="ru-RU"/>
               </w:rPr>
             </w:pPr>
@@ -4580,8 +3839,8 @@
                 <w:b/>
                 <w:bCs/>
                 <w:color w:val="000000" w:themeColor="text1"/>
-                <w:sz w:val="20"/>
-                <w:szCs w:val="20"/>
+                <w:sz w:val="24"/>
+                <w:szCs w:val="24"/>
                 <w:lang w:eastAsia="ru-RU"/>
               </w:rPr>
               <w:t>ФИО</w:t>
@@ -4611,8 +3870,8 @@
                 <w:b/>
                 <w:bCs/>
                 <w:color w:val="000000" w:themeColor="text1"/>
-                <w:sz w:val="20"/>
-                <w:szCs w:val="20"/>
+                <w:sz w:val="24"/>
+                <w:szCs w:val="24"/>
                 <w:lang w:eastAsia="ru-RU"/>
               </w:rPr>
             </w:pPr>
@@ -4622,8 +3881,8 @@
                 <w:b/>
                 <w:bCs/>
                 <w:color w:val="000000" w:themeColor="text1"/>
-                <w:sz w:val="20"/>
-                <w:szCs w:val="20"/>
+                <w:sz w:val="24"/>
+                <w:szCs w:val="24"/>
                 <w:lang w:eastAsia="ru-RU"/>
               </w:rPr>
               <w:t>Дата 1</w:t>
@@ -4653,8 +3912,8 @@
                 <w:b/>
                 <w:bCs/>
                 <w:color w:val="000000" w:themeColor="text1"/>
-                <w:sz w:val="20"/>
-                <w:szCs w:val="20"/>
+                <w:sz w:val="24"/>
+                <w:szCs w:val="24"/>
                 <w:lang w:eastAsia="ru-RU"/>
               </w:rPr>
             </w:pPr>
@@ -4664,8 +3923,8 @@
                 <w:b/>
                 <w:bCs/>
                 <w:color w:val="000000" w:themeColor="text1"/>
-                <w:sz w:val="20"/>
-                <w:szCs w:val="20"/>
+                <w:sz w:val="24"/>
+                <w:szCs w:val="24"/>
                 <w:lang w:eastAsia="ru-RU"/>
               </w:rPr>
               <w:t>Дата 2</w:t>
@@ -4695,8 +3954,8 @@
                 <w:b/>
                 <w:bCs/>
                 <w:color w:val="000000" w:themeColor="text1"/>
-                <w:sz w:val="20"/>
-                <w:szCs w:val="20"/>
+                <w:sz w:val="24"/>
+                <w:szCs w:val="24"/>
                 <w:lang w:eastAsia="ru-RU"/>
               </w:rPr>
             </w:pPr>
@@ -4706,8 +3965,8 @@
                 <w:b/>
                 <w:bCs/>
                 <w:color w:val="000000" w:themeColor="text1"/>
-                <w:sz w:val="20"/>
-                <w:szCs w:val="20"/>
+                <w:sz w:val="24"/>
+                <w:szCs w:val="24"/>
                 <w:lang w:eastAsia="ru-RU"/>
               </w:rPr>
               <w:t>Дата 3</w:t>
@@ -4737,8 +3996,8 @@
                 <w:b/>
                 <w:bCs/>
                 <w:color w:val="000000" w:themeColor="text1"/>
-                <w:sz w:val="20"/>
-                <w:szCs w:val="20"/>
+                <w:sz w:val="24"/>
+                <w:szCs w:val="24"/>
                 <w:lang w:eastAsia="ru-RU"/>
               </w:rPr>
             </w:pPr>
@@ -4748,8 +4007,8 @@
                 <w:b/>
                 <w:bCs/>
                 <w:color w:val="000000" w:themeColor="text1"/>
-                <w:sz w:val="20"/>
-                <w:szCs w:val="20"/>
+                <w:sz w:val="24"/>
+                <w:szCs w:val="24"/>
                 <w:lang w:eastAsia="ru-RU"/>
               </w:rPr>
               <w:t>Дата 4</w:t>
@@ -4779,8 +4038,8 @@
                 <w:b/>
                 <w:bCs/>
                 <w:color w:val="000000" w:themeColor="text1"/>
-                <w:sz w:val="20"/>
-                <w:szCs w:val="20"/>
+                <w:sz w:val="24"/>
+                <w:szCs w:val="24"/>
                 <w:lang w:eastAsia="ru-RU"/>
               </w:rPr>
             </w:pPr>
@@ -4790,8 +4049,8 @@
                 <w:b/>
                 <w:bCs/>
                 <w:color w:val="000000" w:themeColor="text1"/>
-                <w:sz w:val="20"/>
-                <w:szCs w:val="20"/>
+                <w:sz w:val="24"/>
+                <w:szCs w:val="24"/>
                 <w:lang w:eastAsia="ru-RU"/>
               </w:rPr>
               <w:t>Дата 5</w:t>
@@ -4821,8 +4080,8 @@
                 <w:b/>
                 <w:bCs/>
                 <w:color w:val="000000" w:themeColor="text1"/>
-                <w:sz w:val="20"/>
-                <w:szCs w:val="20"/>
+                <w:sz w:val="24"/>
+                <w:szCs w:val="24"/>
                 <w:lang w:eastAsia="ru-RU"/>
               </w:rPr>
             </w:pPr>
@@ -4832,8 +4091,8 @@
                 <w:b/>
                 <w:bCs/>
                 <w:color w:val="000000" w:themeColor="text1"/>
-                <w:sz w:val="20"/>
-                <w:szCs w:val="20"/>
+                <w:sz w:val="24"/>
+                <w:szCs w:val="24"/>
                 <w:lang w:eastAsia="ru-RU"/>
               </w:rPr>
               <w:t>Дата 6</w:t>
@@ -4867,8 +4126,8 @@
                 <w:b/>
                 <w:bCs/>
                 <w:color w:val="000000" w:themeColor="text1"/>
-                <w:sz w:val="20"/>
-                <w:szCs w:val="20"/>
+                <w:sz w:val="24"/>
+                <w:szCs w:val="24"/>
                 <w:lang w:eastAsia="ru-RU"/>
               </w:rPr>
             </w:pPr>
@@ -4879,8 +4138,8 @@
                 <w:b/>
                 <w:bCs/>
                 <w:color w:val="000000" w:themeColor="text1"/>
-                <w:sz w:val="20"/>
-                <w:szCs w:val="20"/>
+                <w:sz w:val="24"/>
+                <w:szCs w:val="24"/>
                 <w:lang w:eastAsia="ru-RU"/>
               </w:rPr>
               <w:t>Цибулський</w:t>
@@ -4892,8 +4151,8 @@
                 <w:b/>
                 <w:bCs/>
                 <w:color w:val="000000" w:themeColor="text1"/>
-                <w:sz w:val="20"/>
-                <w:szCs w:val="20"/>
+                <w:sz w:val="24"/>
+                <w:szCs w:val="24"/>
                 <w:lang w:eastAsia="ru-RU"/>
               </w:rPr>
               <w:t xml:space="preserve"> А.А.</w:t>
@@ -4920,8 +4179,8 @@
               <w:rPr>
                 <w:rFonts w:ascii="Times New Roman" w:eastAsia="Times New Roman" w:hAnsi="Times New Roman"/>
                 <w:color w:val="000000" w:themeColor="text1"/>
-                <w:sz w:val="20"/>
-                <w:szCs w:val="20"/>
+                <w:sz w:val="24"/>
+                <w:szCs w:val="24"/>
                 <w:lang w:eastAsia="ru-RU"/>
               </w:rPr>
             </w:pPr>
@@ -4929,8 +4188,8 @@
               <w:rPr>
                 <w:rFonts w:ascii="Times New Roman" w:eastAsia="Times New Roman" w:hAnsi="Times New Roman"/>
                 <w:color w:val="000000" w:themeColor="text1"/>
-                <w:sz w:val="20"/>
-                <w:szCs w:val="20"/>
+                <w:sz w:val="24"/>
+                <w:szCs w:val="24"/>
                 <w:lang w:eastAsia="ru-RU"/>
               </w:rPr>
               <w:t>0.8</w:t>
@@ -4957,8 +4216,8 @@
               <w:rPr>
                 <w:rFonts w:ascii="Times New Roman" w:eastAsia="Times New Roman" w:hAnsi="Times New Roman"/>
                 <w:color w:val="000000" w:themeColor="text1"/>
-                <w:sz w:val="20"/>
-                <w:szCs w:val="20"/>
+                <w:sz w:val="24"/>
+                <w:szCs w:val="24"/>
                 <w:lang w:eastAsia="ru-RU"/>
               </w:rPr>
             </w:pPr>
@@ -4966,8 +4225,8 @@
               <w:rPr>
                 <w:rFonts w:ascii="Times New Roman" w:eastAsia="Times New Roman" w:hAnsi="Times New Roman"/>
                 <w:color w:val="000000" w:themeColor="text1"/>
-                <w:sz w:val="20"/>
-                <w:szCs w:val="20"/>
+                <w:sz w:val="24"/>
+                <w:szCs w:val="24"/>
                 <w:lang w:eastAsia="ru-RU"/>
               </w:rPr>
               <w:t>0.6</w:t>
@@ -4995,8 +4254,8 @@
               <w:rPr>
                 <w:rFonts w:ascii="Times New Roman" w:eastAsia="Times New Roman" w:hAnsi="Times New Roman"/>
                 <w:color w:val="000000" w:themeColor="text1"/>
-                <w:sz w:val="20"/>
-                <w:szCs w:val="20"/>
+                <w:sz w:val="24"/>
+                <w:szCs w:val="24"/>
                 <w:lang w:eastAsia="ru-RU"/>
               </w:rPr>
             </w:pPr>
@@ -5004,8 +4263,8 @@
               <w:rPr>
                 <w:rFonts w:ascii="Times New Roman" w:eastAsia="Times New Roman" w:hAnsi="Times New Roman"/>
                 <w:color w:val="000000" w:themeColor="text1"/>
-                <w:sz w:val="20"/>
-                <w:szCs w:val="20"/>
+                <w:sz w:val="24"/>
+                <w:szCs w:val="24"/>
                 <w:lang w:eastAsia="ru-RU"/>
               </w:rPr>
               <w:t>1</w:t>
@@ -5032,8 +4291,8 @@
               <w:rPr>
                 <w:rFonts w:ascii="Times New Roman" w:eastAsia="Times New Roman" w:hAnsi="Times New Roman"/>
                 <w:color w:val="000000" w:themeColor="text1"/>
-                <w:sz w:val="20"/>
-                <w:szCs w:val="20"/>
+                <w:sz w:val="24"/>
+                <w:szCs w:val="24"/>
                 <w:lang w:eastAsia="ru-RU"/>
               </w:rPr>
             </w:pPr>
@@ -5041,8 +4300,8 @@
               <w:rPr>
                 <w:rFonts w:ascii="Times New Roman" w:eastAsia="Times New Roman" w:hAnsi="Times New Roman"/>
                 <w:color w:val="000000" w:themeColor="text1"/>
-                <w:sz w:val="20"/>
-                <w:szCs w:val="20"/>
+                <w:sz w:val="24"/>
+                <w:szCs w:val="24"/>
                 <w:lang w:eastAsia="ru-RU"/>
               </w:rPr>
               <w:t>0.6</w:t>
@@ -5069,8 +4328,8 @@
               <w:rPr>
                 <w:rFonts w:ascii="Times New Roman" w:eastAsia="Times New Roman" w:hAnsi="Times New Roman"/>
                 <w:color w:val="000000" w:themeColor="text1"/>
-                <w:sz w:val="20"/>
-                <w:szCs w:val="20"/>
+                <w:sz w:val="24"/>
+                <w:szCs w:val="24"/>
                 <w:lang w:eastAsia="ru-RU"/>
               </w:rPr>
             </w:pPr>
@@ -5078,8 +4337,8 @@
               <w:rPr>
                 <w:rFonts w:ascii="Times New Roman" w:eastAsia="Times New Roman" w:hAnsi="Times New Roman"/>
                 <w:color w:val="000000" w:themeColor="text1"/>
-                <w:sz w:val="20"/>
-                <w:szCs w:val="20"/>
+                <w:sz w:val="24"/>
+                <w:szCs w:val="24"/>
                 <w:lang w:eastAsia="ru-RU"/>
               </w:rPr>
               <w:t>0.8</w:t>
@@ -5107,8 +4366,8 @@
               <w:rPr>
                 <w:rFonts w:ascii="Times New Roman" w:eastAsia="Times New Roman" w:hAnsi="Times New Roman"/>
                 <w:color w:val="000000" w:themeColor="text1"/>
-                <w:sz w:val="20"/>
-                <w:szCs w:val="20"/>
+                <w:sz w:val="24"/>
+                <w:szCs w:val="24"/>
                 <w:lang w:eastAsia="ru-RU"/>
               </w:rPr>
             </w:pPr>
@@ -5116,8 +4375,8 @@
               <w:rPr>
                 <w:rFonts w:ascii="Times New Roman" w:eastAsia="Times New Roman" w:hAnsi="Times New Roman"/>
                 <w:color w:val="000000" w:themeColor="text1"/>
-                <w:sz w:val="20"/>
-                <w:szCs w:val="20"/>
+                <w:sz w:val="24"/>
+                <w:szCs w:val="24"/>
                 <w:lang w:eastAsia="ru-RU"/>
               </w:rPr>
               <w:t>0</w:t>
@@ -5151,8 +4410,8 @@
                 <w:b/>
                 <w:bCs/>
                 <w:color w:val="000000" w:themeColor="text1"/>
-                <w:sz w:val="20"/>
-                <w:szCs w:val="20"/>
+                <w:sz w:val="24"/>
+                <w:szCs w:val="24"/>
                 <w:lang w:eastAsia="ru-RU"/>
               </w:rPr>
             </w:pPr>
@@ -5162,8 +4421,8 @@
                 <w:b/>
                 <w:bCs/>
                 <w:color w:val="000000" w:themeColor="text1"/>
-                <w:sz w:val="20"/>
-                <w:szCs w:val="20"/>
+                <w:sz w:val="24"/>
+                <w:szCs w:val="24"/>
                 <w:lang w:eastAsia="ru-RU"/>
               </w:rPr>
               <w:t>Цуканов В..</w:t>
@@ -5190,8 +4449,8 @@
               <w:rPr>
                 <w:rFonts w:ascii="Times New Roman" w:eastAsia="Times New Roman" w:hAnsi="Times New Roman"/>
                 <w:color w:val="000000" w:themeColor="text1"/>
-                <w:sz w:val="20"/>
-                <w:szCs w:val="20"/>
+                <w:sz w:val="24"/>
+                <w:szCs w:val="24"/>
                 <w:lang w:eastAsia="ru-RU"/>
               </w:rPr>
             </w:pPr>
@@ -5199,8 +4458,8 @@
               <w:rPr>
                 <w:rFonts w:ascii="Times New Roman" w:eastAsia="Times New Roman" w:hAnsi="Times New Roman"/>
                 <w:color w:val="000000" w:themeColor="text1"/>
-                <w:sz w:val="20"/>
-                <w:szCs w:val="20"/>
+                <w:sz w:val="24"/>
+                <w:szCs w:val="24"/>
                 <w:lang w:eastAsia="ru-RU"/>
               </w:rPr>
               <w:t>0.6</w:t>
@@ -5227,8 +4486,8 @@
               <w:rPr>
                 <w:rFonts w:ascii="Times New Roman" w:eastAsia="Times New Roman" w:hAnsi="Times New Roman"/>
                 <w:color w:val="000000" w:themeColor="text1"/>
-                <w:sz w:val="20"/>
-                <w:szCs w:val="20"/>
+                <w:sz w:val="24"/>
+                <w:szCs w:val="24"/>
                 <w:lang w:eastAsia="ru-RU"/>
               </w:rPr>
             </w:pPr>
@@ -5236,8 +4495,8 @@
               <w:rPr>
                 <w:rFonts w:ascii="Times New Roman" w:eastAsia="Times New Roman" w:hAnsi="Times New Roman"/>
                 <w:color w:val="000000" w:themeColor="text1"/>
-                <w:sz w:val="20"/>
-                <w:szCs w:val="20"/>
+                <w:sz w:val="24"/>
+                <w:szCs w:val="24"/>
                 <w:lang w:eastAsia="ru-RU"/>
               </w:rPr>
               <w:t>0.8</w:t>
@@ -5264,8 +4523,8 @@
               <w:rPr>
                 <w:rFonts w:ascii="Times New Roman" w:eastAsia="Times New Roman" w:hAnsi="Times New Roman"/>
                 <w:color w:val="000000" w:themeColor="text1"/>
-                <w:sz w:val="20"/>
-                <w:szCs w:val="20"/>
+                <w:sz w:val="24"/>
+                <w:szCs w:val="24"/>
                 <w:lang w:eastAsia="ru-RU"/>
               </w:rPr>
             </w:pPr>
@@ -5273,8 +4532,8 @@
               <w:rPr>
                 <w:rFonts w:ascii="Times New Roman" w:eastAsia="Times New Roman" w:hAnsi="Times New Roman"/>
                 <w:color w:val="000000" w:themeColor="text1"/>
-                <w:sz w:val="20"/>
-                <w:szCs w:val="20"/>
+                <w:sz w:val="24"/>
+                <w:szCs w:val="24"/>
                 <w:lang w:eastAsia="ru-RU"/>
               </w:rPr>
               <w:t>0.8</w:t>
@@ -5301,8 +4560,8 @@
               <w:rPr>
                 <w:rFonts w:ascii="Times New Roman" w:eastAsia="Times New Roman" w:hAnsi="Times New Roman"/>
                 <w:color w:val="000000" w:themeColor="text1"/>
-                <w:sz w:val="20"/>
-                <w:szCs w:val="20"/>
+                <w:sz w:val="24"/>
+                <w:szCs w:val="24"/>
                 <w:lang w:eastAsia="ru-RU"/>
               </w:rPr>
             </w:pPr>
@@ -5310,8 +4569,8 @@
               <w:rPr>
                 <w:rFonts w:ascii="Times New Roman" w:eastAsia="Times New Roman" w:hAnsi="Times New Roman"/>
                 <w:color w:val="000000" w:themeColor="text1"/>
-                <w:sz w:val="20"/>
-                <w:szCs w:val="20"/>
+                <w:sz w:val="24"/>
+                <w:szCs w:val="24"/>
                 <w:lang w:eastAsia="ru-RU"/>
               </w:rPr>
               <w:t>0.6</w:t>
@@ -5339,8 +4598,8 @@
               <w:rPr>
                 <w:rFonts w:ascii="Times New Roman" w:eastAsia="Times New Roman" w:hAnsi="Times New Roman"/>
                 <w:color w:val="000000" w:themeColor="text1"/>
-                <w:sz w:val="20"/>
-                <w:szCs w:val="20"/>
+                <w:sz w:val="24"/>
+                <w:szCs w:val="24"/>
                 <w:lang w:eastAsia="ru-RU"/>
               </w:rPr>
             </w:pPr>
@@ -5348,8 +4607,8 @@
               <w:rPr>
                 <w:rFonts w:ascii="Times New Roman" w:eastAsia="Times New Roman" w:hAnsi="Times New Roman"/>
                 <w:color w:val="000000" w:themeColor="text1"/>
-                <w:sz w:val="20"/>
-                <w:szCs w:val="20"/>
+                <w:sz w:val="24"/>
+                <w:szCs w:val="24"/>
                 <w:lang w:eastAsia="ru-RU"/>
               </w:rPr>
               <w:t>1</w:t>
@@ -5377,8 +4636,8 @@
               <w:rPr>
                 <w:rFonts w:ascii="Times New Roman" w:eastAsia="Times New Roman" w:hAnsi="Times New Roman"/>
                 <w:color w:val="000000" w:themeColor="text1"/>
-                <w:sz w:val="20"/>
-                <w:szCs w:val="20"/>
+                <w:sz w:val="24"/>
+                <w:szCs w:val="24"/>
                 <w:lang w:eastAsia="ru-RU"/>
               </w:rPr>
             </w:pPr>
@@ -5386,8 +4645,8 @@
               <w:rPr>
                 <w:rFonts w:ascii="Times New Roman" w:eastAsia="Times New Roman" w:hAnsi="Times New Roman"/>
                 <w:color w:val="000000" w:themeColor="text1"/>
-                <w:sz w:val="20"/>
-                <w:szCs w:val="20"/>
+                <w:sz w:val="24"/>
+                <w:szCs w:val="24"/>
                 <w:lang w:eastAsia="ru-RU"/>
               </w:rPr>
               <w:t>0</w:t>
@@ -5421,8 +4680,8 @@
                 <w:b/>
                 <w:bCs/>
                 <w:color w:val="000000" w:themeColor="text1"/>
-                <w:sz w:val="20"/>
-                <w:szCs w:val="20"/>
+                <w:sz w:val="24"/>
+                <w:szCs w:val="24"/>
                 <w:lang w:eastAsia="ru-RU"/>
               </w:rPr>
             </w:pPr>
@@ -5433,8 +4692,8 @@
                 <w:b/>
                 <w:bCs/>
                 <w:color w:val="000000" w:themeColor="text1"/>
-                <w:sz w:val="20"/>
-                <w:szCs w:val="20"/>
+                <w:sz w:val="24"/>
+                <w:szCs w:val="24"/>
                 <w:lang w:eastAsia="ru-RU"/>
               </w:rPr>
               <w:t>Шелудков</w:t>
@@ -5446,8 +4705,8 @@
                 <w:b/>
                 <w:bCs/>
                 <w:color w:val="000000" w:themeColor="text1"/>
-                <w:sz w:val="20"/>
-                <w:szCs w:val="20"/>
+                <w:sz w:val="24"/>
+                <w:szCs w:val="24"/>
                 <w:lang w:eastAsia="ru-RU"/>
               </w:rPr>
               <w:t xml:space="preserve"> С.С.</w:t>
@@ -5474,8 +4733,8 @@
               <w:rPr>
                 <w:rFonts w:ascii="Times New Roman" w:eastAsia="Times New Roman" w:hAnsi="Times New Roman"/>
                 <w:color w:val="000000" w:themeColor="text1"/>
-                <w:sz w:val="20"/>
-                <w:szCs w:val="20"/>
+                <w:sz w:val="24"/>
+                <w:szCs w:val="24"/>
                 <w:lang w:eastAsia="ru-RU"/>
               </w:rPr>
             </w:pPr>
@@ -5483,8 +4742,8 @@
               <w:rPr>
                 <w:rFonts w:ascii="Times New Roman" w:eastAsia="Times New Roman" w:hAnsi="Times New Roman"/>
                 <w:color w:val="000000" w:themeColor="text1"/>
-                <w:sz w:val="20"/>
-                <w:szCs w:val="20"/>
+                <w:sz w:val="24"/>
+                <w:szCs w:val="24"/>
                 <w:lang w:eastAsia="ru-RU"/>
               </w:rPr>
               <w:t>0.8</w:t>
@@ -5511,8 +4770,8 @@
               <w:rPr>
                 <w:rFonts w:ascii="Times New Roman" w:eastAsia="Times New Roman" w:hAnsi="Times New Roman"/>
                 <w:color w:val="000000" w:themeColor="text1"/>
-                <w:sz w:val="20"/>
-                <w:szCs w:val="20"/>
+                <w:sz w:val="24"/>
+                <w:szCs w:val="24"/>
                 <w:lang w:eastAsia="ru-RU"/>
               </w:rPr>
             </w:pPr>
@@ -5520,8 +4779,8 @@
               <w:rPr>
                 <w:rFonts w:ascii="Times New Roman" w:eastAsia="Times New Roman" w:hAnsi="Times New Roman"/>
                 <w:color w:val="000000" w:themeColor="text1"/>
-                <w:sz w:val="20"/>
-                <w:szCs w:val="20"/>
+                <w:sz w:val="24"/>
+                <w:szCs w:val="24"/>
                 <w:lang w:eastAsia="ru-RU"/>
               </w:rPr>
               <w:t>0.8</w:t>
@@ -5548,8 +4807,8 @@
               <w:rPr>
                 <w:rFonts w:ascii="Times New Roman" w:eastAsia="Times New Roman" w:hAnsi="Times New Roman"/>
                 <w:color w:val="000000" w:themeColor="text1"/>
-                <w:sz w:val="20"/>
-                <w:szCs w:val="20"/>
+                <w:sz w:val="24"/>
+                <w:szCs w:val="24"/>
                 <w:lang w:eastAsia="ru-RU"/>
               </w:rPr>
             </w:pPr>
@@ -5557,8 +4816,8 @@
               <w:rPr>
                 <w:rFonts w:ascii="Times New Roman" w:eastAsia="Times New Roman" w:hAnsi="Times New Roman"/>
                 <w:color w:val="000000" w:themeColor="text1"/>
-                <w:sz w:val="20"/>
-                <w:szCs w:val="20"/>
+                <w:sz w:val="24"/>
+                <w:szCs w:val="24"/>
                 <w:lang w:eastAsia="ru-RU"/>
               </w:rPr>
               <w:t>0.6</w:t>
@@ -5585,8 +4844,8 @@
               <w:rPr>
                 <w:rFonts w:ascii="Times New Roman" w:eastAsia="Times New Roman" w:hAnsi="Times New Roman"/>
                 <w:color w:val="000000" w:themeColor="text1"/>
-                <w:sz w:val="20"/>
-                <w:szCs w:val="20"/>
+                <w:sz w:val="24"/>
+                <w:szCs w:val="24"/>
                 <w:lang w:eastAsia="ru-RU"/>
               </w:rPr>
             </w:pPr>
@@ -5594,8 +4853,8 @@
               <w:rPr>
                 <w:rFonts w:ascii="Times New Roman" w:eastAsia="Times New Roman" w:hAnsi="Times New Roman"/>
                 <w:color w:val="000000" w:themeColor="text1"/>
-                <w:sz w:val="20"/>
-                <w:szCs w:val="20"/>
+                <w:sz w:val="24"/>
+                <w:szCs w:val="24"/>
                 <w:lang w:eastAsia="ru-RU"/>
               </w:rPr>
               <w:t>0.6</w:t>
@@ -5622,8 +4881,8 @@
               <w:rPr>
                 <w:rFonts w:ascii="Times New Roman" w:eastAsia="Times New Roman" w:hAnsi="Times New Roman"/>
                 <w:color w:val="000000" w:themeColor="text1"/>
-                <w:sz w:val="20"/>
-                <w:szCs w:val="20"/>
+                <w:sz w:val="24"/>
+                <w:szCs w:val="24"/>
                 <w:lang w:eastAsia="ru-RU"/>
               </w:rPr>
             </w:pPr>
@@ -5631,8 +4890,8 @@
               <w:rPr>
                 <w:rFonts w:ascii="Times New Roman" w:eastAsia="Times New Roman" w:hAnsi="Times New Roman"/>
                 <w:color w:val="000000" w:themeColor="text1"/>
-                <w:sz w:val="20"/>
-                <w:szCs w:val="20"/>
+                <w:sz w:val="24"/>
+                <w:szCs w:val="24"/>
                 <w:lang w:eastAsia="ru-RU"/>
               </w:rPr>
               <w:t>0.6</w:t>
@@ -5660,8 +4919,8 @@
               <w:rPr>
                 <w:rFonts w:ascii="Times New Roman" w:eastAsia="Times New Roman" w:hAnsi="Times New Roman"/>
                 <w:color w:val="000000" w:themeColor="text1"/>
-                <w:sz w:val="20"/>
-                <w:szCs w:val="20"/>
+                <w:sz w:val="24"/>
+                <w:szCs w:val="24"/>
                 <w:lang w:eastAsia="ru-RU"/>
               </w:rPr>
             </w:pPr>
@@ -5669,8 +4928,8 @@
               <w:rPr>
                 <w:rFonts w:ascii="Times New Roman" w:eastAsia="Times New Roman" w:hAnsi="Times New Roman"/>
                 <w:color w:val="000000" w:themeColor="text1"/>
-                <w:sz w:val="20"/>
-                <w:szCs w:val="20"/>
+                <w:sz w:val="24"/>
+                <w:szCs w:val="24"/>
                 <w:lang w:eastAsia="ru-RU"/>
               </w:rPr>
               <w:t>0</w:t>
@@ -5702,8 +4961,8 @@
               <w:rPr>
                 <w:rFonts w:ascii="Times New Roman" w:eastAsia="Times New Roman" w:hAnsi="Times New Roman"/>
                 <w:color w:val="000000" w:themeColor="text1"/>
-                <w:sz w:val="20"/>
-                <w:szCs w:val="20"/>
+                <w:sz w:val="24"/>
+                <w:szCs w:val="24"/>
                 <w:lang w:eastAsia="ru-RU"/>
               </w:rPr>
             </w:pPr>
@@ -5711,8 +4970,8 @@
               <w:rPr>
                 <w:rFonts w:ascii="Times New Roman" w:eastAsia="Times New Roman" w:hAnsi="Times New Roman"/>
                 <w:color w:val="000000" w:themeColor="text1"/>
-                <w:sz w:val="20"/>
-                <w:szCs w:val="20"/>
+                <w:sz w:val="24"/>
+                <w:szCs w:val="24"/>
                 <w:lang w:eastAsia="ru-RU"/>
               </w:rPr>
               <w:t> </w:t>
@@ -5739,8 +4998,8 @@
               <w:rPr>
                 <w:rFonts w:ascii="Times New Roman" w:eastAsia="Times New Roman" w:hAnsi="Times New Roman"/>
                 <w:color w:val="000000" w:themeColor="text1"/>
-                <w:sz w:val="20"/>
-                <w:szCs w:val="20"/>
+                <w:sz w:val="24"/>
+                <w:szCs w:val="24"/>
                 <w:lang w:eastAsia="ru-RU"/>
               </w:rPr>
             </w:pPr>
@@ -5748,8 +5007,8 @@
               <w:rPr>
                 <w:rFonts w:ascii="Times New Roman" w:eastAsia="Times New Roman" w:hAnsi="Times New Roman"/>
                 <w:color w:val="000000" w:themeColor="text1"/>
-                <w:sz w:val="20"/>
-                <w:szCs w:val="20"/>
+                <w:sz w:val="24"/>
+                <w:szCs w:val="24"/>
                 <w:lang w:eastAsia="ru-RU"/>
               </w:rPr>
               <w:t> </w:t>
@@ -5776,8 +5035,8 @@
               <w:rPr>
                 <w:rFonts w:ascii="Times New Roman" w:eastAsia="Times New Roman" w:hAnsi="Times New Roman"/>
                 <w:color w:val="000000" w:themeColor="text1"/>
-                <w:sz w:val="20"/>
-                <w:szCs w:val="20"/>
+                <w:sz w:val="24"/>
+                <w:szCs w:val="24"/>
                 <w:lang w:eastAsia="ru-RU"/>
               </w:rPr>
             </w:pPr>
@@ -5785,8 +5044,8 @@
               <w:rPr>
                 <w:rFonts w:ascii="Times New Roman" w:eastAsia="Times New Roman" w:hAnsi="Times New Roman"/>
                 <w:color w:val="000000" w:themeColor="text1"/>
-                <w:sz w:val="20"/>
-                <w:szCs w:val="20"/>
+                <w:sz w:val="24"/>
+                <w:szCs w:val="24"/>
                 <w:lang w:eastAsia="ru-RU"/>
               </w:rPr>
               <w:t> </w:t>
@@ -5813,8 +5072,8 @@
               <w:rPr>
                 <w:rFonts w:ascii="Times New Roman" w:eastAsia="Times New Roman" w:hAnsi="Times New Roman"/>
                 <w:color w:val="000000" w:themeColor="text1"/>
-                <w:sz w:val="20"/>
-                <w:szCs w:val="20"/>
+                <w:sz w:val="24"/>
+                <w:szCs w:val="24"/>
                 <w:lang w:eastAsia="ru-RU"/>
               </w:rPr>
             </w:pPr>
@@ -5822,8 +5081,8 @@
               <w:rPr>
                 <w:rFonts w:ascii="Times New Roman" w:eastAsia="Times New Roman" w:hAnsi="Times New Roman"/>
                 <w:color w:val="000000" w:themeColor="text1"/>
-                <w:sz w:val="20"/>
-                <w:szCs w:val="20"/>
+                <w:sz w:val="24"/>
+                <w:szCs w:val="24"/>
                 <w:lang w:eastAsia="ru-RU"/>
               </w:rPr>
               <w:t> </w:t>
@@ -5850,8 +5109,8 @@
               <w:rPr>
                 <w:rFonts w:ascii="Times New Roman" w:eastAsia="Times New Roman" w:hAnsi="Times New Roman"/>
                 <w:color w:val="000000" w:themeColor="text1"/>
-                <w:sz w:val="20"/>
-                <w:szCs w:val="20"/>
+                <w:sz w:val="24"/>
+                <w:szCs w:val="24"/>
                 <w:lang w:eastAsia="ru-RU"/>
               </w:rPr>
             </w:pPr>
@@ -5859,8 +5118,8 @@
               <w:rPr>
                 <w:rFonts w:ascii="Times New Roman" w:eastAsia="Times New Roman" w:hAnsi="Times New Roman"/>
                 <w:color w:val="000000" w:themeColor="text1"/>
-                <w:sz w:val="20"/>
-                <w:szCs w:val="20"/>
+                <w:sz w:val="24"/>
+                <w:szCs w:val="24"/>
                 <w:lang w:eastAsia="ru-RU"/>
               </w:rPr>
               <w:t> </w:t>
@@ -5887,8 +5146,8 @@
               <w:rPr>
                 <w:rFonts w:ascii="Times New Roman" w:eastAsia="Times New Roman" w:hAnsi="Times New Roman"/>
                 <w:color w:val="000000" w:themeColor="text1"/>
-                <w:sz w:val="20"/>
-                <w:szCs w:val="20"/>
+                <w:sz w:val="24"/>
+                <w:szCs w:val="24"/>
                 <w:lang w:eastAsia="ru-RU"/>
               </w:rPr>
             </w:pPr>
@@ -5896,8 +5155,8 @@
               <w:rPr>
                 <w:rFonts w:ascii="Times New Roman" w:eastAsia="Times New Roman" w:hAnsi="Times New Roman"/>
                 <w:color w:val="000000" w:themeColor="text1"/>
-                <w:sz w:val="20"/>
-                <w:szCs w:val="20"/>
+                <w:sz w:val="24"/>
+                <w:szCs w:val="24"/>
                 <w:lang w:eastAsia="ru-RU"/>
               </w:rPr>
               <w:t> </w:t>
@@ -5924,8 +5183,8 @@
               <w:rPr>
                 <w:rFonts w:ascii="Times New Roman" w:eastAsia="Times New Roman" w:hAnsi="Times New Roman"/>
                 <w:color w:val="000000" w:themeColor="text1"/>
-                <w:sz w:val="20"/>
-                <w:szCs w:val="20"/>
+                <w:sz w:val="24"/>
+                <w:szCs w:val="24"/>
                 <w:lang w:eastAsia="ru-RU"/>
               </w:rPr>
             </w:pPr>
@@ -5933,8 +5192,8 @@
               <w:rPr>
                 <w:rFonts w:ascii="Times New Roman" w:eastAsia="Times New Roman" w:hAnsi="Times New Roman"/>
                 <w:color w:val="000000" w:themeColor="text1"/>
-                <w:sz w:val="20"/>
-                <w:szCs w:val="20"/>
+                <w:sz w:val="24"/>
+                <w:szCs w:val="24"/>
                 <w:lang w:eastAsia="ru-RU"/>
               </w:rPr>
               <w:t> </w:t>
@@ -5948,424 +5207,434 @@
         <w:rPr>
           <w:rFonts w:ascii="Times New Roman" w:hAnsi="Times New Roman"/>
           <w:color w:val="000000" w:themeColor="text1"/>
+          <w:sz w:val="24"/>
+          <w:szCs w:val="24"/>
+        </w:rPr>
+      </w:pPr>
+    </w:p>
+    <w:p>
+      <w:pPr>
+        <w:spacing w:after="160" w:line="278" w:lineRule="auto"/>
+        <w:rPr>
+          <w:rFonts w:ascii="Times New Roman" w:hAnsi="Times New Roman"/>
+          <w:color w:val="000000" w:themeColor="text1"/>
+          <w:sz w:val="24"/>
+          <w:szCs w:val="24"/>
+        </w:rPr>
+      </w:pPr>
+      <w:r>
+        <w:rPr>
+          <w:rFonts w:ascii="Times New Roman" w:hAnsi="Times New Roman"/>
+          <w:color w:val="000000" w:themeColor="text1"/>
+          <w:sz w:val="24"/>
+          <w:szCs w:val="24"/>
+        </w:rPr>
+        <w:br w:type="page"/>
+      </w:r>
+    </w:p>
+    <w:p>
+      <w:pPr>
+        <w:pStyle w:val="1"/>
+        <w:jc w:val="center"/>
+        <w:rPr>
+          <w:rFonts w:ascii="Times New Roman" w:eastAsia="Times New Roman" w:hAnsi="Times New Roman" w:cs="Times New Roman"/>
+          <w:color w:val="000000" w:themeColor="text1"/>
           <w:sz w:val="28"/>
           <w:szCs w:val="28"/>
         </w:rPr>
       </w:pPr>
-    </w:p>
-    <w:p>
-      <w:pPr>
-        <w:spacing w:after="160" w:line="278" w:lineRule="auto"/>
-        <w:rPr>
-          <w:color w:val="000000" w:themeColor="text1"/>
-        </w:rPr>
-      </w:pPr>
-      <w:r>
-        <w:rPr>
-          <w:color w:val="000000" w:themeColor="text1"/>
-        </w:rPr>
-        <w:br w:type="page"/>
-      </w:r>
-    </w:p>
-    <w:p>
-      <w:pPr>
-        <w:pStyle w:val="1"/>
-        <w:jc w:val="center"/>
-        <w:rPr>
-          <w:rFonts w:eastAsia="Times New Roman"/>
-          <w:color w:val="000000" w:themeColor="text1"/>
-        </w:rPr>
-      </w:pPr>
-      <w:bookmarkStart w:id="8" w:name="_Toc223102362"/>
-      <w:r>
-        <w:rPr>
-          <w:rFonts w:eastAsia="Times New Roman"/>
-          <w:color w:val="000000" w:themeColor="text1"/>
+      <w:bookmarkStart w:id="6" w:name="_Toc223176974"/>
+      <w:r>
+        <w:rPr>
+          <w:rFonts w:ascii="Times New Roman" w:eastAsia="Times New Roman" w:hAnsi="Times New Roman" w:cs="Times New Roman"/>
+          <w:color w:val="000000" w:themeColor="text1"/>
+          <w:sz w:val="28"/>
+          <w:szCs w:val="28"/>
         </w:rPr>
         <w:lastRenderedPageBreak/>
         <w:t>Описание разработки</w:t>
       </w:r>
-      <w:bookmarkEnd w:id="8"/>
+      <w:bookmarkEnd w:id="6"/>
     </w:p>
     <w:p>
       <w:pPr>
         <w:pStyle w:val="2"/>
-        <w:rPr>
-          <w:rFonts w:eastAsia="Times New Roman"/>
-          <w:color w:val="000000" w:themeColor="text1"/>
-        </w:rPr>
-      </w:pPr>
-      <w:bookmarkStart w:id="9" w:name="_Toc223102363"/>
-      <w:r>
-        <w:rPr>
-          <w:rFonts w:eastAsia="Times New Roman"/>
-          <w:color w:val="000000" w:themeColor="text1"/>
+        <w:jc w:val="both"/>
+        <w:rPr>
+          <w:rFonts w:ascii="Times New Roman" w:eastAsia="Times New Roman" w:hAnsi="Times New Roman" w:cs="Times New Roman"/>
+          <w:color w:val="000000" w:themeColor="text1"/>
+          <w:sz w:val="24"/>
+          <w:szCs w:val="24"/>
+        </w:rPr>
+      </w:pPr>
+      <w:bookmarkStart w:id="7" w:name="_Toc223176975"/>
+      <w:r>
+        <w:rPr>
+          <w:rFonts w:ascii="Times New Roman" w:eastAsia="Times New Roman" w:hAnsi="Times New Roman" w:cs="Times New Roman"/>
+          <w:color w:val="000000" w:themeColor="text1"/>
+          <w:sz w:val="24"/>
+          <w:szCs w:val="24"/>
         </w:rPr>
         <w:t>Краткое описание задуманной и проделанной работы</w:t>
       </w:r>
-      <w:bookmarkEnd w:id="9"/>
-    </w:p>
-    <w:p>
-      <w:pPr>
-        <w:rPr>
-          <w:rFonts w:ascii="Times New Roman" w:hAnsi="Times New Roman"/>
+      <w:bookmarkEnd w:id="7"/>
+    </w:p>
+    <w:p>
+      <w:pPr>
+        <w:jc w:val="both"/>
+        <w:rPr>
+          <w:rFonts w:ascii="Times New Roman" w:hAnsi="Times New Roman"/>
+          <w:color w:val="000000" w:themeColor="text1"/>
+          <w:sz w:val="24"/>
+          <w:szCs w:val="24"/>
+        </w:rPr>
+      </w:pPr>
+      <w:r>
+        <w:rPr>
+          <w:rFonts w:ascii="Times New Roman" w:hAnsi="Times New Roman"/>
+          <w:color w:val="000000" w:themeColor="text1"/>
+          <w:sz w:val="24"/>
+          <w:szCs w:val="24"/>
+        </w:rPr>
+        <w:tab/>
+        <w:t xml:space="preserve">Задумано приложение для кофейни. Которое будет показывать варианты кофе относительно их крепости и содержания молока. Так же иметь вариант сохранения профиля и информации </w:t>
+      </w:r>
+      <w:proofErr w:type="gramStart"/>
+      <w:r>
+        <w:rPr>
+          <w:rFonts w:ascii="Times New Roman" w:hAnsi="Times New Roman"/>
+          <w:color w:val="000000" w:themeColor="text1"/>
+          <w:sz w:val="24"/>
+          <w:szCs w:val="24"/>
+        </w:rPr>
+        <w:t>заказов</w:t>
+      </w:r>
+      <w:proofErr w:type="gramEnd"/>
+      <w:r>
+        <w:rPr>
+          <w:rFonts w:ascii="Times New Roman" w:hAnsi="Times New Roman"/>
+          <w:color w:val="000000" w:themeColor="text1"/>
+          <w:sz w:val="24"/>
+          <w:szCs w:val="24"/>
+        </w:rPr>
+        <w:t xml:space="preserve"> когда-либо совершенных на этом аккаунте. Храниться корзина с выбранными кофе.</w:t>
+      </w:r>
+    </w:p>
+    <w:p>
+      <w:pPr>
+        <w:jc w:val="both"/>
+        <w:rPr>
+          <w:rFonts w:ascii="Times New Roman" w:hAnsi="Times New Roman"/>
+          <w:color w:val="000000" w:themeColor="text1"/>
+          <w:sz w:val="24"/>
+          <w:szCs w:val="24"/>
+        </w:rPr>
+      </w:pPr>
+      <w:r>
+        <w:rPr>
+          <w:rFonts w:ascii="Times New Roman" w:hAnsi="Times New Roman"/>
+          <w:color w:val="000000" w:themeColor="text1"/>
+          <w:sz w:val="24"/>
+          <w:szCs w:val="24"/>
+        </w:rPr>
+        <w:tab/>
+        <w:t xml:space="preserve">Авторизация и регистрация были реализованы как в </w:t>
+      </w:r>
+      <w:proofErr w:type="gramStart"/>
+      <w:r>
+        <w:rPr>
+          <w:rFonts w:ascii="Times New Roman" w:hAnsi="Times New Roman"/>
+          <w:color w:val="000000" w:themeColor="text1"/>
+          <w:sz w:val="24"/>
+          <w:szCs w:val="24"/>
+          <w:lang w:val="en-US"/>
+        </w:rPr>
+        <w:t>frontend</w:t>
+      </w:r>
+      <w:proofErr w:type="gramEnd"/>
+      <w:r>
+        <w:rPr>
+          <w:rFonts w:ascii="Times New Roman" w:hAnsi="Times New Roman"/>
+          <w:color w:val="000000" w:themeColor="text1"/>
+          <w:sz w:val="24"/>
+          <w:szCs w:val="24"/>
+        </w:rPr>
+        <w:t xml:space="preserve"> так и в </w:t>
+      </w:r>
+      <w:r>
+        <w:rPr>
+          <w:rFonts w:ascii="Times New Roman" w:hAnsi="Times New Roman"/>
+          <w:color w:val="000000" w:themeColor="text1"/>
+          <w:sz w:val="24"/>
+          <w:szCs w:val="24"/>
+          <w:lang w:val="en-US"/>
+        </w:rPr>
+        <w:t>backend</w:t>
+      </w:r>
+      <w:r>
+        <w:rPr>
+          <w:rFonts w:ascii="Times New Roman" w:hAnsi="Times New Roman"/>
+          <w:color w:val="000000" w:themeColor="text1"/>
+          <w:sz w:val="24"/>
+          <w:szCs w:val="24"/>
+        </w:rPr>
+        <w:t xml:space="preserve">. Визуально создан красивый интерфейс для страниц авторизации и регистрации, так же создана </w:t>
+      </w:r>
+      <w:r>
+        <w:rPr>
+          <w:rFonts w:ascii="Times New Roman" w:hAnsi="Times New Roman"/>
+          <w:color w:val="000000" w:themeColor="text1"/>
+          <w:sz w:val="24"/>
+          <w:szCs w:val="24"/>
+          <w:lang w:val="en-US"/>
+        </w:rPr>
+        <w:t>API</w:t>
+      </w:r>
+      <w:r>
+        <w:rPr>
+          <w:rFonts w:ascii="Times New Roman" w:hAnsi="Times New Roman"/>
+          <w:color w:val="000000" w:themeColor="text1"/>
+          <w:sz w:val="24"/>
+          <w:szCs w:val="24"/>
+        </w:rPr>
+        <w:t xml:space="preserve"> и база </w:t>
+      </w:r>
+      <w:proofErr w:type="gramStart"/>
+      <w:r>
+        <w:rPr>
+          <w:rFonts w:ascii="Times New Roman" w:hAnsi="Times New Roman"/>
+          <w:color w:val="000000" w:themeColor="text1"/>
+          <w:sz w:val="24"/>
+          <w:szCs w:val="24"/>
+        </w:rPr>
+        <w:t>данных</w:t>
+      </w:r>
+      <w:proofErr w:type="gramEnd"/>
+      <w:r>
+        <w:rPr>
+          <w:rFonts w:ascii="Times New Roman" w:hAnsi="Times New Roman"/>
+          <w:color w:val="000000" w:themeColor="text1"/>
+          <w:sz w:val="24"/>
+          <w:szCs w:val="24"/>
+        </w:rPr>
+        <w:t xml:space="preserve"> принимающая и отдающая информацию для возможности авторизоваться или создать аккаунт.</w:t>
+      </w:r>
+    </w:p>
+    <w:p>
+      <w:pPr>
+        <w:jc w:val="both"/>
+        <w:rPr>
+          <w:rFonts w:ascii="Times New Roman" w:hAnsi="Times New Roman"/>
+          <w:color w:val="000000" w:themeColor="text1"/>
+          <w:sz w:val="24"/>
+          <w:szCs w:val="24"/>
+        </w:rPr>
+      </w:pPr>
+      <w:r>
+        <w:rPr>
+          <w:rFonts w:ascii="Times New Roman" w:hAnsi="Times New Roman"/>
+          <w:color w:val="000000" w:themeColor="text1"/>
+          <w:sz w:val="24"/>
+          <w:szCs w:val="24"/>
+        </w:rPr>
+        <w:tab/>
+        <w:t>С помощью базы данных реализована возможность сохранять информацию об аккаунте это:</w:t>
+      </w:r>
+    </w:p>
+    <w:p>
+      <w:pPr>
+        <w:spacing w:after="0" w:line="360" w:lineRule="auto"/>
+        <w:rPr>
+          <w:rFonts w:ascii="Times New Roman" w:hAnsi="Times New Roman"/>
+          <w:color w:val="000000" w:themeColor="text1"/>
+          <w:sz w:val="24"/>
+          <w:szCs w:val="24"/>
+        </w:rPr>
+      </w:pPr>
+      <w:r>
+        <w:rPr>
+          <w:rFonts w:ascii="Times New Roman" w:hAnsi="Times New Roman"/>
+          <w:color w:val="000000" w:themeColor="text1"/>
+          <w:sz w:val="24"/>
+          <w:szCs w:val="24"/>
+        </w:rPr>
+        <w:t>1)Номер телефона (в случае если пользователь его указал)</w:t>
+      </w:r>
+    </w:p>
+    <w:p>
+      <w:pPr>
+        <w:spacing w:after="0" w:line="360" w:lineRule="auto"/>
+        <w:rPr>
+          <w:rFonts w:ascii="Times New Roman" w:hAnsi="Times New Roman"/>
+          <w:color w:val="000000" w:themeColor="text1"/>
+          <w:sz w:val="24"/>
+          <w:szCs w:val="24"/>
+        </w:rPr>
+      </w:pPr>
+      <w:r>
+        <w:rPr>
+          <w:rFonts w:ascii="Times New Roman" w:hAnsi="Times New Roman"/>
+          <w:color w:val="000000" w:themeColor="text1"/>
+          <w:sz w:val="24"/>
+          <w:szCs w:val="24"/>
+        </w:rPr>
+        <w:t>2)</w:t>
+      </w:r>
+      <w:proofErr w:type="gramStart"/>
+      <w:r>
+        <w:rPr>
+          <w:rFonts w:ascii="Times New Roman" w:hAnsi="Times New Roman"/>
+          <w:color w:val="000000" w:themeColor="text1"/>
+          <w:sz w:val="24"/>
+          <w:szCs w:val="24"/>
+        </w:rPr>
+        <w:t>Почта</w:t>
+      </w:r>
+      <w:proofErr w:type="gramEnd"/>
+      <w:r>
+        <w:rPr>
+          <w:rFonts w:ascii="Times New Roman" w:hAnsi="Times New Roman"/>
+          <w:color w:val="000000" w:themeColor="text1"/>
+          <w:sz w:val="24"/>
+          <w:szCs w:val="24"/>
+        </w:rPr>
+        <w:t xml:space="preserve"> введенная при регистрации.</w:t>
+      </w:r>
+    </w:p>
+    <w:p>
+      <w:pPr>
+        <w:spacing w:after="0" w:line="360" w:lineRule="auto"/>
+        <w:rPr>
+          <w:rFonts w:ascii="Times New Roman" w:hAnsi="Times New Roman"/>
+          <w:color w:val="000000" w:themeColor="text1"/>
+          <w:sz w:val="24"/>
+          <w:szCs w:val="24"/>
+        </w:rPr>
+      </w:pPr>
+      <w:r>
+        <w:rPr>
+          <w:rFonts w:ascii="Times New Roman" w:hAnsi="Times New Roman"/>
+          <w:color w:val="000000" w:themeColor="text1"/>
+          <w:sz w:val="24"/>
+          <w:szCs w:val="24"/>
+        </w:rPr>
+        <w:t>3)Адрес позднее указанный в профиле</w:t>
+      </w:r>
+    </w:p>
+    <w:p>
+      <w:pPr>
+        <w:spacing w:after="0" w:line="360" w:lineRule="auto"/>
+        <w:rPr>
+          <w:rFonts w:ascii="Times New Roman" w:hAnsi="Times New Roman"/>
+          <w:color w:val="000000" w:themeColor="text1"/>
+          <w:sz w:val="24"/>
+          <w:szCs w:val="24"/>
+        </w:rPr>
+      </w:pPr>
+      <w:r>
+        <w:rPr>
+          <w:rFonts w:ascii="Times New Roman" w:hAnsi="Times New Roman"/>
+          <w:color w:val="000000" w:themeColor="text1"/>
+          <w:sz w:val="24"/>
+          <w:szCs w:val="24"/>
+        </w:rPr>
+        <w:t>4)История покупок</w:t>
+      </w:r>
+    </w:p>
+    <w:p>
+      <w:pPr>
+        <w:spacing w:after="0" w:line="360" w:lineRule="auto"/>
+        <w:rPr>
+          <w:rFonts w:ascii="Times New Roman" w:hAnsi="Times New Roman"/>
+          <w:color w:val="000000" w:themeColor="text1"/>
+          <w:sz w:val="24"/>
+          <w:szCs w:val="24"/>
+        </w:rPr>
+      </w:pPr>
+      <w:r>
+        <w:rPr>
+          <w:rFonts w:ascii="Times New Roman" w:hAnsi="Times New Roman"/>
+          <w:color w:val="000000" w:themeColor="text1"/>
+          <w:sz w:val="24"/>
+          <w:szCs w:val="24"/>
+        </w:rPr>
+        <w:t>5)</w:t>
+      </w:r>
+      <w:proofErr w:type="gramStart"/>
+      <w:r>
+        <w:rPr>
+          <w:rFonts w:ascii="Times New Roman" w:hAnsi="Times New Roman"/>
+          <w:color w:val="000000" w:themeColor="text1"/>
+          <w:sz w:val="24"/>
+          <w:szCs w:val="24"/>
+        </w:rPr>
+        <w:t>Корзина</w:t>
+      </w:r>
+      <w:proofErr w:type="gramEnd"/>
+      <w:r>
+        <w:rPr>
+          <w:rFonts w:ascii="Times New Roman" w:hAnsi="Times New Roman"/>
+          <w:color w:val="000000" w:themeColor="text1"/>
+          <w:sz w:val="24"/>
+          <w:szCs w:val="24"/>
+        </w:rPr>
+        <w:t xml:space="preserve"> которая будет сохраняться на аккаунте</w:t>
+      </w:r>
+    </w:p>
+    <w:p>
+      <w:pPr>
+        <w:spacing w:after="160" w:line="278" w:lineRule="auto"/>
+        <w:rPr>
+          <w:rFonts w:ascii="Times New Roman" w:hAnsi="Times New Roman"/>
+          <w:color w:val="000000" w:themeColor="text1"/>
+          <w:sz w:val="24"/>
+          <w:szCs w:val="24"/>
+        </w:rPr>
+      </w:pPr>
+      <w:r>
+        <w:rPr>
+          <w:rFonts w:ascii="Times New Roman" w:hAnsi="Times New Roman"/>
+          <w:color w:val="000000" w:themeColor="text1"/>
+          <w:sz w:val="24"/>
+          <w:szCs w:val="24"/>
+        </w:rPr>
+        <w:br w:type="page"/>
+      </w:r>
+    </w:p>
+    <w:p>
+      <w:pPr>
+        <w:pStyle w:val="2"/>
+        <w:jc w:val="center"/>
+        <w:rPr>
+          <w:rFonts w:ascii="Times New Roman" w:hAnsi="Times New Roman" w:cs="Times New Roman"/>
           <w:color w:val="000000" w:themeColor="text1"/>
           <w:sz w:val="28"/>
           <w:szCs w:val="28"/>
         </w:rPr>
       </w:pPr>
-      <w:r>
-        <w:rPr>
-          <w:color w:val="000000" w:themeColor="text1"/>
-        </w:rPr>
-        <w:tab/>
-      </w:r>
-      <w:r>
-        <w:rPr>
-          <w:rFonts w:ascii="Times New Roman" w:hAnsi="Times New Roman"/>
-          <w:color w:val="000000" w:themeColor="text1"/>
-          <w:sz w:val="28"/>
-          <w:szCs w:val="28"/>
-        </w:rPr>
-        <w:t xml:space="preserve">Задумано приложение для кофейни. Которое будет показывать варианты кофе относительно их крепости и содержания молока. Так же иметь вариант сохранения профиля и информации </w:t>
-      </w:r>
-      <w:proofErr w:type="gramStart"/>
-      <w:r>
-        <w:rPr>
-          <w:rFonts w:ascii="Times New Roman" w:hAnsi="Times New Roman"/>
-          <w:color w:val="000000" w:themeColor="text1"/>
-          <w:sz w:val="28"/>
-          <w:szCs w:val="28"/>
-        </w:rPr>
-        <w:t>заказов</w:t>
-      </w:r>
-      <w:proofErr w:type="gramEnd"/>
-      <w:r>
-        <w:rPr>
-          <w:rFonts w:ascii="Times New Roman" w:hAnsi="Times New Roman"/>
-          <w:color w:val="000000" w:themeColor="text1"/>
-          <w:sz w:val="28"/>
-          <w:szCs w:val="28"/>
-        </w:rPr>
-        <w:t xml:space="preserve"> когда-либо совершенных на этом аккаунте. Храниться корзина с выбранными кофе.</w:t>
-      </w:r>
-    </w:p>
-    <w:p>
-      <w:pPr>
-        <w:rPr>
-          <w:rFonts w:ascii="Times New Roman" w:hAnsi="Times New Roman"/>
-          <w:color w:val="000000" w:themeColor="text1"/>
-          <w:sz w:val="28"/>
-          <w:szCs w:val="28"/>
-        </w:rPr>
-      </w:pPr>
-      <w:r>
-        <w:rPr>
-          <w:rFonts w:ascii="Times New Roman" w:hAnsi="Times New Roman"/>
-          <w:color w:val="000000" w:themeColor="text1"/>
-          <w:sz w:val="28"/>
-          <w:szCs w:val="28"/>
-        </w:rPr>
-        <w:tab/>
-        <w:t xml:space="preserve">Авторизация и регистрация были реализованы как в </w:t>
-      </w:r>
-      <w:proofErr w:type="gramStart"/>
-      <w:r>
-        <w:rPr>
-          <w:rFonts w:ascii="Times New Roman" w:hAnsi="Times New Roman"/>
-          <w:color w:val="000000" w:themeColor="text1"/>
-          <w:sz w:val="28"/>
-          <w:szCs w:val="28"/>
+      <w:bookmarkStart w:id="8" w:name="_Toc223176976"/>
+      <w:r>
+        <w:rPr>
+          <w:rFonts w:ascii="Times New Roman" w:hAnsi="Times New Roman"/>
+          <w:noProof/>
+          <w:sz w:val="24"/>
+          <w:szCs w:val="24"/>
           <w:lang w:val="en-US"/>
         </w:rPr>
-        <w:t>frontend</w:t>
-      </w:r>
-      <w:proofErr w:type="gramEnd"/>
-      <w:r>
-        <w:rPr>
-          <w:rFonts w:ascii="Times New Roman" w:hAnsi="Times New Roman"/>
-          <w:color w:val="000000" w:themeColor="text1"/>
-          <w:sz w:val="28"/>
-          <w:szCs w:val="28"/>
-        </w:rPr>
-        <w:t xml:space="preserve"> так и в </w:t>
-      </w:r>
-      <w:r>
-        <w:rPr>
-          <w:rFonts w:ascii="Times New Roman" w:hAnsi="Times New Roman"/>
-          <w:color w:val="000000" w:themeColor="text1"/>
-          <w:sz w:val="28"/>
-          <w:szCs w:val="28"/>
-          <w:lang w:val="en-US"/>
-        </w:rPr>
-        <w:t>backend</w:t>
-      </w:r>
-      <w:r>
-        <w:rPr>
-          <w:rFonts w:ascii="Times New Roman" w:hAnsi="Times New Roman"/>
-          <w:color w:val="000000" w:themeColor="text1"/>
-          <w:sz w:val="28"/>
-          <w:szCs w:val="28"/>
-        </w:rPr>
-        <w:t xml:space="preserve">. Визуально создан красивый интерфейс для страниц авторизации и регистрации, так же создана </w:t>
-      </w:r>
-      <w:r>
-        <w:rPr>
-          <w:rFonts w:ascii="Times New Roman" w:hAnsi="Times New Roman"/>
-          <w:color w:val="000000" w:themeColor="text1"/>
-          <w:sz w:val="28"/>
-          <w:szCs w:val="28"/>
-          <w:lang w:val="en-US"/>
-        </w:rPr>
-        <w:t>API</w:t>
-      </w:r>
-      <w:r>
-        <w:rPr>
-          <w:rFonts w:ascii="Times New Roman" w:hAnsi="Times New Roman"/>
-          <w:color w:val="000000" w:themeColor="text1"/>
-          <w:sz w:val="28"/>
-          <w:szCs w:val="28"/>
-        </w:rPr>
-        <w:t xml:space="preserve"> и база </w:t>
-      </w:r>
-      <w:proofErr w:type="gramStart"/>
-      <w:r>
-        <w:rPr>
-          <w:rFonts w:ascii="Times New Roman" w:hAnsi="Times New Roman"/>
-          <w:color w:val="000000" w:themeColor="text1"/>
-          <w:sz w:val="28"/>
-          <w:szCs w:val="28"/>
-        </w:rPr>
-        <w:t>данных</w:t>
-      </w:r>
-      <w:proofErr w:type="gramEnd"/>
-      <w:r>
-        <w:rPr>
-          <w:rFonts w:ascii="Times New Roman" w:hAnsi="Times New Roman"/>
-          <w:color w:val="000000" w:themeColor="text1"/>
-          <w:sz w:val="28"/>
-          <w:szCs w:val="28"/>
-        </w:rPr>
-        <w:t xml:space="preserve"> принимающая и отдающая информацию для возможности авторизоваться или создать аккаунт.</w:t>
-      </w:r>
-    </w:p>
-    <w:p>
-      <w:pPr>
-        <w:rPr>
-          <w:rFonts w:ascii="Times New Roman" w:hAnsi="Times New Roman"/>
-          <w:color w:val="000000" w:themeColor="text1"/>
-          <w:sz w:val="28"/>
-          <w:szCs w:val="28"/>
-        </w:rPr>
-      </w:pPr>
-      <w:r>
-        <w:rPr>
-          <w:rFonts w:ascii="Times New Roman" w:hAnsi="Times New Roman"/>
-          <w:color w:val="000000" w:themeColor="text1"/>
-          <w:sz w:val="28"/>
-          <w:szCs w:val="28"/>
-        </w:rPr>
-        <w:tab/>
-        <w:t>С помощью базы данных реализована возможность сохранять информацию об аккаунте это:</w:t>
-      </w:r>
-    </w:p>
-    <w:p>
-      <w:pPr>
-        <w:spacing w:after="0" w:line="360" w:lineRule="auto"/>
-        <w:rPr>
-          <w:rFonts w:ascii="Times New Roman" w:hAnsi="Times New Roman"/>
-          <w:color w:val="000000" w:themeColor="text1"/>
-          <w:sz w:val="28"/>
-          <w:szCs w:val="28"/>
-        </w:rPr>
-      </w:pPr>
-      <w:r>
-        <w:rPr>
-          <w:rFonts w:ascii="Times New Roman" w:hAnsi="Times New Roman"/>
-          <w:color w:val="000000" w:themeColor="text1"/>
-          <w:sz w:val="28"/>
-          <w:szCs w:val="28"/>
-        </w:rPr>
-        <w:t>1)Номер телефона (в случае если пользователь его указал)</w:t>
-      </w:r>
-    </w:p>
-    <w:p>
-      <w:pPr>
-        <w:spacing w:after="0" w:line="360" w:lineRule="auto"/>
-        <w:rPr>
-          <w:rFonts w:ascii="Times New Roman" w:hAnsi="Times New Roman"/>
-          <w:color w:val="000000" w:themeColor="text1"/>
-          <w:sz w:val="28"/>
-          <w:szCs w:val="28"/>
-        </w:rPr>
-      </w:pPr>
-      <w:r>
-        <w:rPr>
-          <w:rFonts w:ascii="Times New Roman" w:hAnsi="Times New Roman"/>
-          <w:color w:val="000000" w:themeColor="text1"/>
-          <w:sz w:val="28"/>
-          <w:szCs w:val="28"/>
-        </w:rPr>
-        <w:t>2)</w:t>
-      </w:r>
-      <w:proofErr w:type="gramStart"/>
-      <w:r>
-        <w:rPr>
-          <w:rFonts w:ascii="Times New Roman" w:hAnsi="Times New Roman"/>
-          <w:color w:val="000000" w:themeColor="text1"/>
-          <w:sz w:val="28"/>
-          <w:szCs w:val="28"/>
-        </w:rPr>
-        <w:t>Почта</w:t>
-      </w:r>
-      <w:proofErr w:type="gramEnd"/>
-      <w:r>
-        <w:rPr>
-          <w:rFonts w:ascii="Times New Roman" w:hAnsi="Times New Roman"/>
-          <w:color w:val="000000" w:themeColor="text1"/>
-          <w:sz w:val="28"/>
-          <w:szCs w:val="28"/>
-        </w:rPr>
-        <w:t xml:space="preserve"> введенная при регистрации.</w:t>
-      </w:r>
-    </w:p>
-    <w:p>
-      <w:pPr>
-        <w:spacing w:after="0" w:line="360" w:lineRule="auto"/>
-        <w:rPr>
-          <w:rFonts w:ascii="Times New Roman" w:hAnsi="Times New Roman"/>
-          <w:color w:val="000000" w:themeColor="text1"/>
-          <w:sz w:val="28"/>
-          <w:szCs w:val="28"/>
-        </w:rPr>
-      </w:pPr>
-      <w:r>
-        <w:rPr>
-          <w:rFonts w:ascii="Times New Roman" w:hAnsi="Times New Roman"/>
-          <w:color w:val="000000" w:themeColor="text1"/>
-          <w:sz w:val="28"/>
-          <w:szCs w:val="28"/>
-        </w:rPr>
-        <w:t>3)Адрес позднее указанный в профиле</w:t>
-      </w:r>
-    </w:p>
-    <w:p>
-      <w:pPr>
-        <w:spacing w:after="0" w:line="360" w:lineRule="auto"/>
-        <w:rPr>
-          <w:rFonts w:ascii="Times New Roman" w:hAnsi="Times New Roman"/>
-          <w:color w:val="000000" w:themeColor="text1"/>
-          <w:sz w:val="28"/>
-          <w:szCs w:val="28"/>
-        </w:rPr>
-      </w:pPr>
-      <w:r>
-        <w:rPr>
-          <w:rFonts w:ascii="Times New Roman" w:hAnsi="Times New Roman"/>
-          <w:color w:val="000000" w:themeColor="text1"/>
-          <w:sz w:val="28"/>
-          <w:szCs w:val="28"/>
-        </w:rPr>
-        <w:t>4)История покупок</w:t>
-      </w:r>
-    </w:p>
-    <w:p>
-      <w:pPr>
-        <w:spacing w:after="0" w:line="360" w:lineRule="auto"/>
-        <w:rPr>
-          <w:rFonts w:ascii="Times New Roman" w:hAnsi="Times New Roman"/>
-          <w:color w:val="000000" w:themeColor="text1"/>
-          <w:sz w:val="28"/>
-          <w:szCs w:val="28"/>
-        </w:rPr>
-      </w:pPr>
-      <w:r>
-        <w:rPr>
-          <w:rFonts w:ascii="Times New Roman" w:hAnsi="Times New Roman"/>
-          <w:color w:val="000000" w:themeColor="text1"/>
-          <w:sz w:val="28"/>
-          <w:szCs w:val="28"/>
-        </w:rPr>
-        <w:t>5)</w:t>
-      </w:r>
-      <w:proofErr w:type="gramStart"/>
-      <w:r>
-        <w:rPr>
-          <w:rFonts w:ascii="Times New Roman" w:hAnsi="Times New Roman"/>
-          <w:color w:val="000000" w:themeColor="text1"/>
-          <w:sz w:val="28"/>
-          <w:szCs w:val="28"/>
-        </w:rPr>
-        <w:t>Корзина</w:t>
-      </w:r>
-      <w:proofErr w:type="gramEnd"/>
-      <w:r>
-        <w:rPr>
-          <w:rFonts w:ascii="Times New Roman" w:hAnsi="Times New Roman"/>
-          <w:color w:val="000000" w:themeColor="text1"/>
-          <w:sz w:val="28"/>
-          <w:szCs w:val="28"/>
-        </w:rPr>
-        <w:t xml:space="preserve"> которая будет сохраняться на аккаунте</w:t>
-      </w:r>
-    </w:p>
-    <w:p>
-      <w:pPr>
-        <w:spacing w:after="160" w:line="278" w:lineRule="auto"/>
-        <w:rPr>
-          <w:rFonts w:ascii="Times New Roman" w:hAnsi="Times New Roman"/>
-          <w:color w:val="000000" w:themeColor="text1"/>
-          <w:sz w:val="28"/>
-          <w:szCs w:val="28"/>
-        </w:rPr>
-      </w:pPr>
-      <w:r>
-        <w:rPr>
-          <w:color w:val="000000" w:themeColor="text1"/>
-        </w:rPr>
-        <w:br w:type="page"/>
-      </w:r>
-    </w:p>
-    <w:p>
-      <w:pPr>
-        <w:pStyle w:val="2"/>
-        <w:jc w:val="center"/>
-        <w:rPr>
-          <w:color w:val="000000" w:themeColor="text1"/>
-        </w:rPr>
-      </w:pPr>
-      <w:bookmarkStart w:id="10" w:name="_Toc223102364"/>
-      <w:r>
-        <w:rPr>
-          <w:color w:val="000000" w:themeColor="text1"/>
-        </w:rPr>
         <w:lastRenderedPageBreak/>
-        <w:t>Диаграммы</w:t>
-      </w:r>
-      <w:bookmarkEnd w:id="10"/>
-    </w:p>
-    <w:p>
-      <w:pPr>
-        <w:rPr>
-          <w:rFonts w:ascii="Times New Roman" w:hAnsi="Times New Roman"/>
-          <w:sz w:val="28"/>
-          <w:szCs w:val="28"/>
-          <w:lang w:val="en-US"/>
-        </w:rPr>
-      </w:pPr>
-      <w:r>
-        <w:rPr>
-          <w:rFonts w:ascii="Times New Roman" w:hAnsi="Times New Roman"/>
-          <w:noProof/>
-          <w:sz w:val="28"/>
-          <w:szCs w:val="28"/>
-          <w:lang w:val="en-US"/>
-        </w:rPr>
         <w:drawing>
-          <wp:inline distT="0" distB="0" distL="0" distR="0" wp14:anchorId="2E43E956" wp14:editId="0D77B786">
-            <wp:extent cx="5940425" cy="5723255"/>
-            <wp:effectExtent l="0" t="0" r="3175" b="0"/>
-            <wp:docPr id="1" name="Рисунок 1"/>
+          <wp:anchor distT="0" distB="0" distL="114300" distR="114300" simplePos="0" relativeHeight="251658240" behindDoc="0" locked="0" layoutInCell="1" allowOverlap="1" wp14:anchorId="7DF771CD" wp14:editId="19E7FA96">
+            <wp:simplePos x="0" y="0"/>
+            <wp:positionH relativeFrom="page">
+              <wp:align>left</wp:align>
+            </wp:positionH>
+            <wp:positionV relativeFrom="paragraph">
+              <wp:posOffset>372745</wp:posOffset>
+            </wp:positionV>
+            <wp:extent cx="7526020" cy="4235450"/>
+            <wp:effectExtent l="0" t="0" r="0" b="0"/>
+            <wp:wrapSquare wrapText="bothSides"/>
+            <wp:docPr id="2" name="Рисунок 2"/>
             <wp:cNvGraphicFramePr>
               <a:graphicFrameLocks xmlns:a="http://schemas.openxmlformats.org/drawingml/2006/main" noChangeAspect="1"/>
             </wp:cNvGraphicFramePr>
@@ -6373,38 +5642,75 @@
               <a:graphicData uri="http://schemas.openxmlformats.org/drawingml/2006/picture">
                 <pic:pic xmlns:pic="http://schemas.openxmlformats.org/drawingml/2006/picture">
                   <pic:nvPicPr>
-                    <pic:cNvPr id="1" name=""/>
-                    <pic:cNvPicPr/>
+                    <pic:cNvPr id="0" name="Picture 1"/>
+                    <pic:cNvPicPr>
+                      <a:picLocks noChangeAspect="1" noChangeArrowheads="1"/>
+                    </pic:cNvPicPr>
                   </pic:nvPicPr>
                   <pic:blipFill>
-                    <a:blip r:embed="rId8"/>
+                    <a:blip r:embed="rId8" cstate="print">
+                      <a:extLst>
+                        <a:ext uri="{28A0092B-C50C-407E-A947-70E740481C1C}">
+                          <a14:useLocalDpi xmlns:a14="http://schemas.microsoft.com/office/drawing/2010/main" val="0"/>
+                        </a:ext>
+                      </a:extLst>
+                    </a:blip>
+                    <a:srcRect/>
                     <a:stretch>
                       <a:fillRect/>
                     </a:stretch>
                   </pic:blipFill>
-                  <pic:spPr>
+                  <pic:spPr bwMode="auto">
                     <a:xfrm>
                       <a:off x="0" y="0"/>
-                      <a:ext cx="5940425" cy="5723255"/>
+                      <a:ext cx="7526020" cy="4235450"/>
                     </a:xfrm>
                     <a:prstGeom prst="rect">
                       <a:avLst/>
                     </a:prstGeom>
+                    <a:noFill/>
+                    <a:ln>
+                      <a:noFill/>
+                    </a:ln>
                   </pic:spPr>
                 </pic:pic>
               </a:graphicData>
             </a:graphic>
-          </wp:inline>
+            <wp14:sizeRelH relativeFrom="page">
+              <wp14:pctWidth>0</wp14:pctWidth>
+            </wp14:sizeRelH>
+            <wp14:sizeRelV relativeFrom="page">
+              <wp14:pctHeight>0</wp14:pctHeight>
+            </wp14:sizeRelV>
+          </wp:anchor>
         </w:drawing>
       </w:r>
-    </w:p>
-    <w:p>
-      <w:pPr>
-        <w:rPr>
-          <w:rFonts w:ascii="Times New Roman" w:hAnsi="Times New Roman"/>
+      <w:r>
+        <w:rPr>
+          <w:rFonts w:ascii="Times New Roman" w:hAnsi="Times New Roman" w:cs="Times New Roman"/>
+          <w:color w:val="000000" w:themeColor="text1"/>
           <w:sz w:val="28"/>
           <w:szCs w:val="28"/>
-          <w:lang w:val="en-US"/>
+        </w:rPr>
+        <w:t>Диаграммы</w:t>
+      </w:r>
+      <w:bookmarkEnd w:id="8"/>
+    </w:p>
+    <w:p>
+      <w:pPr>
+        <w:rPr>
+          <w:rFonts w:ascii="Times New Roman" w:hAnsi="Times New Roman"/>
+          <w:sz w:val="24"/>
+          <w:szCs w:val="24"/>
+        </w:rPr>
+      </w:pPr>
+    </w:p>
+    <w:p>
+      <w:pPr>
+        <w:rPr>
+          <w:rFonts w:ascii="Times New Roman" w:hAnsi="Times New Roman"/>
+          <w:sz w:val="24"/>
+          <w:szCs w:val="24"/>
         </w:rPr>
       </w:pPr>
     </w:p>
@@ -6412,12 +5718,18 @@
       <w:pPr>
         <w:spacing w:after="160" w:line="278" w:lineRule="auto"/>
         <w:rPr>
-          <w:color w:val="000000" w:themeColor="text1"/>
-        </w:rPr>
-      </w:pPr>
-      <w:r>
-        <w:rPr>
-          <w:color w:val="000000" w:themeColor="text1"/>
+          <w:rFonts w:ascii="Times New Roman" w:hAnsi="Times New Roman"/>
+          <w:color w:val="000000" w:themeColor="text1"/>
+          <w:sz w:val="24"/>
+          <w:szCs w:val="24"/>
+        </w:rPr>
+      </w:pPr>
+      <w:r>
+        <w:rPr>
+          <w:rFonts w:ascii="Times New Roman" w:hAnsi="Times New Roman"/>
+          <w:color w:val="000000" w:themeColor="text1"/>
+          <w:sz w:val="24"/>
+          <w:szCs w:val="24"/>
         </w:rPr>
         <w:br w:type="page"/>
       </w:r>
@@ -6427,416 +5739,352 @@
         <w:pStyle w:val="2"/>
         <w:jc w:val="center"/>
         <w:rPr>
-          <w:color w:val="000000" w:themeColor="text1"/>
-        </w:rPr>
-      </w:pPr>
-      <w:bookmarkStart w:id="11" w:name="_Toc223102365"/>
-      <w:r>
-        <w:rPr>
-          <w:color w:val="000000" w:themeColor="text1"/>
+          <w:rFonts w:ascii="Times New Roman" w:hAnsi="Times New Roman" w:cs="Times New Roman"/>
+          <w:color w:val="000000" w:themeColor="text1"/>
+          <w:sz w:val="28"/>
+          <w:szCs w:val="28"/>
+        </w:rPr>
+      </w:pPr>
+      <w:bookmarkStart w:id="9" w:name="_Toc223176977"/>
+      <w:r>
+        <w:rPr>
+          <w:rFonts w:ascii="Times New Roman" w:hAnsi="Times New Roman" w:cs="Times New Roman"/>
+          <w:color w:val="000000" w:themeColor="text1"/>
+          <w:sz w:val="28"/>
+          <w:szCs w:val="28"/>
         </w:rPr>
         <w:lastRenderedPageBreak/>
         <w:t>Результаты работы в системе контроля версий</w:t>
       </w:r>
-      <w:bookmarkEnd w:id="11"/>
+      <w:bookmarkEnd w:id="9"/>
     </w:p>
     <w:p>
       <w:pPr>
         <w:spacing w:after="0" w:line="360" w:lineRule="auto"/>
-        <w:rPr>
-          <w:rFonts w:ascii="Times New Roman" w:hAnsi="Times New Roman"/>
+        <w:jc w:val="both"/>
+        <w:rPr>
+          <w:rFonts w:ascii="Times New Roman" w:hAnsi="Times New Roman"/>
+          <w:color w:val="000000" w:themeColor="text1"/>
+          <w:sz w:val="24"/>
+          <w:szCs w:val="24"/>
+        </w:rPr>
+      </w:pPr>
+      <w:r>
+        <w:rPr>
+          <w:rFonts w:ascii="Times New Roman" w:hAnsi="Times New Roman"/>
+          <w:color w:val="000000" w:themeColor="text1"/>
+          <w:sz w:val="24"/>
+          <w:szCs w:val="24"/>
+        </w:rPr>
+        <w:tab/>
+        <w:t xml:space="preserve">Был создан </w:t>
+      </w:r>
+      <w:proofErr w:type="spellStart"/>
+      <w:r>
+        <w:rPr>
+          <w:rFonts w:ascii="Times New Roman" w:hAnsi="Times New Roman"/>
+          <w:color w:val="000000" w:themeColor="text1"/>
+          <w:sz w:val="24"/>
+          <w:szCs w:val="24"/>
+          <w:lang w:val="en-US"/>
+        </w:rPr>
+        <w:t>Github</w:t>
+      </w:r>
+      <w:proofErr w:type="spellEnd"/>
+      <w:r>
+        <w:rPr>
+          <w:rFonts w:ascii="Times New Roman" w:hAnsi="Times New Roman"/>
+          <w:color w:val="000000" w:themeColor="text1"/>
+          <w:sz w:val="24"/>
+          <w:szCs w:val="24"/>
+        </w:rPr>
+        <w:t xml:space="preserve"> репозиторий, на который по мере разработки “пушились” все изменения. </w:t>
+      </w:r>
+      <w:r>
+        <w:rPr>
+          <w:rFonts w:ascii="Times New Roman" w:hAnsi="Times New Roman"/>
+          <w:color w:val="000000" w:themeColor="text1"/>
+          <w:sz w:val="24"/>
+          <w:szCs w:val="24"/>
+        </w:rPr>
+        <w:br/>
+        <w:t xml:space="preserve">          Разработка с гитом проходила достаточно удобно поскольку можно было обмениваться наработками без какой-либо сложности. Создавались коммиты для простоты понимания друг друга и уточнения введенных изменений и возможности “откатиться” к прошлым изменениям в случае </w:t>
+      </w:r>
+      <w:proofErr w:type="gramStart"/>
+      <w:r>
+        <w:rPr>
+          <w:rFonts w:ascii="Times New Roman" w:hAnsi="Times New Roman"/>
+          <w:color w:val="000000" w:themeColor="text1"/>
+          <w:sz w:val="24"/>
+          <w:szCs w:val="24"/>
+        </w:rPr>
+        <w:t>критических ошибок</w:t>
+      </w:r>
+      <w:proofErr w:type="gramEnd"/>
+      <w:r>
+        <w:rPr>
+          <w:rFonts w:ascii="Times New Roman" w:hAnsi="Times New Roman"/>
+          <w:color w:val="000000" w:themeColor="text1"/>
+          <w:sz w:val="24"/>
+          <w:szCs w:val="24"/>
+        </w:rPr>
+        <w:t xml:space="preserve"> ломающих целостность проекта.</w:t>
+      </w:r>
+    </w:p>
+    <w:p>
+      <w:pPr>
+        <w:spacing w:after="160" w:line="278" w:lineRule="auto"/>
+        <w:jc w:val="both"/>
+        <w:rPr>
+          <w:rFonts w:ascii="Times New Roman" w:hAnsi="Times New Roman"/>
+          <w:color w:val="000000" w:themeColor="text1"/>
+          <w:sz w:val="24"/>
+          <w:szCs w:val="24"/>
+        </w:rPr>
+      </w:pPr>
+      <w:r>
+        <w:rPr>
+          <w:rFonts w:ascii="Times New Roman" w:hAnsi="Times New Roman"/>
+          <w:color w:val="000000" w:themeColor="text1"/>
+          <w:sz w:val="24"/>
+          <w:szCs w:val="24"/>
+        </w:rPr>
+        <w:br w:type="page"/>
+      </w:r>
+    </w:p>
+    <w:p>
+      <w:pPr>
+        <w:pStyle w:val="2"/>
+        <w:jc w:val="center"/>
+        <w:rPr>
+          <w:rFonts w:ascii="Times New Roman" w:hAnsi="Times New Roman" w:cs="Times New Roman"/>
           <w:color w:val="000000" w:themeColor="text1"/>
           <w:sz w:val="28"/>
           <w:szCs w:val="28"/>
         </w:rPr>
       </w:pPr>
-      <w:r>
-        <w:rPr>
-          <w:rFonts w:ascii="Times New Roman" w:hAnsi="Times New Roman"/>
+      <w:bookmarkStart w:id="10" w:name="_Toc223176978"/>
+      <w:r>
+        <w:rPr>
+          <w:rFonts w:ascii="Times New Roman" w:hAnsi="Times New Roman" w:cs="Times New Roman"/>
           <w:color w:val="000000" w:themeColor="text1"/>
           <w:sz w:val="28"/>
           <w:szCs w:val="28"/>
         </w:rPr>
+        <w:lastRenderedPageBreak/>
+        <w:t>Заключение</w:t>
+      </w:r>
+      <w:bookmarkEnd w:id="10"/>
+    </w:p>
+    <w:p>
+      <w:pPr>
+        <w:jc w:val="both"/>
+        <w:rPr>
+          <w:rFonts w:ascii="Times New Roman" w:hAnsi="Times New Roman"/>
+          <w:sz w:val="24"/>
+          <w:szCs w:val="24"/>
+        </w:rPr>
+      </w:pPr>
+      <w:r>
+        <w:rPr>
+          <w:rFonts w:ascii="Times New Roman" w:hAnsi="Times New Roman"/>
+          <w:sz w:val="24"/>
+          <w:szCs w:val="24"/>
+        </w:rPr>
         <w:tab/>
-      </w:r>
-      <w:r>
-        <w:rPr>
-          <w:rFonts w:ascii="Times New Roman" w:hAnsi="Times New Roman"/>
+        <w:t xml:space="preserve">В заключении хотелось бы </w:t>
+      </w:r>
+      <w:proofErr w:type="gramStart"/>
+      <w:r>
+        <w:rPr>
+          <w:rFonts w:ascii="Times New Roman" w:hAnsi="Times New Roman"/>
+          <w:sz w:val="24"/>
+          <w:szCs w:val="24"/>
+        </w:rPr>
+        <w:t>сказать</w:t>
+      </w:r>
+      <w:proofErr w:type="gramEnd"/>
+      <w:r>
+        <w:rPr>
+          <w:rFonts w:ascii="Times New Roman" w:hAnsi="Times New Roman"/>
+          <w:sz w:val="24"/>
+          <w:szCs w:val="24"/>
+        </w:rPr>
+        <w:t xml:space="preserve"> что практика дала достаточно интересный опыт. Который пригодится нам в будущем как на </w:t>
+      </w:r>
+      <w:proofErr w:type="gramStart"/>
+      <w:r>
+        <w:rPr>
+          <w:rFonts w:ascii="Times New Roman" w:hAnsi="Times New Roman"/>
+          <w:sz w:val="24"/>
+          <w:szCs w:val="24"/>
+        </w:rPr>
+        <w:t>работе</w:t>
+      </w:r>
+      <w:proofErr w:type="gramEnd"/>
+      <w:r>
+        <w:rPr>
+          <w:rFonts w:ascii="Times New Roman" w:hAnsi="Times New Roman"/>
+          <w:sz w:val="24"/>
+          <w:szCs w:val="24"/>
+        </w:rPr>
+        <w:t xml:space="preserve"> так и в простой жизни. Практика прошла хоть и </w:t>
+      </w:r>
+      <w:proofErr w:type="gramStart"/>
+      <w:r>
+        <w:rPr>
+          <w:rFonts w:ascii="Times New Roman" w:hAnsi="Times New Roman"/>
+          <w:sz w:val="24"/>
+          <w:szCs w:val="24"/>
+        </w:rPr>
+        <w:t>быстро</w:t>
+      </w:r>
+      <w:proofErr w:type="gramEnd"/>
+      <w:r>
+        <w:rPr>
+          <w:rFonts w:ascii="Times New Roman" w:hAnsi="Times New Roman"/>
+          <w:sz w:val="24"/>
+          <w:szCs w:val="24"/>
+        </w:rPr>
+        <w:t xml:space="preserve"> но интересно, бы</w:t>
+      </w:r>
+      <w:r>
+        <w:rPr>
+          <w:rFonts w:ascii="Times New Roman" w:hAnsi="Times New Roman"/>
+          <w:sz w:val="24"/>
+          <w:szCs w:val="24"/>
+        </w:rPr>
+        <w:t xml:space="preserve">ли моменты затрудняющие разработку, небольшие конфликты в группе в выборе вариантов и решении проблем. </w:t>
+      </w:r>
+    </w:p>
+    <w:p>
+      <w:pPr>
+        <w:jc w:val="both"/>
+        <w:rPr>
+          <w:rFonts w:ascii="Times New Roman" w:hAnsi="Times New Roman"/>
+          <w:sz w:val="24"/>
+          <w:szCs w:val="24"/>
+        </w:rPr>
+      </w:pPr>
+      <w:r>
+        <w:rPr>
+          <w:rFonts w:ascii="Times New Roman" w:hAnsi="Times New Roman"/>
+          <w:sz w:val="24"/>
+          <w:szCs w:val="24"/>
+        </w:rPr>
+        <w:tab/>
+        <w:t xml:space="preserve">Так же на практике выдалась возможность изучить работу с </w:t>
+      </w:r>
+      <w:r>
+        <w:rPr>
+          <w:rFonts w:ascii="Times New Roman" w:hAnsi="Times New Roman"/>
+          <w:sz w:val="24"/>
+          <w:szCs w:val="24"/>
+          <w:lang w:val="en-US"/>
+        </w:rPr>
+        <w:t>API</w:t>
+      </w:r>
+      <w:r>
+        <w:rPr>
+          <w:rFonts w:ascii="Times New Roman" w:hAnsi="Times New Roman"/>
+          <w:sz w:val="24"/>
+          <w:szCs w:val="24"/>
+        </w:rPr>
+        <w:t xml:space="preserve">. Разработка ее в </w:t>
+      </w:r>
+      <w:r>
+        <w:rPr>
+          <w:rFonts w:ascii="Times New Roman" w:hAnsi="Times New Roman"/>
+          <w:sz w:val="24"/>
+          <w:szCs w:val="24"/>
+          <w:lang w:val="en-US"/>
+        </w:rPr>
+        <w:t>Visual</w:t>
+      </w:r>
+      <w:r>
+        <w:rPr>
+          <w:rFonts w:ascii="Times New Roman" w:hAnsi="Times New Roman"/>
+          <w:sz w:val="24"/>
+          <w:szCs w:val="24"/>
+        </w:rPr>
+        <w:t xml:space="preserve"> </w:t>
+      </w:r>
+      <w:r>
+        <w:rPr>
+          <w:rFonts w:ascii="Times New Roman" w:hAnsi="Times New Roman"/>
+          <w:sz w:val="24"/>
+          <w:szCs w:val="24"/>
+          <w:lang w:val="en-US"/>
+        </w:rPr>
+        <w:t>Studio</w:t>
+      </w:r>
+      <w:r>
+        <w:rPr>
+          <w:rFonts w:ascii="Times New Roman" w:hAnsi="Times New Roman"/>
+          <w:sz w:val="24"/>
+          <w:szCs w:val="24"/>
+        </w:rPr>
+        <w:t xml:space="preserve">. Научились привязывать базу данных к МП через </w:t>
+      </w:r>
+      <w:r>
+        <w:rPr>
+          <w:rFonts w:ascii="Times New Roman" w:hAnsi="Times New Roman"/>
+          <w:sz w:val="24"/>
+          <w:szCs w:val="24"/>
+          <w:lang w:val="en-US"/>
+        </w:rPr>
+        <w:t>API</w:t>
+      </w:r>
+      <w:r>
+        <w:rPr>
+          <w:rFonts w:ascii="Times New Roman" w:hAnsi="Times New Roman"/>
+          <w:sz w:val="24"/>
+          <w:szCs w:val="24"/>
+        </w:rPr>
+        <w:t>.</w:t>
+      </w:r>
+    </w:p>
+    <w:p>
+      <w:pPr>
+        <w:spacing w:after="160" w:line="278" w:lineRule="auto"/>
+        <w:rPr>
+          <w:rFonts w:ascii="Times New Roman" w:hAnsi="Times New Roman"/>
+          <w:sz w:val="24"/>
+          <w:szCs w:val="24"/>
+        </w:rPr>
+      </w:pPr>
+      <w:r>
+        <w:rPr>
+          <w:rFonts w:ascii="Times New Roman" w:hAnsi="Times New Roman"/>
+          <w:sz w:val="24"/>
+          <w:szCs w:val="24"/>
+        </w:rPr>
+        <w:br w:type="page"/>
+      </w:r>
+    </w:p>
+    <w:p>
+      <w:pPr>
+        <w:pStyle w:val="2"/>
+        <w:jc w:val="center"/>
+        <w:rPr>
+          <w:rFonts w:ascii="Times New Roman" w:hAnsi="Times New Roman" w:cs="Times New Roman"/>
           <w:color w:val="000000" w:themeColor="text1"/>
           <w:sz w:val="28"/>
           <w:szCs w:val="28"/>
         </w:rPr>
-        <w:t xml:space="preserve">Был создан </w:t>
-      </w:r>
-      <w:proofErr w:type="spellStart"/>
-      <w:r>
-        <w:rPr>
-          <w:rFonts w:ascii="Times New Roman" w:hAnsi="Times New Roman"/>
+      </w:pPr>
+      <w:bookmarkStart w:id="11" w:name="_Toc223176979"/>
+      <w:r>
+        <w:rPr>
+          <w:rFonts w:ascii="Times New Roman" w:hAnsi="Times New Roman" w:cs="Times New Roman"/>
           <w:color w:val="000000" w:themeColor="text1"/>
           <w:sz w:val="28"/>
           <w:szCs w:val="28"/>
-          <w:lang w:val="en-US"/>
-        </w:rPr>
-        <w:t>Github</w:t>
-      </w:r>
-      <w:proofErr w:type="spellEnd"/>
-      <w:r>
-        <w:rPr>
-          <w:rFonts w:ascii="Times New Roman" w:hAnsi="Times New Roman"/>
-          <w:color w:val="000000" w:themeColor="text1"/>
-          <w:sz w:val="28"/>
-          <w:szCs w:val="28"/>
-        </w:rPr>
-        <w:t xml:space="preserve"> </w:t>
-      </w:r>
-      <w:r>
-        <w:rPr>
-          <w:rFonts w:ascii="Times New Roman" w:hAnsi="Times New Roman"/>
-          <w:color w:val="000000" w:themeColor="text1"/>
-          <w:sz w:val="28"/>
-          <w:szCs w:val="28"/>
-        </w:rPr>
-        <w:t xml:space="preserve">репозиторий, на который по мере разработки </w:t>
-      </w:r>
-      <w:r>
-        <w:rPr>
-          <w:rFonts w:ascii="Times New Roman" w:hAnsi="Times New Roman"/>
-          <w:color w:val="000000" w:themeColor="text1"/>
-          <w:sz w:val="28"/>
-          <w:szCs w:val="28"/>
-        </w:rPr>
-        <w:t>“</w:t>
-      </w:r>
-      <w:r>
-        <w:rPr>
-          <w:rFonts w:ascii="Times New Roman" w:hAnsi="Times New Roman"/>
-          <w:color w:val="000000" w:themeColor="text1"/>
-          <w:sz w:val="28"/>
-          <w:szCs w:val="28"/>
-        </w:rPr>
-        <w:t>пушились</w:t>
-      </w:r>
-      <w:r>
-        <w:rPr>
-          <w:rFonts w:ascii="Times New Roman" w:hAnsi="Times New Roman"/>
-          <w:color w:val="000000" w:themeColor="text1"/>
-          <w:sz w:val="28"/>
-          <w:szCs w:val="28"/>
-        </w:rPr>
-        <w:t>”</w:t>
-      </w:r>
-      <w:r>
-        <w:rPr>
-          <w:rFonts w:ascii="Times New Roman" w:hAnsi="Times New Roman"/>
-          <w:color w:val="000000" w:themeColor="text1"/>
-          <w:sz w:val="28"/>
-          <w:szCs w:val="28"/>
-        </w:rPr>
-        <w:t xml:space="preserve"> все изменения. </w:t>
-      </w:r>
-      <w:r>
-        <w:rPr>
-          <w:rFonts w:ascii="Times New Roman" w:hAnsi="Times New Roman"/>
-          <w:color w:val="000000" w:themeColor="text1"/>
-          <w:sz w:val="28"/>
-          <w:szCs w:val="28"/>
-        </w:rPr>
-        <w:br/>
-        <w:t xml:space="preserve">          Разработка с гитом проходила достаточно удобно поскольку можно было обмениваться наработками без какой-либо сложности. Создавались коммиты для простоты понимания друг друга и уточнения введенных изменений и возможности </w:t>
-      </w:r>
-      <w:r>
-        <w:rPr>
-          <w:rFonts w:ascii="Times New Roman" w:hAnsi="Times New Roman"/>
-          <w:color w:val="000000" w:themeColor="text1"/>
-          <w:sz w:val="28"/>
-          <w:szCs w:val="28"/>
-        </w:rPr>
-        <w:t>“</w:t>
-      </w:r>
-      <w:r>
-        <w:rPr>
-          <w:rFonts w:ascii="Times New Roman" w:hAnsi="Times New Roman"/>
-          <w:color w:val="000000" w:themeColor="text1"/>
-          <w:sz w:val="28"/>
-          <w:szCs w:val="28"/>
-        </w:rPr>
-        <w:t>откатиться</w:t>
-      </w:r>
-      <w:r>
-        <w:rPr>
-          <w:rFonts w:ascii="Times New Roman" w:hAnsi="Times New Roman"/>
-          <w:color w:val="000000" w:themeColor="text1"/>
-          <w:sz w:val="28"/>
-          <w:szCs w:val="28"/>
-        </w:rPr>
-        <w:t>”</w:t>
-      </w:r>
-      <w:r>
-        <w:rPr>
-          <w:rFonts w:ascii="Times New Roman" w:hAnsi="Times New Roman"/>
-          <w:color w:val="000000" w:themeColor="text1"/>
-          <w:sz w:val="28"/>
-          <w:szCs w:val="28"/>
-        </w:rPr>
-        <w:t xml:space="preserve"> к прошлым изменениям в случае </w:t>
-      </w:r>
-      <w:proofErr w:type="gramStart"/>
-      <w:r>
-        <w:rPr>
-          <w:rFonts w:ascii="Times New Roman" w:hAnsi="Times New Roman"/>
-          <w:color w:val="000000" w:themeColor="text1"/>
-          <w:sz w:val="28"/>
-          <w:szCs w:val="28"/>
-        </w:rPr>
-        <w:t>критических ошибок</w:t>
-      </w:r>
-      <w:proofErr w:type="gramEnd"/>
-      <w:r>
-        <w:rPr>
-          <w:rFonts w:ascii="Times New Roman" w:hAnsi="Times New Roman"/>
-          <w:color w:val="000000" w:themeColor="text1"/>
-          <w:sz w:val="28"/>
-          <w:szCs w:val="28"/>
-        </w:rPr>
-        <w:t xml:space="preserve"> ломающих целостность проекта.</w:t>
-      </w:r>
-    </w:p>
-    <w:p>
-      <w:pPr>
-        <w:spacing w:after="160" w:line="278" w:lineRule="auto"/>
-        <w:rPr>
-          <w:rFonts w:ascii="Times New Roman" w:hAnsi="Times New Roman"/>
-          <w:color w:val="000000" w:themeColor="text1"/>
-          <w:sz w:val="28"/>
-          <w:szCs w:val="28"/>
-        </w:rPr>
-      </w:pPr>
-      <w:r>
-        <w:rPr>
-          <w:rFonts w:ascii="Times New Roman" w:hAnsi="Times New Roman"/>
-          <w:color w:val="000000" w:themeColor="text1"/>
-          <w:sz w:val="28"/>
-          <w:szCs w:val="28"/>
-        </w:rPr>
-        <w:br w:type="page"/>
-      </w:r>
-    </w:p>
-    <w:p>
-      <w:pPr>
-        <w:pStyle w:val="2"/>
-        <w:jc w:val="center"/>
-        <w:rPr>
-          <w:color w:val="000000" w:themeColor="text1"/>
-        </w:rPr>
-      </w:pPr>
-      <w:bookmarkStart w:id="12" w:name="_Toc223102366"/>
-      <w:r>
-        <w:rPr>
-          <w:color w:val="000000" w:themeColor="text1"/>
-        </w:rPr>
-        <w:lastRenderedPageBreak/>
-        <w:t>Заключение</w:t>
-      </w:r>
-      <w:bookmarkEnd w:id="12"/>
-    </w:p>
-    <w:p>
-      <w:pPr>
-        <w:rPr>
-          <w:rFonts w:ascii="Times New Roman" w:hAnsi="Times New Roman"/>
-          <w:sz w:val="28"/>
-          <w:szCs w:val="28"/>
-        </w:rPr>
-      </w:pPr>
-      <w:r>
-        <w:tab/>
-      </w:r>
-      <w:r>
-        <w:rPr>
-          <w:rFonts w:ascii="Times New Roman" w:hAnsi="Times New Roman"/>
-          <w:sz w:val="28"/>
-          <w:szCs w:val="28"/>
-        </w:rPr>
-        <w:t xml:space="preserve">В заключении хотелось бы </w:t>
-      </w:r>
-      <w:proofErr w:type="gramStart"/>
-      <w:r>
-        <w:rPr>
-          <w:rFonts w:ascii="Times New Roman" w:hAnsi="Times New Roman"/>
-          <w:sz w:val="28"/>
-          <w:szCs w:val="28"/>
-        </w:rPr>
-        <w:t>сказать</w:t>
-      </w:r>
-      <w:proofErr w:type="gramEnd"/>
-      <w:r>
-        <w:rPr>
-          <w:rFonts w:ascii="Times New Roman" w:hAnsi="Times New Roman"/>
-          <w:sz w:val="28"/>
-          <w:szCs w:val="28"/>
-        </w:rPr>
-        <w:t xml:space="preserve"> что практика дала достаточно интересный опыт. Который пригодится нам в будущем как на </w:t>
-      </w:r>
-      <w:proofErr w:type="gramStart"/>
-      <w:r>
-        <w:rPr>
-          <w:rFonts w:ascii="Times New Roman" w:hAnsi="Times New Roman"/>
-          <w:sz w:val="28"/>
-          <w:szCs w:val="28"/>
-        </w:rPr>
-        <w:t>работе</w:t>
-      </w:r>
-      <w:proofErr w:type="gramEnd"/>
-      <w:r>
-        <w:rPr>
-          <w:rFonts w:ascii="Times New Roman" w:hAnsi="Times New Roman"/>
-          <w:sz w:val="28"/>
-          <w:szCs w:val="28"/>
-        </w:rPr>
-        <w:t xml:space="preserve"> так и в простой жизни. Практика прошла хоть и </w:t>
-      </w:r>
-      <w:proofErr w:type="gramStart"/>
-      <w:r>
-        <w:rPr>
-          <w:rFonts w:ascii="Times New Roman" w:hAnsi="Times New Roman"/>
-          <w:sz w:val="28"/>
-          <w:szCs w:val="28"/>
-        </w:rPr>
-        <w:t>быстро</w:t>
-      </w:r>
-      <w:proofErr w:type="gramEnd"/>
-      <w:r>
-        <w:rPr>
-          <w:rFonts w:ascii="Times New Roman" w:hAnsi="Times New Roman"/>
-          <w:sz w:val="28"/>
-          <w:szCs w:val="28"/>
-        </w:rPr>
-        <w:t xml:space="preserve"> но интересно, бы</w:t>
-      </w:r>
-      <w:r>
-        <w:rPr>
-          <w:rFonts w:ascii="Times New Roman" w:hAnsi="Times New Roman"/>
-          <w:sz w:val="28"/>
-          <w:szCs w:val="28"/>
-        </w:rPr>
-        <w:t xml:space="preserve">ли моменты затрудняющие разработку, небольшие конфликты в группе в выборе вариантов и решении проблем. </w:t>
-      </w:r>
-    </w:p>
-    <w:p>
-      <w:pPr>
-        <w:rPr>
-          <w:rFonts w:ascii="Times New Roman" w:hAnsi="Times New Roman"/>
-          <w:sz w:val="28"/>
-          <w:szCs w:val="28"/>
-          <w:lang w:val="en-US"/>
-        </w:rPr>
-      </w:pPr>
-      <w:r>
-        <w:rPr>
-          <w:rFonts w:ascii="Times New Roman" w:hAnsi="Times New Roman"/>
-          <w:sz w:val="28"/>
-          <w:szCs w:val="28"/>
-        </w:rPr>
-        <w:tab/>
-        <w:t xml:space="preserve">Так же на практике выдалась возможность изучить работу с </w:t>
-      </w:r>
-      <w:r>
-        <w:rPr>
-          <w:rFonts w:ascii="Times New Roman" w:hAnsi="Times New Roman"/>
-          <w:sz w:val="28"/>
-          <w:szCs w:val="28"/>
-          <w:lang w:val="en-US"/>
-        </w:rPr>
-        <w:t>API</w:t>
-      </w:r>
-      <w:r>
-        <w:rPr>
-          <w:rFonts w:ascii="Times New Roman" w:hAnsi="Times New Roman"/>
-          <w:sz w:val="28"/>
-          <w:szCs w:val="28"/>
-        </w:rPr>
-        <w:t xml:space="preserve">. Разработка ее в </w:t>
-      </w:r>
-      <w:r>
-        <w:rPr>
-          <w:rFonts w:ascii="Times New Roman" w:hAnsi="Times New Roman"/>
-          <w:sz w:val="28"/>
-          <w:szCs w:val="28"/>
-          <w:lang w:val="en-US"/>
-        </w:rPr>
-        <w:t>Visual</w:t>
-      </w:r>
-      <w:r>
-        <w:rPr>
-          <w:rFonts w:ascii="Times New Roman" w:hAnsi="Times New Roman"/>
-          <w:sz w:val="28"/>
-          <w:szCs w:val="28"/>
-        </w:rPr>
-        <w:t xml:space="preserve"> </w:t>
-      </w:r>
-      <w:r>
-        <w:rPr>
-          <w:rFonts w:ascii="Times New Roman" w:hAnsi="Times New Roman"/>
-          <w:sz w:val="28"/>
-          <w:szCs w:val="28"/>
-          <w:lang w:val="en-US"/>
-        </w:rPr>
-        <w:t>Studio</w:t>
-      </w:r>
-      <w:r>
-        <w:rPr>
-          <w:rFonts w:ascii="Times New Roman" w:hAnsi="Times New Roman"/>
-          <w:sz w:val="28"/>
-          <w:szCs w:val="28"/>
-        </w:rPr>
-        <w:t xml:space="preserve">. Научились привязывать базу данных к МП через </w:t>
-      </w:r>
-      <w:r>
-        <w:rPr>
-          <w:rFonts w:ascii="Times New Roman" w:hAnsi="Times New Roman"/>
-          <w:sz w:val="28"/>
-          <w:szCs w:val="28"/>
-          <w:lang w:val="en-US"/>
-        </w:rPr>
-        <w:t>API.</w:t>
-      </w:r>
-    </w:p>
-    <w:p>
-      <w:pPr>
-        <w:spacing w:after="160" w:line="278" w:lineRule="auto"/>
-        <w:rPr>
-          <w:rFonts w:ascii="Times New Roman" w:hAnsi="Times New Roman"/>
-          <w:sz w:val="28"/>
-          <w:szCs w:val="28"/>
-          <w:lang w:val="en-US"/>
-        </w:rPr>
-      </w:pPr>
-      <w:r>
-        <w:rPr>
-          <w:rFonts w:ascii="Times New Roman" w:hAnsi="Times New Roman"/>
-          <w:sz w:val="28"/>
-          <w:szCs w:val="28"/>
-          <w:lang w:val="en-US"/>
-        </w:rPr>
-        <w:br w:type="page"/>
-      </w:r>
-    </w:p>
-    <w:p>
-      <w:pPr>
-        <w:pStyle w:val="2"/>
-        <w:jc w:val="center"/>
-        <w:rPr>
-          <w:color w:val="000000" w:themeColor="text1"/>
-        </w:rPr>
-      </w:pPr>
-      <w:bookmarkStart w:id="13" w:name="_Toc223102367"/>
-      <w:r>
-        <w:rPr>
-          <w:color w:val="000000" w:themeColor="text1"/>
         </w:rPr>
         <w:lastRenderedPageBreak/>
         <w:t>Список литературы</w:t>
       </w:r>
-      <w:bookmarkEnd w:id="13"/>
+      <w:bookmarkEnd w:id="11"/>
     </w:p>
     <w:p>
       <w:pPr>
@@ -6847,98 +6095,104 @@
         </w:numPr>
         <w:rPr>
           <w:rFonts w:ascii="Times New Roman" w:hAnsi="Times New Roman"/>
-          <w:sz w:val="28"/>
-          <w:szCs w:val="28"/>
-        </w:rPr>
-      </w:pPr>
+          <w:sz w:val="24"/>
+          <w:szCs w:val="24"/>
+        </w:rPr>
+      </w:pPr>
+      <w:r>
+        <w:rPr>
+          <w:rFonts w:ascii="Times New Roman" w:hAnsi="Times New Roman"/>
+          <w:sz w:val="24"/>
+          <w:szCs w:val="24"/>
+        </w:rPr>
+        <w:t>Вызов веб-</w:t>
+      </w:r>
+      <w:r>
+        <w:rPr>
+          <w:rFonts w:ascii="Times New Roman" w:hAnsi="Times New Roman"/>
+          <w:sz w:val="24"/>
+          <w:szCs w:val="24"/>
+          <w:lang w:val="en-US"/>
+        </w:rPr>
+        <w:t>API</w:t>
+      </w:r>
+      <w:r>
+        <w:rPr>
+          <w:rFonts w:ascii="Times New Roman" w:hAnsi="Times New Roman"/>
+          <w:sz w:val="24"/>
+          <w:szCs w:val="24"/>
+        </w:rPr>
+        <w:t xml:space="preserve"> из клиента .</w:t>
+      </w:r>
+      <w:r>
+        <w:rPr>
+          <w:rFonts w:ascii="Times New Roman" w:hAnsi="Times New Roman"/>
+          <w:sz w:val="24"/>
+          <w:szCs w:val="24"/>
+          <w:lang w:val="en-US"/>
+        </w:rPr>
+        <w:t>NET</w:t>
+      </w:r>
+      <w:r>
+        <w:rPr>
+          <w:rFonts w:ascii="Times New Roman" w:hAnsi="Times New Roman"/>
+          <w:sz w:val="24"/>
+          <w:szCs w:val="24"/>
+        </w:rPr>
+        <w:t>(</w:t>
+      </w:r>
+      <w:r>
+        <w:rPr>
+          <w:rFonts w:ascii="Times New Roman" w:hAnsi="Times New Roman"/>
+          <w:sz w:val="24"/>
+          <w:szCs w:val="24"/>
+          <w:lang w:val="en-US"/>
+        </w:rPr>
+        <w:t>C</w:t>
+      </w:r>
+      <w:r>
+        <w:rPr>
+          <w:rFonts w:ascii="Times New Roman" w:hAnsi="Times New Roman"/>
+          <w:sz w:val="24"/>
+          <w:szCs w:val="24"/>
+        </w:rPr>
+        <w:t xml:space="preserve">#) </w:t>
+      </w:r>
+      <w:r>
+        <w:rPr>
+          <w:rFonts w:ascii="Times New Roman" w:hAnsi="Times New Roman"/>
+          <w:sz w:val="24"/>
+          <w:szCs w:val="24"/>
+          <w:lang w:val="en-US"/>
+        </w:rPr>
+        <w:t>URL</w:t>
+      </w:r>
+      <w:r>
+        <w:rPr>
+          <w:rFonts w:ascii="Times New Roman" w:hAnsi="Times New Roman"/>
+          <w:sz w:val="24"/>
+          <w:szCs w:val="24"/>
+        </w:rPr>
+        <w:t xml:space="preserve">: </w:t>
+      </w:r>
       <w:hyperlink r:id="rId9" w:history="1">
         <w:r>
           <w:rPr>
             <w:rStyle w:val="af1"/>
             <w:rFonts w:ascii="Times New Roman" w:hAnsi="Times New Roman"/>
-            <w:sz w:val="28"/>
-            <w:szCs w:val="28"/>
-            <w:lang w:val="en-US"/>
+            <w:sz w:val="24"/>
+            <w:szCs w:val="24"/>
           </w:rPr>
-          <w:t>https</w:t>
-        </w:r>
-        <w:r>
-          <w:rPr>
-            <w:rStyle w:val="af1"/>
-            <w:rFonts w:ascii="Times New Roman" w:hAnsi="Times New Roman"/>
-            <w:sz w:val="28"/>
-            <w:szCs w:val="28"/>
-          </w:rPr>
-          <w:t>://</w:t>
-        </w:r>
-        <w:proofErr w:type="spellStart"/>
-        <w:r>
-          <w:rPr>
-            <w:rStyle w:val="af1"/>
-            <w:rFonts w:ascii="Times New Roman" w:hAnsi="Times New Roman"/>
-            <w:sz w:val="28"/>
-            <w:szCs w:val="28"/>
-            <w:lang w:val="en-US"/>
-          </w:rPr>
-          <w:t>github</w:t>
-        </w:r>
-        <w:proofErr w:type="spellEnd"/>
-        <w:r>
-          <w:rPr>
-            <w:rStyle w:val="af1"/>
-            <w:rFonts w:ascii="Times New Roman" w:hAnsi="Times New Roman"/>
-            <w:sz w:val="28"/>
-            <w:szCs w:val="28"/>
-          </w:rPr>
-          <w:t>.</w:t>
-        </w:r>
-        <w:r>
-          <w:rPr>
-            <w:rStyle w:val="af1"/>
-            <w:rFonts w:ascii="Times New Roman" w:hAnsi="Times New Roman"/>
-            <w:sz w:val="28"/>
-            <w:szCs w:val="28"/>
-            <w:lang w:val="en-US"/>
-          </w:rPr>
-          <w:t>com</w:t>
-        </w:r>
-        <w:r>
-          <w:rPr>
-            <w:rStyle w:val="af1"/>
-            <w:rFonts w:ascii="Times New Roman" w:hAnsi="Times New Roman"/>
-            <w:sz w:val="28"/>
-            <w:szCs w:val="28"/>
-          </w:rPr>
-          <w:t>/</w:t>
+          <w:t>https://learn.microsoft.com/ru-ru/aspnet/web-api/overview/advanced/calling-a-web-api-from-a-net-client</w:t>
         </w:r>
       </w:hyperlink>
       <w:r>
         <w:rPr>
           <w:rFonts w:ascii="Times New Roman" w:hAnsi="Times New Roman"/>
-          <w:sz w:val="28"/>
-          <w:szCs w:val="28"/>
-        </w:rPr>
-        <w:t xml:space="preserve"> (дата </w:t>
-      </w:r>
-      <w:proofErr w:type="spellStart"/>
-      <w:proofErr w:type="gramStart"/>
-      <w:r>
-        <w:rPr>
-          <w:rFonts w:ascii="Times New Roman" w:hAnsi="Times New Roman"/>
-          <w:sz w:val="28"/>
-          <w:szCs w:val="28"/>
-        </w:rPr>
-        <w:t>обращения:ежедневно</w:t>
-      </w:r>
-      <w:proofErr w:type="spellEnd"/>
-      <w:proofErr w:type="gramEnd"/>
-      <w:r>
-        <w:rPr>
-          <w:rFonts w:ascii="Times New Roman" w:hAnsi="Times New Roman"/>
-          <w:sz w:val="28"/>
-          <w:szCs w:val="28"/>
-        </w:rPr>
-        <w:t>)</w:t>
+          <w:sz w:val="24"/>
+          <w:szCs w:val="24"/>
+        </w:rPr>
+        <w:t xml:space="preserve"> дата обращения: 24.02.2026 - 27.02.2026)</w:t>
       </w:r>
     </w:p>
     <w:p>
@@ -6950,321 +6204,111 @@
         </w:numPr>
         <w:rPr>
           <w:rFonts w:ascii="Times New Roman" w:hAnsi="Times New Roman"/>
-          <w:sz w:val="28"/>
-          <w:szCs w:val="28"/>
-        </w:rPr>
-      </w:pPr>
+          <w:sz w:val="24"/>
+          <w:szCs w:val="24"/>
+        </w:rPr>
+      </w:pPr>
+      <w:r>
+        <w:rPr>
+          <w:rFonts w:ascii="Times New Roman" w:hAnsi="Times New Roman"/>
+          <w:sz w:val="24"/>
+          <w:szCs w:val="24"/>
+          <w:lang w:val="en-US"/>
+        </w:rPr>
+        <w:t>Android</w:t>
+      </w:r>
+      <w:r>
+        <w:rPr>
+          <w:rFonts w:ascii="Times New Roman" w:hAnsi="Times New Roman"/>
+          <w:sz w:val="24"/>
+          <w:szCs w:val="24"/>
+        </w:rPr>
+        <w:t xml:space="preserve"> </w:t>
+      </w:r>
+      <w:r>
+        <w:rPr>
+          <w:rFonts w:ascii="Times New Roman" w:hAnsi="Times New Roman"/>
+          <w:sz w:val="24"/>
+          <w:szCs w:val="24"/>
+          <w:lang w:val="en-US"/>
+        </w:rPr>
+        <w:t>Studio</w:t>
+      </w:r>
+      <w:r>
+        <w:rPr>
+          <w:rFonts w:ascii="Times New Roman" w:hAnsi="Times New Roman"/>
+          <w:sz w:val="24"/>
+          <w:szCs w:val="24"/>
+        </w:rPr>
+        <w:t xml:space="preserve"> 3.0.1 </w:t>
+      </w:r>
+      <w:r>
+        <w:rPr>
+          <w:rFonts w:ascii="Times New Roman" w:hAnsi="Times New Roman"/>
+          <w:sz w:val="24"/>
+          <w:szCs w:val="24"/>
+        </w:rPr>
+        <w:t xml:space="preserve">Как добавить поддержку </w:t>
+      </w:r>
+      <w:proofErr w:type="spellStart"/>
+      <w:r>
+        <w:rPr>
+          <w:rFonts w:ascii="Times New Roman" w:hAnsi="Times New Roman"/>
+          <w:sz w:val="24"/>
+          <w:szCs w:val="24"/>
+          <w:lang w:val="en-US"/>
+        </w:rPr>
+        <w:t>api</w:t>
+      </w:r>
+      <w:proofErr w:type="spellEnd"/>
+      <w:r>
+        <w:rPr>
+          <w:rFonts w:ascii="Times New Roman" w:hAnsi="Times New Roman"/>
+          <w:sz w:val="24"/>
+          <w:szCs w:val="24"/>
+        </w:rPr>
+        <w:t xml:space="preserve"> 20 </w:t>
+      </w:r>
+      <w:r>
+        <w:rPr>
+          <w:rFonts w:ascii="Times New Roman" w:hAnsi="Times New Roman"/>
+          <w:sz w:val="24"/>
+          <w:szCs w:val="24"/>
+        </w:rPr>
+        <w:t>и ниже?</w:t>
+      </w:r>
+      <w:r>
+        <w:rPr>
+          <w:rFonts w:ascii="Times New Roman" w:hAnsi="Times New Roman"/>
+          <w:sz w:val="24"/>
+          <w:szCs w:val="24"/>
+        </w:rPr>
+        <w:t xml:space="preserve">  </w:t>
+      </w:r>
+      <w:r>
+        <w:rPr>
+          <w:rFonts w:ascii="Times New Roman" w:hAnsi="Times New Roman"/>
+          <w:sz w:val="24"/>
+          <w:szCs w:val="24"/>
+          <w:lang w:val="en-US"/>
+        </w:rPr>
+        <w:t>URL</w:t>
+      </w:r>
+      <w:r>
+        <w:rPr>
+          <w:rFonts w:ascii="Times New Roman" w:hAnsi="Times New Roman"/>
+          <w:sz w:val="24"/>
+          <w:szCs w:val="24"/>
+        </w:rPr>
+        <w:t xml:space="preserve">: </w:t>
+      </w:r>
       <w:hyperlink r:id="rId10" w:history="1">
         <w:r>
           <w:rPr>
             <w:rStyle w:val="af1"/>
             <w:rFonts w:ascii="Times New Roman" w:hAnsi="Times New Roman"/>
-            <w:sz w:val="28"/>
-            <w:szCs w:val="28"/>
-            <w:lang w:val="en-US"/>
-          </w:rPr>
-          <w:t>https</w:t>
-        </w:r>
-        <w:r>
-          <w:rPr>
-            <w:rStyle w:val="af1"/>
-            <w:rFonts w:ascii="Times New Roman" w:hAnsi="Times New Roman"/>
-            <w:sz w:val="28"/>
-            <w:szCs w:val="28"/>
-          </w:rPr>
-          <w:t>://</w:t>
-        </w:r>
-        <w:proofErr w:type="spellStart"/>
-        <w:r>
-          <w:rPr>
-            <w:rStyle w:val="af1"/>
-            <w:rFonts w:ascii="Times New Roman" w:hAnsi="Times New Roman"/>
-            <w:sz w:val="28"/>
-            <w:szCs w:val="28"/>
-            <w:lang w:val="en-US"/>
-          </w:rPr>
-          <w:t>visualstudio</w:t>
-        </w:r>
-        <w:proofErr w:type="spellEnd"/>
-        <w:r>
-          <w:rPr>
-            <w:rStyle w:val="af1"/>
-            <w:rFonts w:ascii="Times New Roman" w:hAnsi="Times New Roman"/>
-            <w:sz w:val="28"/>
-            <w:szCs w:val="28"/>
-          </w:rPr>
-          <w:t>.</w:t>
-        </w:r>
-        <w:proofErr w:type="spellStart"/>
-        <w:r>
-          <w:rPr>
-            <w:rStyle w:val="af1"/>
-            <w:rFonts w:ascii="Times New Roman" w:hAnsi="Times New Roman"/>
-            <w:sz w:val="28"/>
-            <w:szCs w:val="28"/>
-            <w:lang w:val="en-US"/>
-          </w:rPr>
-          <w:t>microsoft</w:t>
-        </w:r>
-        <w:proofErr w:type="spellEnd"/>
-        <w:r>
-          <w:rPr>
-            <w:rStyle w:val="af1"/>
-            <w:rFonts w:ascii="Times New Roman" w:hAnsi="Times New Roman"/>
-            <w:sz w:val="28"/>
-            <w:szCs w:val="28"/>
-          </w:rPr>
-          <w:t>.</w:t>
-        </w:r>
-        <w:r>
-          <w:rPr>
-            <w:rStyle w:val="af1"/>
-            <w:rFonts w:ascii="Times New Roman" w:hAnsi="Times New Roman"/>
-            <w:sz w:val="28"/>
-            <w:szCs w:val="28"/>
-            <w:lang w:val="en-US"/>
-          </w:rPr>
-          <w:t>com</w:t>
-        </w:r>
-        <w:r>
-          <w:rPr>
-            <w:rStyle w:val="af1"/>
-            <w:rFonts w:ascii="Times New Roman" w:hAnsi="Times New Roman"/>
-            <w:sz w:val="28"/>
-            <w:szCs w:val="28"/>
-          </w:rPr>
-          <w:t>/</w:t>
-        </w:r>
-        <w:proofErr w:type="spellStart"/>
-        <w:r>
-          <w:rPr>
-            <w:rStyle w:val="af1"/>
-            <w:rFonts w:ascii="Times New Roman" w:hAnsi="Times New Roman"/>
-            <w:sz w:val="28"/>
-            <w:szCs w:val="28"/>
-            <w:lang w:val="en-US"/>
-          </w:rPr>
-          <w:t>ru</w:t>
-        </w:r>
-        <w:proofErr w:type="spellEnd"/>
-        <w:r>
-          <w:rPr>
-            <w:rStyle w:val="af1"/>
-            <w:rFonts w:ascii="Times New Roman" w:hAnsi="Times New Roman"/>
-            <w:sz w:val="28"/>
-            <w:szCs w:val="28"/>
-          </w:rPr>
-          <w:t>/</w:t>
-        </w:r>
-      </w:hyperlink>
-      <w:r>
-        <w:rPr>
-          <w:rFonts w:ascii="Times New Roman" w:hAnsi="Times New Roman"/>
-          <w:sz w:val="28"/>
-          <w:szCs w:val="28"/>
-        </w:rPr>
-        <w:t xml:space="preserve"> (</w:t>
-      </w:r>
-      <w:r>
-        <w:rPr>
-          <w:rFonts w:ascii="Times New Roman" w:hAnsi="Times New Roman"/>
-          <w:sz w:val="28"/>
-          <w:szCs w:val="28"/>
-        </w:rPr>
-        <w:t>дата обращения:24.02.2026)</w:t>
-      </w:r>
-    </w:p>
-    <w:p>
-      <w:pPr>
-        <w:pStyle w:val="a7"/>
-        <w:numPr>
-          <w:ilvl w:val="0"/>
-          <w:numId w:val="2"/>
-        </w:numPr>
-        <w:rPr>
-          <w:rFonts w:ascii="Times New Roman" w:hAnsi="Times New Roman"/>
-          <w:sz w:val="28"/>
-          <w:szCs w:val="28"/>
-        </w:rPr>
-      </w:pPr>
-      <w:hyperlink r:id="rId11" w:history="1">
-        <w:r>
-          <w:rPr>
-            <w:rStyle w:val="af1"/>
-            <w:rFonts w:ascii="Times New Roman" w:hAnsi="Times New Roman"/>
-            <w:sz w:val="28"/>
-            <w:szCs w:val="28"/>
-          </w:rPr>
-          <w:t>https://learn.microsoft.com/en-us/ssms/install/install</w:t>
-        </w:r>
-      </w:hyperlink>
-      <w:r>
-        <w:rPr>
-          <w:rFonts w:ascii="Times New Roman" w:hAnsi="Times New Roman"/>
-          <w:sz w:val="28"/>
-          <w:szCs w:val="28"/>
-        </w:rPr>
-        <w:t xml:space="preserve">  (</w:t>
-      </w:r>
-      <w:r>
-        <w:rPr>
-          <w:rFonts w:ascii="Times New Roman" w:hAnsi="Times New Roman"/>
-          <w:sz w:val="28"/>
-          <w:szCs w:val="28"/>
-        </w:rPr>
-        <w:t>дата обращения:24.02.2026)</w:t>
-      </w:r>
-    </w:p>
-    <w:p>
-      <w:pPr>
-        <w:pStyle w:val="a7"/>
-        <w:numPr>
-          <w:ilvl w:val="0"/>
-          <w:numId w:val="2"/>
-        </w:numPr>
-        <w:rPr>
-          <w:rFonts w:ascii="Times New Roman" w:hAnsi="Times New Roman"/>
-          <w:sz w:val="28"/>
-          <w:szCs w:val="28"/>
-        </w:rPr>
-      </w:pPr>
-      <w:hyperlink r:id="rId12" w:history="1">
-        <w:r>
-          <w:rPr>
-            <w:rStyle w:val="af1"/>
-            <w:rFonts w:ascii="Times New Roman" w:hAnsi="Times New Roman"/>
-            <w:sz w:val="28"/>
-            <w:szCs w:val="28"/>
-          </w:rPr>
-          <w:t>https://www.microsoft.com/ru-ru/sql-server</w:t>
-        </w:r>
-      </w:hyperlink>
-      <w:r>
-        <w:rPr>
-          <w:rFonts w:ascii="Times New Roman" w:hAnsi="Times New Roman"/>
-          <w:sz w:val="28"/>
-          <w:szCs w:val="28"/>
-        </w:rPr>
-        <w:t xml:space="preserve">  (</w:t>
-      </w:r>
-      <w:r>
-        <w:rPr>
-          <w:rFonts w:ascii="Times New Roman" w:hAnsi="Times New Roman"/>
-          <w:sz w:val="28"/>
-          <w:szCs w:val="28"/>
-        </w:rPr>
-        <w:t>дата обращения:24.02.2026)</w:t>
-      </w:r>
-    </w:p>
-    <w:p>
-      <w:pPr>
-        <w:pStyle w:val="a7"/>
-        <w:numPr>
-          <w:ilvl w:val="0"/>
-          <w:numId w:val="2"/>
-        </w:numPr>
-        <w:rPr>
-          <w:rFonts w:ascii="Times New Roman" w:hAnsi="Times New Roman"/>
-          <w:sz w:val="28"/>
-          <w:szCs w:val="28"/>
-        </w:rPr>
-      </w:pPr>
-      <w:hyperlink r:id="rId13" w:history="1">
-        <w:r>
-          <w:rPr>
-            <w:rStyle w:val="af1"/>
-            <w:rFonts w:ascii="Times New Roman" w:hAnsi="Times New Roman"/>
-            <w:sz w:val="28"/>
-            <w:szCs w:val="28"/>
-          </w:rPr>
-          <w:t>https://learn.microsoft.com/ru-ru/aspnet/web-api/overview/advanced/calling-a-web-api-from-a-net-client</w:t>
-        </w:r>
-      </w:hyperlink>
-      <w:r>
-        <w:rPr>
-          <w:rFonts w:ascii="Times New Roman" w:hAnsi="Times New Roman"/>
-          <w:sz w:val="28"/>
-          <w:szCs w:val="28"/>
-        </w:rPr>
-        <w:t xml:space="preserve"> </w:t>
-      </w:r>
-      <w:r>
-        <w:rPr>
-          <w:rFonts w:ascii="Times New Roman" w:hAnsi="Times New Roman"/>
-          <w:sz w:val="28"/>
-          <w:szCs w:val="28"/>
-        </w:rPr>
-        <w:t>дата обращения:</w:t>
-      </w:r>
-      <w:r>
-        <w:rPr>
-          <w:rFonts w:ascii="Times New Roman" w:hAnsi="Times New Roman"/>
-          <w:sz w:val="28"/>
-          <w:szCs w:val="28"/>
-        </w:rPr>
-        <w:t xml:space="preserve"> </w:t>
-      </w:r>
-      <w:r>
-        <w:rPr>
-          <w:rFonts w:ascii="Times New Roman" w:hAnsi="Times New Roman"/>
-          <w:sz w:val="28"/>
-          <w:szCs w:val="28"/>
-        </w:rPr>
-        <w:t>24.02.2026</w:t>
-      </w:r>
-      <w:r>
-        <w:rPr>
-          <w:rFonts w:ascii="Times New Roman" w:hAnsi="Times New Roman"/>
-          <w:sz w:val="28"/>
-          <w:szCs w:val="28"/>
-        </w:rPr>
-        <w:t xml:space="preserve"> - </w:t>
-      </w:r>
-      <w:r>
-        <w:rPr>
-          <w:rFonts w:ascii="Times New Roman" w:hAnsi="Times New Roman"/>
-          <w:sz w:val="28"/>
-          <w:szCs w:val="28"/>
-        </w:rPr>
-        <w:t>2</w:t>
-      </w:r>
-      <w:r>
-        <w:rPr>
-          <w:rFonts w:ascii="Times New Roman" w:hAnsi="Times New Roman"/>
-          <w:sz w:val="28"/>
-          <w:szCs w:val="28"/>
-        </w:rPr>
-        <w:t>7</w:t>
-      </w:r>
-      <w:r>
-        <w:rPr>
-          <w:rFonts w:ascii="Times New Roman" w:hAnsi="Times New Roman"/>
-          <w:sz w:val="28"/>
-          <w:szCs w:val="28"/>
-        </w:rPr>
-        <w:t>.02.2026)</w:t>
-      </w:r>
-    </w:p>
-    <w:p>
-      <w:pPr>
-        <w:pStyle w:val="a7"/>
-        <w:numPr>
-          <w:ilvl w:val="0"/>
-          <w:numId w:val="2"/>
-        </w:numPr>
-        <w:rPr>
-          <w:rFonts w:ascii="Times New Roman" w:hAnsi="Times New Roman"/>
-          <w:sz w:val="28"/>
-          <w:szCs w:val="28"/>
-        </w:rPr>
-      </w:pPr>
-      <w:hyperlink r:id="rId14" w:history="1">
-        <w:r>
-          <w:rPr>
-            <w:rStyle w:val="af1"/>
-            <w:rFonts w:ascii="Times New Roman" w:hAnsi="Times New Roman"/>
-            <w:sz w:val="28"/>
-            <w:szCs w:val="28"/>
+            <w:sz w:val="24"/>
+            <w:szCs w:val="24"/>
           </w:rPr>
           <w:t>https://ru.stackoverflow.com/questions/779692/android-studio-3-0-1-%D0%9A%D0%B0%D0%BA-%D0%B4%D0%BE%D0%B1%D0%B0%D0%B2%D0%B8%D1%82%D1%8C-%D0%BF%D0%BE%D0%B4%D0%B4%D0%B5%D1%80%D0%B6%D0%BA%D1%83-api-20-%D0%B8-%D0%BD%D0%B8%D0%B6%D0%B5</w:t>
         </w:r>
@@ -7272,66 +6316,10 @@
       <w:r>
         <w:rPr>
           <w:rFonts w:ascii="Times New Roman" w:hAnsi="Times New Roman"/>
-          <w:sz w:val="28"/>
-          <w:szCs w:val="28"/>
-        </w:rPr>
-        <w:t xml:space="preserve"> (</w:t>
-      </w:r>
-      <w:r>
-        <w:rPr>
-          <w:rFonts w:ascii="Times New Roman" w:hAnsi="Times New Roman"/>
-          <w:sz w:val="28"/>
-          <w:szCs w:val="28"/>
-        </w:rPr>
-        <w:t>дата обращения:</w:t>
-      </w:r>
-      <w:r>
-        <w:rPr>
-          <w:rFonts w:ascii="Times New Roman" w:hAnsi="Times New Roman"/>
-          <w:sz w:val="28"/>
-          <w:szCs w:val="28"/>
-        </w:rPr>
-        <w:t xml:space="preserve"> </w:t>
-      </w:r>
-      <w:r>
-        <w:rPr>
-          <w:rFonts w:ascii="Times New Roman" w:hAnsi="Times New Roman"/>
-          <w:sz w:val="28"/>
-          <w:szCs w:val="28"/>
-        </w:rPr>
-        <w:t>24.02.2026</w:t>
-      </w:r>
-      <w:r>
-        <w:rPr>
-          <w:rFonts w:ascii="Times New Roman" w:hAnsi="Times New Roman"/>
-          <w:sz w:val="28"/>
-          <w:szCs w:val="28"/>
-        </w:rPr>
-        <w:t xml:space="preserve"> - </w:t>
-      </w:r>
-      <w:r>
-        <w:rPr>
-          <w:rFonts w:ascii="Times New Roman" w:hAnsi="Times New Roman"/>
-          <w:sz w:val="28"/>
-          <w:szCs w:val="28"/>
-        </w:rPr>
-        <w:t>2</w:t>
-      </w:r>
-      <w:r>
-        <w:rPr>
-          <w:rFonts w:ascii="Times New Roman" w:hAnsi="Times New Roman"/>
-          <w:sz w:val="28"/>
-          <w:szCs w:val="28"/>
-        </w:rPr>
-        <w:t>7</w:t>
-      </w:r>
-      <w:r>
-        <w:rPr>
-          <w:rFonts w:ascii="Times New Roman" w:hAnsi="Times New Roman"/>
-          <w:sz w:val="28"/>
-          <w:szCs w:val="28"/>
-        </w:rPr>
-        <w:t>.02.2026)</w:t>
+          <w:sz w:val="24"/>
+          <w:szCs w:val="24"/>
+        </w:rPr>
+        <w:t xml:space="preserve"> (дата обращения: 24.02.2026 - 27.02.2026)</w:t>
       </w:r>
     </w:p>
     <w:p>
@@ -7340,23 +6328,25 @@
         <w:ind w:left="1065"/>
         <w:rPr>
           <w:rFonts w:ascii="Times New Roman" w:hAnsi="Times New Roman"/>
-          <w:sz w:val="28"/>
-          <w:szCs w:val="28"/>
-        </w:rPr>
-      </w:pPr>
-    </w:p>
-    <w:p>
-      <w:pPr>
-        <w:rPr>
-          <w:color w:val="000000" w:themeColor="text1"/>
+          <w:sz w:val="24"/>
+          <w:szCs w:val="24"/>
+        </w:rPr>
+      </w:pPr>
+    </w:p>
+    <w:p>
+      <w:pPr>
+        <w:rPr>
+          <w:rFonts w:ascii="Times New Roman" w:hAnsi="Times New Roman"/>
+          <w:color w:val="000000" w:themeColor="text1"/>
+          <w:sz w:val="24"/>
+          <w:szCs w:val="24"/>
         </w:rPr>
       </w:pPr>
     </w:p>
     <w:sectPr>
-      <w:headerReference w:type="default" r:id="rId15"/>
-      <w:footerReference w:type="default" r:id="rId16"/>
-      <w:headerReference w:type="first" r:id="rId17"/>
-      <w:footerReference w:type="first" r:id="rId18"/>
+      <w:footerReference w:type="default" r:id="rId11"/>
+      <w:headerReference w:type="first" r:id="rId12"/>
+      <w:footerReference w:type="first" r:id="rId13"/>
       <w:pgSz w:w="11906" w:h="16838"/>
       <w:pgMar w:top="1134" w:right="850" w:bottom="1134" w:left="1701" w:header="708" w:footer="708" w:gutter="0"/>
       <w:cols w:space="708"/>
@@ -7475,36 +6465,6 @@
 </file>
 
 <file path=word/header1.xml><?xml version="1.0" encoding="utf-8"?>
-<w:hdr xmlns:wpc="http://schemas.microsoft.com/office/word/2010/wordprocessingCanvas" xmlns:cx="http://schemas.microsoft.com/office/drawing/2014/chartex" xmlns:cx1="http://schemas.microsoft.com/office/drawing/2015/9/8/chartex" xmlns:cx2="http://schemas.microsoft.com/office/drawing/2015/10/21/chartex" xmlns:cx3="http://schemas.microsoft.com/office/drawing/2016/5/9/chartex" xmlns:cx4="http://schemas.microsoft.com/office/drawing/2016/5/10/chartex" xmlns:cx5="http://schemas.microsoft.com/office/drawing/2016/5/11/chartex" xmlns:cx6="http://schemas.microsoft.com/office/drawing/2016/5/12/chartex" xmlns:cx7="http://schemas.microsoft.com/office/drawing/2016/5/13/chartex" xmlns:cx8="http://schemas.microsoft.com/office/drawing/2016/5/14/chartex" xmlns:mc="http://schemas.openxmlformats.org/markup-compatibility/2006" xmlns:aink="http://schemas.microsoft.com/office/drawing/2016/ink" xmlns:am3d="http://schemas.microsoft.com/office/drawing/2017/model3d" xmlns:o="urn:schemas-microsoft-com:office:office" xmlns:oel="http://schemas.microsoft.com/office/2019/extlst" xmlns:r="http://schemas.openxmlformats.org/officeDocument/2006/relationships" xmlns:m="http://schemas.openxmlformats.org/officeDocument/2006/math" xmlns:v="urn:schemas-microsoft-com:vml" xmlns:wp14="http://schemas.microsoft.com/office/word/2010/wordprocessingDrawing" xmlns:wp="http://schemas.openxmlformats.org/drawingml/2006/wordprocessingDrawing" xmlns:w10="urn:schemas-microsoft-com:office:word" xmlns:w="http://schemas.openxmlformats.org/wordprocessingml/2006/main" xmlns:w14="http://schemas.microsoft.com/office/word/2010/wordml" xmlns:w15="http://schemas.microsoft.com/office/word/2012/wordml" xmlns:w16cex="http://schemas.microsoft.com/office/word/2018/wordml/cex" xmlns:w16cid="http://schemas.microsoft.com/office/word/2016/wordml/cid" xmlns:w16="http://schemas.microsoft.com/office/word/2018/wordml" xmlns:w16sdtdh="http://schemas.microsoft.com/office/word/2020/wordml/sdtdatahash" xmlns:w16se="http://schemas.microsoft.com/office/word/2015/wordml/symex" xmlns:wpg="http://schemas.microsoft.com/office/word/2010/wordprocessingGroup" xmlns:wpi="http://schemas.microsoft.com/office/word/2010/wordprocessingInk" xmlns:wne="http://schemas.microsoft.com/office/word/2006/wordml" xmlns:wps="http://schemas.microsoft.com/office/word/2010/wordprocessingShape" mc:Ignorable="w14 w15 w16se w16cid w16 w16cex w16sdtdh wp14">
-  <w:p>
-    <w:pPr>
-      <w:spacing w:line="360" w:lineRule="auto"/>
-      <w:ind w:firstLine="708"/>
-      <w:jc w:val="both"/>
-      <w:rPr>
-        <w:rFonts w:ascii="Times New Roman" w:hAnsi="Times New Roman"/>
-        <w:sz w:val="28"/>
-        <w:szCs w:val="28"/>
-      </w:rPr>
-    </w:pPr>
-    <w:r>
-      <w:rPr>
-        <w:rFonts w:ascii="Times New Roman" w:hAnsi="Times New Roman"/>
-        <w:sz w:val="28"/>
-        <w:szCs w:val="28"/>
-      </w:rPr>
-      <w:t>БПОУ ОО «Омский авиационный колледж имени Н.Е. Жуковского»</w:t>
-    </w:r>
-  </w:p>
-  <w:p>
-    <w:pPr>
-      <w:pStyle w:val="ac"/>
-    </w:pPr>
-  </w:p>
-</w:hdr>
-</file>
-
-<file path=word/header2.xml><?xml version="1.0" encoding="utf-8"?>
 <w:hdr xmlns:wpc="http://schemas.microsoft.com/office/word/2010/wordprocessingCanvas" xmlns:cx="http://schemas.microsoft.com/office/drawing/2014/chartex" xmlns:cx1="http://schemas.microsoft.com/office/drawing/2015/9/8/chartex" xmlns:cx2="http://schemas.microsoft.com/office/drawing/2015/10/21/chartex" xmlns:cx3="http://schemas.microsoft.com/office/drawing/2016/5/9/chartex" xmlns:cx4="http://schemas.microsoft.com/office/drawing/2016/5/10/chartex" xmlns:cx5="http://schemas.microsoft.com/office/drawing/2016/5/11/chartex" xmlns:cx6="http://schemas.microsoft.com/office/drawing/2016/5/12/chartex" xmlns:cx7="http://schemas.microsoft.com/office/drawing/2016/5/13/chartex" xmlns:cx8="http://schemas.microsoft.com/office/drawing/2016/5/14/chartex" xmlns:mc="http://schemas.openxmlformats.org/markup-compatibility/2006" xmlns:aink="http://schemas.microsoft.com/office/drawing/2016/ink" xmlns:am3d="http://schemas.microsoft.com/office/drawing/2017/model3d" xmlns:o="urn:schemas-microsoft-com:office:office" xmlns:oel="http://schemas.microsoft.com/office/2019/extlst" xmlns:r="http://schemas.openxmlformats.org/officeDocument/2006/relationships" xmlns:m="http://schemas.openxmlformats.org/officeDocument/2006/math" xmlns:v="urn:schemas-microsoft-com:vml" xmlns:wp14="http://schemas.microsoft.com/office/word/2010/wordprocessingDrawing" xmlns:wp="http://schemas.openxmlformats.org/drawingml/2006/wordprocessingDrawing" xmlns:w10="urn:schemas-microsoft-com:office:word" xmlns:w="http://schemas.openxmlformats.org/wordprocessingml/2006/main" xmlns:w14="http://schemas.microsoft.com/office/word/2010/wordml" xmlns:w15="http://schemas.microsoft.com/office/word/2012/wordml" xmlns:w16cex="http://schemas.microsoft.com/office/word/2018/wordml/cex" xmlns:w16cid="http://schemas.microsoft.com/office/word/2016/wordml/cid" xmlns:w16="http://schemas.microsoft.com/office/word/2018/wordml" xmlns:w16sdtdh="http://schemas.microsoft.com/office/word/2020/wordml/sdtdatahash" xmlns:w16se="http://schemas.microsoft.com/office/word/2015/wordml/symex" xmlns:wpg="http://schemas.microsoft.com/office/word/2010/wordprocessingGroup" xmlns:wpi="http://schemas.microsoft.com/office/word/2010/wordprocessingInk" xmlns:wne="http://schemas.microsoft.com/office/word/2006/wordml" xmlns:wps="http://schemas.microsoft.com/office/word/2010/wordprocessingShape" mc:Ignorable="w14 w15 w16se w16cid w16 w16cex w16sdtdh wp14">
   <w:p>
     <w:pPr>
@@ -8359,6 +7319,7 @@
   <w:style w:type="character" w:default="1" w:styleId="a0">
     <w:name w:val="Default Paragraph Font"/>
     <w:uiPriority w:val="1"/>
+    <w:semiHidden/>
     <w:unhideWhenUsed/>
   </w:style>
   <w:style w:type="table" w:default="1" w:styleId="a1">
@@ -8844,6 +7805,18 @@
       <w:shd w:val="clear" w:color="auto" w:fill="E1DFDD"/>
     </w:rPr>
   </w:style>
+  <w:style w:type="character" w:styleId="af5">
+    <w:name w:val="FollowedHyperlink"/>
+    <w:basedOn w:val="a0"/>
+    <w:uiPriority w:val="99"/>
+    <w:semiHidden/>
+    <w:unhideWhenUsed/>
+    <w:rsid w:val="009D765A"/>
+    <w:rPr>
+      <w:color w:val="96607D" w:themeColor="followedHyperlink"/>
+      <w:u w:val="single"/>
+    </w:rPr>
+  </w:style>
 </w:styles>
 </file>
 
